--- a/BaoCao/Báo cáo Project_1 xây dụng website quản lý bệnh viện.docx
+++ b/BaoCao/Báo cáo Project_1 xây dụng website quản lý bệnh viện.docx
@@ -94,7 +94,7 @@
           <w:lang w:eastAsia="vi-VN"/>
         </w:rPr>
         <w:drawing>
-          <wp:inline distT="0" distB="0" distL="0" distR="0" wp14:anchorId="3D9B1120" wp14:editId="02AAC2FA">
+          <wp:inline distT="0" distB="0" distL="0" distR="0" wp14:anchorId="3D9B1120" wp14:editId="353B3CBA">
             <wp:extent cx="1521438" cy="1521438"/>
             <wp:effectExtent l="0" t="0" r="3175" b="3175"/>
             <wp:docPr id="1" name="Picture 1"/>
@@ -570,52 +570,6 @@
           <w:rFonts w:cs="Times New Roman"/>
           <w:b/>
           <w:bCs/>
-          <w:lang w:val="en-US"/>
-        </w:rPr>
-      </w:pPr>
-    </w:p>
-    <w:p>
-      <w:pPr>
-        <w:ind w:firstLine="0"/>
-        <w:jc w:val="center"/>
-        <w:rPr>
-          <w:rFonts w:cs="Times New Roman"/>
-          <w:b/>
-          <w:bCs/>
-          <w:lang w:val="en-US"/>
-        </w:rPr>
-      </w:pPr>
-    </w:p>
-    <w:p>
-      <w:pPr>
-        <w:ind w:firstLine="0"/>
-        <w:jc w:val="center"/>
-        <w:rPr>
-          <w:rFonts w:cs="Times New Roman"/>
-          <w:b/>
-          <w:bCs/>
-        </w:rPr>
-      </w:pPr>
-    </w:p>
-    <w:p>
-      <w:pPr>
-        <w:ind w:firstLine="0"/>
-        <w:jc w:val="center"/>
-        <w:rPr>
-          <w:rFonts w:cs="Times New Roman"/>
-          <w:b/>
-          <w:bCs/>
-        </w:rPr>
-      </w:pPr>
-    </w:p>
-    <w:p>
-      <w:pPr>
-        <w:ind w:firstLine="0"/>
-        <w:jc w:val="center"/>
-        <w:rPr>
-          <w:rFonts w:cs="Times New Roman"/>
-          <w:b/>
-          <w:bCs/>
         </w:rPr>
       </w:pPr>
       <w:r>
@@ -748,7 +702,7 @@
           <w:lang w:eastAsia="vi-VN"/>
         </w:rPr>
         <w:drawing>
-          <wp:inline distT="0" distB="0" distL="0" distR="0" wp14:anchorId="0BA937F1" wp14:editId="5C9CB3CE">
+          <wp:inline distT="0" distB="0" distL="0" distR="0" wp14:anchorId="0BA937F1" wp14:editId="6977D535">
             <wp:extent cx="1521438" cy="1521438"/>
             <wp:effectExtent l="0" t="0" r="3175" b="3175"/>
             <wp:docPr id="1944883759" name="Picture 1944883759"/>
@@ -1238,40 +1192,6 @@
           <w:bCs/>
           <w:lang w:val="en-US"/>
         </w:rPr>
-      </w:pPr>
-    </w:p>
-    <w:p>
-      <w:pPr>
-        <w:ind w:firstLine="0"/>
-        <w:jc w:val="center"/>
-        <w:rPr>
-          <w:rFonts w:cs="Times New Roman"/>
-          <w:b/>
-          <w:bCs/>
-        </w:rPr>
-      </w:pPr>
-    </w:p>
-    <w:p>
-      <w:pPr>
-        <w:ind w:firstLine="0"/>
-        <w:jc w:val="center"/>
-        <w:rPr>
-          <w:rFonts w:cs="Times New Roman"/>
-          <w:b/>
-          <w:bCs/>
-        </w:rPr>
-      </w:pPr>
-    </w:p>
-    <w:p>
-      <w:pPr>
-        <w:ind w:firstLine="0"/>
-        <w:jc w:val="center"/>
-        <w:rPr>
-          <w:rFonts w:cs="Times New Roman"/>
-          <w:b/>
-          <w:bCs/>
-          <w:lang w:val="en-US"/>
-        </w:rPr>
         <w:sectPr>
           <w:pgSz w:w="12240" w:h="15840"/>
           <w:pgMar w:top="1134" w:right="1134" w:bottom="1134" w:left="1701" w:header="720" w:footer="720" w:gutter="0"/>
@@ -1321,7 +1241,7 @@
           <w:numId w:val="0"/>
         </w:numPr>
       </w:pPr>
-      <w:bookmarkStart w:id="0" w:name="_Toc208312505"/>
+      <w:bookmarkStart w:id="0" w:name="_Toc208858320"/>
       <w:r>
         <w:lastRenderedPageBreak/>
         <w:t>LỜI CẢM ƠN</w:t>
@@ -1442,7 +1362,7 @@
           <w:numId w:val="0"/>
         </w:numPr>
       </w:pPr>
-      <w:bookmarkStart w:id="1" w:name="_Toc208312506"/>
+      <w:bookmarkStart w:id="1" w:name="_Toc208858321"/>
       <w:r>
         <w:lastRenderedPageBreak/>
         <w:t>LỜI NÓI ĐẦU</w:t>
@@ -1592,11 +1512,6 @@
       </w:r>
     </w:p>
     <w:p>
-      <w:pPr>
-        <w:rPr>
-          <w:lang w:val="en-US"/>
-        </w:rPr>
-      </w:pPr>
       <w:r>
         <w:rPr>
           <w:lang w:val="en-US"/>
@@ -1616,12 +1531,6 @@
           <w:lang w:val="en-US"/>
         </w:rPr>
         <w:t>. Nhóm hy vọng kết quả sẽ là tài liệu tham khảo hữu ích, góp phần vào quá trình triển khai hệ thống quản lý bệnh viện trong thực tế.</w:t>
-      </w:r>
-    </w:p>
-    <w:p>
-      <w:r>
-        <w:lastRenderedPageBreak/>
-        <w:br w:type="page"/>
       </w:r>
     </w:p>
     <w:p>
@@ -1632,7 +1541,7 @@
           <w:numId w:val="0"/>
         </w:numPr>
       </w:pPr>
-      <w:bookmarkStart w:id="2" w:name="_Toc208312507"/>
+      <w:bookmarkStart w:id="2" w:name="_Toc208858322"/>
       <w:r>
         <w:lastRenderedPageBreak/>
         <w:t>MỤC LỤC</w:t>
@@ -1641,6 +1550,13 @@
     </w:p>
     <w:sdt>
       <w:sdtPr>
+        <w:rPr>
+          <w:rFonts w:ascii="Times New Roman" w:eastAsiaTheme="minorHAnsi" w:hAnsi="Times New Roman" w:cstheme="minorBidi"/>
+          <w:color w:val="000000" w:themeColor="text1"/>
+          <w:sz w:val="28"/>
+          <w:szCs w:val="22"/>
+          <w:lang w:val="vi-VN"/>
+        </w:rPr>
         <w:id w:val="-633173760"/>
         <w:docPartObj>
           <w:docPartGallery w:val="Table of Contents"/>
@@ -1649,14 +1565,9 @@
       </w:sdtPr>
       <w:sdtEndPr>
         <w:rPr>
-          <w:rFonts w:ascii="Times New Roman" w:eastAsiaTheme="minorHAnsi" w:hAnsi="Times New Roman" w:cstheme="minorBidi"/>
           <w:b/>
           <w:bCs/>
           <w:noProof/>
-          <w:color w:val="000000" w:themeColor="text1"/>
-          <w:sz w:val="28"/>
-          <w:szCs w:val="22"/>
-          <w:lang w:val="vi-VN"/>
         </w:rPr>
       </w:sdtEndPr>
       <w:sdtContent>
@@ -1694,7 +1605,7 @@
           <w:r>
             <w:fldChar w:fldCharType="separate"/>
           </w:r>
-          <w:hyperlink w:anchor="_Toc208312505" w:history="1">
+          <w:hyperlink w:anchor="_Toc208858320" w:history="1">
             <w:r>
               <w:rPr>
                 <w:rStyle w:val="Hyperlink"/>
@@ -1721,7 +1632,7 @@
                 <w:noProof/>
                 <w:webHidden/>
               </w:rPr>
-              <w:instrText xml:space="preserve"> PAGEREF _Toc208312505 \h </w:instrText>
+              <w:instrText xml:space="preserve"> PAGEREF _Toc208858320 \h </w:instrText>
             </w:r>
             <w:r>
               <w:rPr>
@@ -1769,7 +1680,7 @@
               <w14:ligatures w14:val="standardContextual"/>
             </w:rPr>
           </w:pPr>
-          <w:hyperlink w:anchor="_Toc208312506" w:history="1">
+          <w:hyperlink w:anchor="_Toc208858321" w:history="1">
             <w:r>
               <w:rPr>
                 <w:rStyle w:val="Hyperlink"/>
@@ -1796,7 +1707,7 @@
                 <w:noProof/>
                 <w:webHidden/>
               </w:rPr>
-              <w:instrText xml:space="preserve"> PAGEREF _Toc208312506 \h </w:instrText>
+              <w:instrText xml:space="preserve"> PAGEREF _Toc208858321 \h </w:instrText>
             </w:r>
             <w:r>
               <w:rPr>
@@ -1844,7 +1755,7 @@
               <w14:ligatures w14:val="standardContextual"/>
             </w:rPr>
           </w:pPr>
-          <w:hyperlink w:anchor="_Toc208312507" w:history="1">
+          <w:hyperlink w:anchor="_Toc208858322" w:history="1">
             <w:r>
               <w:rPr>
                 <w:rStyle w:val="Hyperlink"/>
@@ -1871,7 +1782,7 @@
                 <w:noProof/>
                 <w:webHidden/>
               </w:rPr>
-              <w:instrText xml:space="preserve"> PAGEREF _Toc208312507 \h </w:instrText>
+              <w:instrText xml:space="preserve"> PAGEREF _Toc208858322 \h </w:instrText>
             </w:r>
             <w:r>
               <w:rPr>
@@ -1891,7 +1802,7 @@
                 <w:noProof/>
                 <w:webHidden/>
               </w:rPr>
-              <w:t>iv</w:t>
+              <w:t>iii</w:t>
             </w:r>
             <w:r>
               <w:rPr>
@@ -1919,7 +1830,7 @@
               <w14:ligatures w14:val="standardContextual"/>
             </w:rPr>
           </w:pPr>
-          <w:hyperlink w:anchor="_Toc208312508" w:history="1">
+          <w:hyperlink w:anchor="_Toc208858323" w:history="1">
             <w:r>
               <w:rPr>
                 <w:rStyle w:val="Hyperlink"/>
@@ -1946,7 +1857,7 @@
                 <w:noProof/>
                 <w:webHidden/>
               </w:rPr>
-              <w:instrText xml:space="preserve"> PAGEREF _Toc208312508 \h </w:instrText>
+              <w:instrText xml:space="preserve"> PAGEREF _Toc208858323 \h </w:instrText>
             </w:r>
             <w:r>
               <w:rPr>
@@ -1966,7 +1877,7 @@
                 <w:noProof/>
                 <w:webHidden/>
               </w:rPr>
-              <w:t>vi</w:t>
+              <w:t>v</w:t>
             </w:r>
             <w:r>
               <w:rPr>
@@ -1994,7 +1905,7 @@
               <w14:ligatures w14:val="standardContextual"/>
             </w:rPr>
           </w:pPr>
-          <w:hyperlink w:anchor="_Toc208312509" w:history="1">
+          <w:hyperlink w:anchor="_Toc208858324" w:history="1">
             <w:r>
               <w:rPr>
                 <w:rStyle w:val="Hyperlink"/>
@@ -2021,7 +1932,7 @@
                 <w:noProof/>
                 <w:webHidden/>
               </w:rPr>
-              <w:instrText xml:space="preserve"> PAGEREF _Toc208312509 \h </w:instrText>
+              <w:instrText xml:space="preserve"> PAGEREF _Toc208858324 \h </w:instrText>
             </w:r>
             <w:r>
               <w:rPr>
@@ -2069,7 +1980,7 @@
               <w14:ligatures w14:val="standardContextual"/>
             </w:rPr>
           </w:pPr>
-          <w:hyperlink w:anchor="_Toc208312510" w:history="1">
+          <w:hyperlink w:anchor="_Toc208858325" w:history="1">
             <w:r>
               <w:rPr>
                 <w:rStyle w:val="Hyperlink"/>
@@ -2096,7 +2007,7 @@
                 <w:noProof/>
                 <w:webHidden/>
               </w:rPr>
-              <w:instrText xml:space="preserve"> PAGEREF _Toc208312510 \h </w:instrText>
+              <w:instrText xml:space="preserve"> PAGEREF _Toc208858325 \h </w:instrText>
             </w:r>
             <w:r>
               <w:rPr>
@@ -2144,7 +2055,7 @@
               <w14:ligatures w14:val="standardContextual"/>
             </w:rPr>
           </w:pPr>
-          <w:hyperlink w:anchor="_Toc208312511" w:history="1">
+          <w:hyperlink w:anchor="_Toc208858326" w:history="1">
             <w:r>
               <w:rPr>
                 <w:rStyle w:val="Hyperlink"/>
@@ -2171,7 +2082,7 @@
                 <w:noProof/>
                 <w:webHidden/>
               </w:rPr>
-              <w:instrText xml:space="preserve"> PAGEREF _Toc208312511 \h </w:instrText>
+              <w:instrText xml:space="preserve"> PAGEREF _Toc208858326 \h </w:instrText>
             </w:r>
             <w:r>
               <w:rPr>
@@ -2219,7 +2130,7 @@
               <w14:ligatures w14:val="standardContextual"/>
             </w:rPr>
           </w:pPr>
-          <w:hyperlink w:anchor="_Toc208312512" w:history="1">
+          <w:hyperlink w:anchor="_Toc208858327" w:history="1">
             <w:r>
               <w:rPr>
                 <w:rStyle w:val="Hyperlink"/>
@@ -2246,7 +2157,7 @@
                 <w:noProof/>
                 <w:webHidden/>
               </w:rPr>
-              <w:instrText xml:space="preserve"> PAGEREF _Toc208312512 \h </w:instrText>
+              <w:instrText xml:space="preserve"> PAGEREF _Toc208858327 \h </w:instrText>
             </w:r>
             <w:r>
               <w:rPr>
@@ -2294,7 +2205,7 @@
               <w14:ligatures w14:val="standardContextual"/>
             </w:rPr>
           </w:pPr>
-          <w:hyperlink w:anchor="_Toc208312513" w:history="1">
+          <w:hyperlink w:anchor="_Toc208858328" w:history="1">
             <w:r>
               <w:rPr>
                 <w:rStyle w:val="Hyperlink"/>
@@ -2321,7 +2232,7 @@
                 <w:noProof/>
                 <w:webHidden/>
               </w:rPr>
-              <w:instrText xml:space="preserve"> PAGEREF _Toc208312513 \h </w:instrText>
+              <w:instrText xml:space="preserve"> PAGEREF _Toc208858328 \h </w:instrText>
             </w:r>
             <w:r>
               <w:rPr>
@@ -2369,13 +2280,27 @@
               <w14:ligatures w14:val="standardContextual"/>
             </w:rPr>
           </w:pPr>
-          <w:hyperlink w:anchor="_Toc208312514" w:history="1">
+          <w:hyperlink w:anchor="_Toc208858329" w:history="1">
             <w:r>
               <w:rPr>
                 <w:rStyle w:val="Hyperlink"/>
                 <w:noProof/>
               </w:rPr>
-              <w:t>1.2.1. Thu thập yêu cầu</w:t>
+              <w:t>1.2.1. Thu thập</w:t>
+            </w:r>
+            <w:r>
+              <w:rPr>
+                <w:rStyle w:val="Hyperlink"/>
+                <w:noProof/>
+              </w:rPr>
+              <w:t xml:space="preserve"> </w:t>
+            </w:r>
+            <w:r>
+              <w:rPr>
+                <w:rStyle w:val="Hyperlink"/>
+                <w:noProof/>
+              </w:rPr>
+              <w:t>yêu cầu</w:t>
             </w:r>
             <w:r>
               <w:rPr>
@@ -2396,7 +2321,7 @@
                 <w:noProof/>
                 <w:webHidden/>
               </w:rPr>
-              <w:instrText xml:space="preserve"> PAGEREF _Toc208312514 \h </w:instrText>
+              <w:instrText xml:space="preserve"> PAGEREF _Toc208858329 \h </w:instrText>
             </w:r>
             <w:r>
               <w:rPr>
@@ -2444,7 +2369,7 @@
               <w14:ligatures w14:val="standardContextual"/>
             </w:rPr>
           </w:pPr>
-          <w:hyperlink w:anchor="_Toc208312515" w:history="1">
+          <w:hyperlink w:anchor="_Toc208858330" w:history="1">
             <w:r>
               <w:rPr>
                 <w:rStyle w:val="Hyperlink"/>
@@ -2471,7 +2396,7 @@
                 <w:noProof/>
                 <w:webHidden/>
               </w:rPr>
-              <w:instrText xml:space="preserve"> PAGEREF _Toc208312515 \h </w:instrText>
+              <w:instrText xml:space="preserve"> PAGEREF _Toc208858330 \h </w:instrText>
             </w:r>
             <w:r>
               <w:rPr>
@@ -2491,7 +2416,7 @@
                 <w:noProof/>
                 <w:webHidden/>
               </w:rPr>
-              <w:t>21</w:t>
+              <w:t>28</w:t>
             </w:r>
             <w:r>
               <w:rPr>
@@ -2519,7 +2444,7 @@
               <w14:ligatures w14:val="standardContextual"/>
             </w:rPr>
           </w:pPr>
-          <w:hyperlink w:anchor="_Toc208312516" w:history="1">
+          <w:hyperlink w:anchor="_Toc208858331" w:history="1">
             <w:r>
               <w:rPr>
                 <w:rStyle w:val="Hyperlink"/>
@@ -2546,7 +2471,7 @@
                 <w:noProof/>
                 <w:webHidden/>
               </w:rPr>
-              <w:instrText xml:space="preserve"> PAGEREF _Toc208312516 \h </w:instrText>
+              <w:instrText xml:space="preserve"> PAGEREF _Toc208858331 \h </w:instrText>
             </w:r>
             <w:r>
               <w:rPr>
@@ -2566,7 +2491,7 @@
                 <w:noProof/>
                 <w:webHidden/>
               </w:rPr>
-              <w:t>23</w:t>
+              <w:t>30</w:t>
             </w:r>
             <w:r>
               <w:rPr>
@@ -2594,7 +2519,7 @@
               <w14:ligatures w14:val="standardContextual"/>
             </w:rPr>
           </w:pPr>
-          <w:hyperlink w:anchor="_Toc208312517" w:history="1">
+          <w:hyperlink w:anchor="_Toc208858332" w:history="1">
             <w:r>
               <w:rPr>
                 <w:rStyle w:val="Hyperlink"/>
@@ -2621,7 +2546,7 @@
                 <w:noProof/>
                 <w:webHidden/>
               </w:rPr>
-              <w:instrText xml:space="preserve"> PAGEREF _Toc208312517 \h </w:instrText>
+              <w:instrText xml:space="preserve"> PAGEREF _Toc208858332 \h </w:instrText>
             </w:r>
             <w:r>
               <w:rPr>
@@ -2641,7 +2566,7 @@
                 <w:noProof/>
                 <w:webHidden/>
               </w:rPr>
-              <w:t>23</w:t>
+              <w:t>30</w:t>
             </w:r>
             <w:r>
               <w:rPr>
@@ -2669,7 +2594,7 @@
               <w14:ligatures w14:val="standardContextual"/>
             </w:rPr>
           </w:pPr>
-          <w:hyperlink w:anchor="_Toc208312518" w:history="1">
+          <w:hyperlink w:anchor="_Toc208858333" w:history="1">
             <w:r>
               <w:rPr>
                 <w:rStyle w:val="Hyperlink"/>
@@ -2696,7 +2621,7 @@
                 <w:noProof/>
                 <w:webHidden/>
               </w:rPr>
-              <w:instrText xml:space="preserve"> PAGEREF _Toc208312518 \h </w:instrText>
+              <w:instrText xml:space="preserve"> PAGEREF _Toc208858333 \h </w:instrText>
             </w:r>
             <w:r>
               <w:rPr>
@@ -2716,7 +2641,7 @@
                 <w:noProof/>
                 <w:webHidden/>
               </w:rPr>
-              <w:t>23</w:t>
+              <w:t>30</w:t>
             </w:r>
             <w:r>
               <w:rPr>
@@ -2744,7 +2669,7 @@
               <w14:ligatures w14:val="standardContextual"/>
             </w:rPr>
           </w:pPr>
-          <w:hyperlink w:anchor="_Toc208312519" w:history="1">
+          <w:hyperlink w:anchor="_Toc208858334" w:history="1">
             <w:r>
               <w:rPr>
                 <w:rStyle w:val="Hyperlink"/>
@@ -2771,7 +2696,7 @@
                 <w:noProof/>
                 <w:webHidden/>
               </w:rPr>
-              <w:instrText xml:space="preserve"> PAGEREF _Toc208312519 \h </w:instrText>
+              <w:instrText xml:space="preserve"> PAGEREF _Toc208858334 \h </w:instrText>
             </w:r>
             <w:r>
               <w:rPr>
@@ -2791,7 +2716,7 @@
                 <w:noProof/>
                 <w:webHidden/>
               </w:rPr>
-              <w:t>24</w:t>
+              <w:t>31</w:t>
             </w:r>
             <w:r>
               <w:rPr>
@@ -2819,7 +2744,7 @@
               <w14:ligatures w14:val="standardContextual"/>
             </w:rPr>
           </w:pPr>
-          <w:hyperlink w:anchor="_Toc208312520" w:history="1">
+          <w:hyperlink w:anchor="_Toc208858335" w:history="1">
             <w:r>
               <w:rPr>
                 <w:rStyle w:val="Hyperlink"/>
@@ -2846,7 +2771,7 @@
                 <w:noProof/>
                 <w:webHidden/>
               </w:rPr>
-              <w:instrText xml:space="preserve"> PAGEREF _Toc208312520 \h </w:instrText>
+              <w:instrText xml:space="preserve"> PAGEREF _Toc208858335 \h </w:instrText>
             </w:r>
             <w:r>
               <w:rPr>
@@ -2866,7 +2791,7 @@
                 <w:noProof/>
                 <w:webHidden/>
               </w:rPr>
-              <w:t>25</w:t>
+              <w:t>32</w:t>
             </w:r>
             <w:r>
               <w:rPr>
@@ -2894,7 +2819,7 @@
               <w14:ligatures w14:val="standardContextual"/>
             </w:rPr>
           </w:pPr>
-          <w:hyperlink w:anchor="_Toc208312521" w:history="1">
+          <w:hyperlink w:anchor="_Toc208858336" w:history="1">
             <w:r>
               <w:rPr>
                 <w:rStyle w:val="Hyperlink"/>
@@ -2921,7 +2846,7 @@
                 <w:noProof/>
                 <w:webHidden/>
               </w:rPr>
-              <w:instrText xml:space="preserve"> PAGEREF _Toc208312521 \h </w:instrText>
+              <w:instrText xml:space="preserve"> PAGEREF _Toc208858336 \h </w:instrText>
             </w:r>
             <w:r>
               <w:rPr>
@@ -2941,7 +2866,7 @@
                 <w:noProof/>
                 <w:webHidden/>
               </w:rPr>
-              <w:t>25</w:t>
+              <w:t>32</w:t>
             </w:r>
             <w:r>
               <w:rPr>
@@ -2969,7 +2894,7 @@
               <w14:ligatures w14:val="standardContextual"/>
             </w:rPr>
           </w:pPr>
-          <w:hyperlink w:anchor="_Toc208312522" w:history="1">
+          <w:hyperlink w:anchor="_Toc208858337" w:history="1">
             <w:r>
               <w:rPr>
                 <w:rStyle w:val="Hyperlink"/>
@@ -2996,7 +2921,7 @@
                 <w:noProof/>
                 <w:webHidden/>
               </w:rPr>
-              <w:instrText xml:space="preserve"> PAGEREF _Toc208312522 \h </w:instrText>
+              <w:instrText xml:space="preserve"> PAGEREF _Toc208858337 \h </w:instrText>
             </w:r>
             <w:r>
               <w:rPr>
@@ -3016,7 +2941,7 @@
                 <w:noProof/>
                 <w:webHidden/>
               </w:rPr>
-              <w:t>27</w:t>
+              <w:t>34</w:t>
             </w:r>
             <w:r>
               <w:rPr>
@@ -3044,7 +2969,7 @@
               <w14:ligatures w14:val="standardContextual"/>
             </w:rPr>
           </w:pPr>
-          <w:hyperlink w:anchor="_Toc208312523" w:history="1">
+          <w:hyperlink w:anchor="_Toc208858338" w:history="1">
             <w:r>
               <w:rPr>
                 <w:rStyle w:val="Hyperlink"/>
@@ -3071,7 +2996,7 @@
                 <w:noProof/>
                 <w:webHidden/>
               </w:rPr>
-              <w:instrText xml:space="preserve"> PAGEREF _Toc208312523 \h </w:instrText>
+              <w:instrText xml:space="preserve"> PAGEREF _Toc208858338 \h </w:instrText>
             </w:r>
             <w:r>
               <w:rPr>
@@ -3091,7 +3016,7 @@
                 <w:noProof/>
                 <w:webHidden/>
               </w:rPr>
-              <w:t>32</w:t>
+              <w:t>41</w:t>
             </w:r>
             <w:r>
               <w:rPr>
@@ -3119,13 +3044,27 @@
               <w14:ligatures w14:val="standardContextual"/>
             </w:rPr>
           </w:pPr>
-          <w:hyperlink w:anchor="_Toc208312524" w:history="1">
+          <w:hyperlink w:anchor="_Toc208858339" w:history="1">
             <w:r>
               <w:rPr>
                 <w:rStyle w:val="Hyperlink"/>
                 <w:noProof/>
               </w:rPr>
-              <w:t>2.2.4. Biểu đồ ca sử dụng</w:t>
+              <w:t>2.2.4. Biểu đồ c</w:t>
+            </w:r>
+            <w:r>
+              <w:rPr>
+                <w:rStyle w:val="Hyperlink"/>
+                <w:noProof/>
+              </w:rPr>
+              <w:t>a</w:t>
+            </w:r>
+            <w:r>
+              <w:rPr>
+                <w:rStyle w:val="Hyperlink"/>
+                <w:noProof/>
+              </w:rPr>
+              <w:t xml:space="preserve"> sử dụng</w:t>
             </w:r>
             <w:r>
               <w:rPr>
@@ -3146,7 +3085,7 @@
                 <w:noProof/>
                 <w:webHidden/>
               </w:rPr>
-              <w:instrText xml:space="preserve"> PAGEREF _Toc208312524 \h </w:instrText>
+              <w:instrText xml:space="preserve"> PAGEREF _Toc208858339 \h </w:instrText>
             </w:r>
             <w:r>
               <w:rPr>
@@ -3166,7 +3105,7 @@
                 <w:noProof/>
                 <w:webHidden/>
               </w:rPr>
-              <w:t>38</w:t>
+              <w:t>47</w:t>
             </w:r>
             <w:r>
               <w:rPr>
@@ -3194,7 +3133,7 @@
               <w14:ligatures w14:val="standardContextual"/>
             </w:rPr>
           </w:pPr>
-          <w:hyperlink w:anchor="_Toc208312525" w:history="1">
+          <w:hyperlink w:anchor="_Toc208858340" w:history="1">
             <w:r>
               <w:rPr>
                 <w:rStyle w:val="Hyperlink"/>
@@ -3221,7 +3160,7 @@
                 <w:noProof/>
                 <w:webHidden/>
               </w:rPr>
-              <w:instrText xml:space="preserve"> PAGEREF _Toc208312525 \h </w:instrText>
+              <w:instrText xml:space="preserve"> PAGEREF _Toc208858340 \h </w:instrText>
             </w:r>
             <w:r>
               <w:rPr>
@@ -3241,7 +3180,7 @@
                 <w:noProof/>
                 <w:webHidden/>
               </w:rPr>
-              <w:t>44</w:t>
+              <w:t>53</w:t>
             </w:r>
             <w:r>
               <w:rPr>
@@ -3288,7 +3227,7 @@
           <w:numId w:val="0"/>
         </w:numPr>
       </w:pPr>
-      <w:bookmarkStart w:id="3" w:name="_Toc208312508"/>
+      <w:bookmarkStart w:id="3" w:name="_Toc208858323"/>
       <w:r>
         <w:lastRenderedPageBreak/>
         <w:t>BẢNG PHÂN CÔNG NHIỆM VỤ</w:t>
@@ -3525,7 +3464,7 @@
       <w:pPr>
         <w:pStyle w:val="Heading1"/>
       </w:pPr>
-      <w:bookmarkStart w:id="4" w:name="_Toc208312509"/>
+      <w:bookmarkStart w:id="4" w:name="_Toc208858324"/>
       <w:r>
         <w:lastRenderedPageBreak/>
         <w:t>KHẢO SÁT VÀ PHÁT BIỂU BÀI TOÁN</w:t>
@@ -3536,7 +3475,7 @@
       <w:pPr>
         <w:pStyle w:val="Heading2"/>
       </w:pPr>
-      <w:bookmarkStart w:id="5" w:name="_Toc208312510"/>
+      <w:bookmarkStart w:id="5" w:name="_Toc208858325"/>
       <w:r>
         <w:t>1.1. Giới thiệu bài toán</w:t>
       </w:r>
@@ -3546,7 +3485,7 @@
       <w:pPr>
         <w:pStyle w:val="Heading3"/>
       </w:pPr>
-      <w:bookmarkStart w:id="6" w:name="_Toc208312511"/>
+      <w:bookmarkStart w:id="6" w:name="_Toc208858326"/>
       <w:r>
         <w:t>1.1.1. Giới thiệu chung</w:t>
       </w:r>
@@ -3638,7 +3577,7 @@
       <w:pPr>
         <w:pStyle w:val="Heading3"/>
       </w:pPr>
-      <w:bookmarkStart w:id="7" w:name="_Toc208312512"/>
+      <w:bookmarkStart w:id="7" w:name="_Toc208858327"/>
       <w:r>
         <w:lastRenderedPageBreak/>
         <w:t xml:space="preserve">1.1.2. </w:t>
@@ -4084,7 +4023,7 @@
       <w:pPr>
         <w:pStyle w:val="Heading2"/>
       </w:pPr>
-      <w:bookmarkStart w:id="8" w:name="_Toc208312513"/>
+      <w:bookmarkStart w:id="8" w:name="_Toc208858328"/>
       <w:r>
         <w:t>1.2. Thu thập yêu cầu</w:t>
       </w:r>
@@ -4094,7 +4033,7 @@
       <w:pPr>
         <w:pStyle w:val="Heading3"/>
       </w:pPr>
-      <w:bookmarkStart w:id="9" w:name="_Toc208312514"/>
+      <w:bookmarkStart w:id="9" w:name="_Toc208858329"/>
       <w:r>
         <w:t>1.2.1. Thu thập yêu cầu</w:t>
       </w:r>
@@ -4176,9 +4115,26 @@
             <w:pPr>
               <w:jc w:val="center"/>
               <w:rPr>
-                <w:lang w:val="en-US"/>
-              </w:rPr>
-            </w:pPr>
+                <w:b/>
+                <w:bCs/>
+              </w:rPr>
+            </w:pPr>
+            <w:r>
+              <w:rPr>
+                <w:b/>
+                <w:bCs/>
+                <w:lang w:val="en-US"/>
+              </w:rPr>
+              <w:lastRenderedPageBreak/>
+              <w:t>PHIẾU</w:t>
+            </w:r>
+            <w:r>
+              <w:rPr>
+                <w:b/>
+                <w:bCs/>
+              </w:rPr>
+              <w:t xml:space="preserve"> PHỎNG VẤN</w:t>
+            </w:r>
           </w:p>
         </w:tc>
       </w:tr>
@@ -7457,6 +7413,7 @@
           <w:p>
             <w:pPr>
               <w:ind w:left="1004" w:right="284" w:hanging="720"/>
+              <w:jc w:val="center"/>
               <w:rPr>
                 <w:lang w:val="en-US"/>
               </w:rPr>
@@ -10050,7 +10007,6 @@
         <w:rPr>
           <w:i/>
           <w:iCs/>
-          <w:lang w:val="en-US"/>
         </w:rPr>
       </w:pPr>
       <w:r>
@@ -10059,7 +10015,31 @@
           <w:iCs/>
           <w:lang w:val="en-US"/>
         </w:rPr>
-        <w:t>Bảng 1. 4. Bảng kết quả phỏng vấn lần 2</w:t>
+        <w:t xml:space="preserve">Bảng 1. </w:t>
+      </w:r>
+      <w:r>
+        <w:rPr>
+          <w:i/>
+          <w:iCs/>
+          <w:lang w:val="en-US"/>
+        </w:rPr>
+        <w:t>5</w:t>
+      </w:r>
+      <w:r>
+        <w:rPr>
+          <w:i/>
+          <w:iCs/>
+          <w:lang w:val="en-US"/>
+        </w:rPr>
+        <w:t xml:space="preserve">. Bảng kết quả phỏng vấn lần </w:t>
+      </w:r>
+      <w:r>
+        <w:rPr>
+          <w:i/>
+          <w:iCs/>
+          <w:lang w:val="en-US"/>
+        </w:rPr>
+        <w:t>4</w:t>
       </w:r>
     </w:p>
     <w:p/>
@@ -10071,7 +10051,4064 @@
       </w:pPr>
       <w:r>
         <w:lastRenderedPageBreak/>
-        <w:t>1.2.1.2. Báo cáo sau phỏng vấn</w:t>
+        <w:t>1.2.1.2. Bảng hỏi</w:t>
+      </w:r>
+    </w:p>
+    <w:tbl>
+      <w:tblPr>
+        <w:tblStyle w:val="TableGrid"/>
+        <w:tblW w:w="0" w:type="auto"/>
+        <w:tblLook w:val="04A0" w:firstRow="1" w:lastRow="0" w:firstColumn="1" w:lastColumn="0" w:noHBand="0" w:noVBand="1"/>
+      </w:tblPr>
+      <w:tblGrid>
+        <w:gridCol w:w="5033"/>
+        <w:gridCol w:w="2880"/>
+      </w:tblGrid>
+      <w:tr>
+        <w:tc>
+          <w:tcPr>
+            <w:tcW w:w="5033" w:type="dxa"/>
+          </w:tcPr>
+          <w:p>
+            <w:pPr>
+              <w:rPr>
+                <w:rFonts w:ascii="Times New Roman" w:hAnsi="Times New Roman" w:cs="Times New Roman"/>
+                <w:sz w:val="28"/>
+                <w:szCs w:val="28"/>
+              </w:rPr>
+            </w:pPr>
+            <w:bookmarkStart w:id="10" w:name="_Hlk208857671"/>
+            <w:r>
+              <w:rPr>
+                <w:rFonts w:ascii="Times New Roman" w:hAnsi="Times New Roman" w:cs="Times New Roman"/>
+                <w:sz w:val="28"/>
+                <w:szCs w:val="28"/>
+              </w:rPr>
+              <w:t>Câu hỏi</w:t>
+            </w:r>
+          </w:p>
+        </w:tc>
+        <w:tc>
+          <w:tcPr>
+            <w:tcW w:w="2880" w:type="dxa"/>
+          </w:tcPr>
+          <w:p>
+            <w:pPr>
+              <w:spacing w:after="40"/>
+              <w:rPr>
+                <w:rFonts w:ascii="Times New Roman" w:hAnsi="Times New Roman" w:cs="Times New Roman"/>
+                <w:sz w:val="28"/>
+                <w:szCs w:val="28"/>
+              </w:rPr>
+            </w:pPr>
+            <w:r>
+              <w:rPr>
+                <w:rFonts w:ascii="Times New Roman" w:hAnsi="Times New Roman" w:cs="Times New Roman"/>
+                <w:sz w:val="28"/>
+                <w:szCs w:val="28"/>
+              </w:rPr>
+              <w:t>Câu trả lời (Options)</w:t>
+            </w:r>
+          </w:p>
+        </w:tc>
+      </w:tr>
+      <w:tr>
+        <w:tc>
+          <w:tcPr>
+            <w:tcW w:w="5033" w:type="dxa"/>
+          </w:tcPr>
+          <w:p>
+            <w:pPr>
+              <w:ind w:firstLine="0"/>
+              <w:rPr>
+                <w:rFonts w:ascii="Times New Roman" w:hAnsi="Times New Roman" w:cs="Times New Roman"/>
+                <w:sz w:val="28"/>
+                <w:szCs w:val="28"/>
+              </w:rPr>
+            </w:pPr>
+            <w:r>
+              <w:rPr>
+                <w:rFonts w:ascii="Times New Roman" w:hAnsi="Times New Roman" w:cs="Times New Roman"/>
+                <w:sz w:val="28"/>
+                <w:szCs w:val="28"/>
+              </w:rPr>
+              <w:t>Vai trò hiện tại của bạn?</w:t>
+            </w:r>
+          </w:p>
+        </w:tc>
+        <w:tc>
+          <w:tcPr>
+            <w:tcW w:w="2880" w:type="dxa"/>
+          </w:tcPr>
+          <w:p>
+            <w:pPr>
+              <w:spacing w:after="40"/>
+              <w:ind w:firstLine="0"/>
+              <w:rPr>
+                <w:rFonts w:ascii="Times New Roman" w:hAnsi="Times New Roman" w:cs="Times New Roman"/>
+                <w:sz w:val="28"/>
+                <w:szCs w:val="28"/>
+              </w:rPr>
+            </w:pPr>
+            <w:r>
+              <w:rPr>
+                <w:rFonts w:ascii="Times New Roman" w:hAnsi="Times New Roman" w:cs="Times New Roman"/>
+                <w:sz w:val="28"/>
+                <w:szCs w:val="28"/>
+              </w:rPr>
+              <w:t>Lễ tân;</w:t>
+            </w:r>
+          </w:p>
+          <w:p>
+            <w:pPr>
+              <w:spacing w:after="40"/>
+              <w:ind w:firstLine="0"/>
+              <w:rPr>
+                <w:rFonts w:ascii="Times New Roman" w:hAnsi="Times New Roman" w:cs="Times New Roman"/>
+                <w:sz w:val="28"/>
+                <w:szCs w:val="28"/>
+              </w:rPr>
+            </w:pPr>
+            <w:r>
+              <w:rPr>
+                <w:rFonts w:ascii="Times New Roman" w:hAnsi="Times New Roman" w:cs="Times New Roman"/>
+                <w:sz w:val="28"/>
+                <w:szCs w:val="28"/>
+              </w:rPr>
+              <w:t>Bác sĩ;</w:t>
+            </w:r>
+          </w:p>
+          <w:p>
+            <w:pPr>
+              <w:spacing w:after="40"/>
+              <w:ind w:firstLine="0"/>
+              <w:rPr>
+                <w:rFonts w:ascii="Times New Roman" w:hAnsi="Times New Roman" w:cs="Times New Roman"/>
+                <w:sz w:val="28"/>
+                <w:szCs w:val="28"/>
+              </w:rPr>
+            </w:pPr>
+            <w:r>
+              <w:rPr>
+                <w:rFonts w:ascii="Times New Roman" w:hAnsi="Times New Roman" w:cs="Times New Roman"/>
+                <w:sz w:val="28"/>
+                <w:szCs w:val="28"/>
+              </w:rPr>
+              <w:t>Điều dưỡng;</w:t>
+            </w:r>
+          </w:p>
+          <w:p>
+            <w:pPr>
+              <w:spacing w:after="40"/>
+              <w:ind w:firstLine="0"/>
+              <w:rPr>
+                <w:rFonts w:ascii="Times New Roman" w:hAnsi="Times New Roman" w:cs="Times New Roman"/>
+                <w:sz w:val="28"/>
+                <w:szCs w:val="28"/>
+              </w:rPr>
+            </w:pPr>
+            <w:r>
+              <w:rPr>
+                <w:rFonts w:ascii="Times New Roman" w:hAnsi="Times New Roman" w:cs="Times New Roman"/>
+                <w:sz w:val="28"/>
+                <w:szCs w:val="28"/>
+              </w:rPr>
+              <w:t>KTV Xét nghiệm;</w:t>
+            </w:r>
+          </w:p>
+          <w:p>
+            <w:pPr>
+              <w:spacing w:after="40"/>
+              <w:ind w:firstLine="0"/>
+              <w:rPr>
+                <w:rFonts w:ascii="Times New Roman" w:hAnsi="Times New Roman" w:cs="Times New Roman"/>
+                <w:sz w:val="28"/>
+                <w:szCs w:val="28"/>
+              </w:rPr>
+            </w:pPr>
+            <w:r>
+              <w:rPr>
+                <w:rFonts w:ascii="Times New Roman" w:hAnsi="Times New Roman" w:cs="Times New Roman"/>
+                <w:sz w:val="28"/>
+                <w:szCs w:val="28"/>
+              </w:rPr>
+              <w:t>Chẩn đoán hình ảnh;</w:t>
+            </w:r>
+          </w:p>
+          <w:p>
+            <w:pPr>
+              <w:spacing w:after="40"/>
+              <w:ind w:firstLine="0"/>
+              <w:rPr>
+                <w:rFonts w:ascii="Times New Roman" w:hAnsi="Times New Roman" w:cs="Times New Roman"/>
+                <w:sz w:val="28"/>
+                <w:szCs w:val="28"/>
+              </w:rPr>
+            </w:pPr>
+            <w:r>
+              <w:rPr>
+                <w:rFonts w:ascii="Times New Roman" w:hAnsi="Times New Roman" w:cs="Times New Roman"/>
+                <w:sz w:val="28"/>
+                <w:szCs w:val="28"/>
+              </w:rPr>
+              <w:t>Dược sĩ;</w:t>
+            </w:r>
+          </w:p>
+          <w:p>
+            <w:pPr>
+              <w:spacing w:after="40"/>
+              <w:ind w:firstLine="0"/>
+              <w:rPr>
+                <w:rFonts w:ascii="Times New Roman" w:hAnsi="Times New Roman" w:cs="Times New Roman"/>
+                <w:sz w:val="28"/>
+                <w:szCs w:val="28"/>
+              </w:rPr>
+            </w:pPr>
+            <w:r>
+              <w:rPr>
+                <w:rFonts w:ascii="Times New Roman" w:hAnsi="Times New Roman" w:cs="Times New Roman"/>
+                <w:sz w:val="28"/>
+                <w:szCs w:val="28"/>
+              </w:rPr>
+              <w:t>Thu ngân/Kế toán;</w:t>
+            </w:r>
+          </w:p>
+          <w:p>
+            <w:pPr>
+              <w:spacing w:after="40"/>
+              <w:ind w:firstLine="0"/>
+              <w:rPr>
+                <w:rFonts w:ascii="Times New Roman" w:hAnsi="Times New Roman" w:cs="Times New Roman"/>
+                <w:sz w:val="28"/>
+                <w:szCs w:val="28"/>
+              </w:rPr>
+            </w:pPr>
+            <w:r>
+              <w:rPr>
+                <w:rFonts w:ascii="Times New Roman" w:hAnsi="Times New Roman" w:cs="Times New Roman"/>
+                <w:sz w:val="28"/>
+                <w:szCs w:val="28"/>
+              </w:rPr>
+              <w:t>Quản trị/CNTT;</w:t>
+            </w:r>
+          </w:p>
+          <w:p>
+            <w:pPr>
+              <w:spacing w:after="40"/>
+              <w:ind w:firstLine="0"/>
+              <w:rPr>
+                <w:rFonts w:ascii="Times New Roman" w:hAnsi="Times New Roman" w:cs="Times New Roman"/>
+                <w:sz w:val="28"/>
+                <w:szCs w:val="28"/>
+              </w:rPr>
+            </w:pPr>
+            <w:r>
+              <w:rPr>
+                <w:rFonts w:ascii="Times New Roman" w:hAnsi="Times New Roman" w:cs="Times New Roman"/>
+                <w:sz w:val="28"/>
+                <w:szCs w:val="28"/>
+              </w:rPr>
+              <w:t>Khác</w:t>
+            </w:r>
+          </w:p>
+        </w:tc>
+      </w:tr>
+      <w:tr>
+        <w:tc>
+          <w:tcPr>
+            <w:tcW w:w="5033" w:type="dxa"/>
+          </w:tcPr>
+          <w:p>
+            <w:pPr>
+              <w:ind w:firstLine="0"/>
+              <w:rPr>
+                <w:rFonts w:ascii="Times New Roman" w:hAnsi="Times New Roman" w:cs="Times New Roman"/>
+                <w:sz w:val="28"/>
+                <w:szCs w:val="28"/>
+              </w:rPr>
+            </w:pPr>
+            <w:r>
+              <w:rPr>
+                <w:rFonts w:ascii="Times New Roman" w:hAnsi="Times New Roman" w:cs="Times New Roman"/>
+                <w:sz w:val="28"/>
+                <w:szCs w:val="28"/>
+              </w:rPr>
+              <w:t>Khoa/Phòng bạn đang làm việc?</w:t>
+            </w:r>
+          </w:p>
+        </w:tc>
+        <w:tc>
+          <w:tcPr>
+            <w:tcW w:w="2880" w:type="dxa"/>
+          </w:tcPr>
+          <w:p>
+            <w:pPr>
+              <w:spacing w:after="40"/>
+              <w:ind w:firstLine="0"/>
+              <w:rPr>
+                <w:rFonts w:ascii="Times New Roman" w:hAnsi="Times New Roman" w:cs="Times New Roman"/>
+                <w:sz w:val="28"/>
+                <w:szCs w:val="28"/>
+              </w:rPr>
+            </w:pPr>
+            <w:r>
+              <w:rPr>
+                <w:rFonts w:ascii="Times New Roman" w:hAnsi="Times New Roman" w:cs="Times New Roman"/>
+                <w:sz w:val="28"/>
+                <w:szCs w:val="28"/>
+              </w:rPr>
+              <w:t>(Nhập tự do)</w:t>
+            </w:r>
+          </w:p>
+        </w:tc>
+      </w:tr>
+      <w:tr>
+        <w:tc>
+          <w:tcPr>
+            <w:tcW w:w="5033" w:type="dxa"/>
+          </w:tcPr>
+          <w:p>
+            <w:pPr>
+              <w:ind w:firstLine="0"/>
+              <w:rPr>
+                <w:rFonts w:ascii="Times New Roman" w:hAnsi="Times New Roman" w:cs="Times New Roman"/>
+                <w:sz w:val="28"/>
+                <w:szCs w:val="28"/>
+              </w:rPr>
+            </w:pPr>
+            <w:r>
+              <w:rPr>
+                <w:rFonts w:ascii="Times New Roman" w:hAnsi="Times New Roman" w:cs="Times New Roman"/>
+                <w:sz w:val="28"/>
+                <w:szCs w:val="28"/>
+              </w:rPr>
+              <w:t>Thâm niên trong lĩnh vực y tế/bệnh viện</w:t>
+            </w:r>
+          </w:p>
+        </w:tc>
+        <w:tc>
+          <w:tcPr>
+            <w:tcW w:w="2880" w:type="dxa"/>
+          </w:tcPr>
+          <w:p>
+            <w:pPr>
+              <w:spacing w:after="40"/>
+              <w:ind w:firstLine="0"/>
+              <w:rPr>
+                <w:rFonts w:ascii="Times New Roman" w:hAnsi="Times New Roman" w:cs="Times New Roman"/>
+                <w:sz w:val="28"/>
+                <w:szCs w:val="28"/>
+              </w:rPr>
+            </w:pPr>
+            <w:r>
+              <w:rPr>
+                <w:rFonts w:ascii="Times New Roman" w:hAnsi="Times New Roman" w:cs="Times New Roman"/>
+                <w:sz w:val="28"/>
+                <w:szCs w:val="28"/>
+              </w:rPr>
+              <w:t>&lt;1 năm;</w:t>
+            </w:r>
+          </w:p>
+          <w:p>
+            <w:pPr>
+              <w:spacing w:after="40"/>
+              <w:ind w:firstLine="0"/>
+              <w:rPr>
+                <w:rFonts w:ascii="Times New Roman" w:hAnsi="Times New Roman" w:cs="Times New Roman"/>
+                <w:sz w:val="28"/>
+                <w:szCs w:val="28"/>
+              </w:rPr>
+            </w:pPr>
+            <w:r>
+              <w:rPr>
+                <w:rFonts w:ascii="Times New Roman" w:hAnsi="Times New Roman" w:cs="Times New Roman"/>
+                <w:sz w:val="28"/>
+                <w:szCs w:val="28"/>
+              </w:rPr>
+              <w:t>1–3 năm;</w:t>
+            </w:r>
+          </w:p>
+          <w:p>
+            <w:pPr>
+              <w:spacing w:after="40"/>
+              <w:ind w:firstLine="0"/>
+              <w:rPr>
+                <w:rFonts w:ascii="Times New Roman" w:hAnsi="Times New Roman" w:cs="Times New Roman"/>
+                <w:sz w:val="28"/>
+                <w:szCs w:val="28"/>
+              </w:rPr>
+            </w:pPr>
+            <w:r>
+              <w:rPr>
+                <w:rFonts w:ascii="Times New Roman" w:hAnsi="Times New Roman" w:cs="Times New Roman"/>
+                <w:sz w:val="28"/>
+                <w:szCs w:val="28"/>
+              </w:rPr>
+              <w:t>3–5 năm;</w:t>
+            </w:r>
+          </w:p>
+          <w:p>
+            <w:pPr>
+              <w:spacing w:after="40"/>
+              <w:ind w:firstLine="0"/>
+              <w:rPr>
+                <w:rFonts w:ascii="Times New Roman" w:hAnsi="Times New Roman" w:cs="Times New Roman"/>
+                <w:sz w:val="28"/>
+                <w:szCs w:val="28"/>
+              </w:rPr>
+            </w:pPr>
+            <w:r>
+              <w:rPr>
+                <w:rFonts w:ascii="Times New Roman" w:hAnsi="Times New Roman" w:cs="Times New Roman"/>
+                <w:sz w:val="28"/>
+                <w:szCs w:val="28"/>
+              </w:rPr>
+              <w:t>&gt;5 năm</w:t>
+            </w:r>
+          </w:p>
+        </w:tc>
+      </w:tr>
+      <w:tr>
+        <w:tc>
+          <w:tcPr>
+            <w:tcW w:w="5033" w:type="dxa"/>
+          </w:tcPr>
+          <w:p>
+            <w:pPr>
+              <w:ind w:firstLine="0"/>
+              <w:rPr>
+                <w:rFonts w:ascii="Times New Roman" w:hAnsi="Times New Roman" w:cs="Times New Roman"/>
+                <w:sz w:val="28"/>
+                <w:szCs w:val="28"/>
+              </w:rPr>
+            </w:pPr>
+            <w:r>
+              <w:rPr>
+                <w:rFonts w:ascii="Times New Roman" w:hAnsi="Times New Roman" w:cs="Times New Roman"/>
+                <w:sz w:val="28"/>
+                <w:szCs w:val="28"/>
+              </w:rPr>
+              <w:t>Tần suất sử dụng hệ thống mỗi tuần</w:t>
+            </w:r>
+          </w:p>
+        </w:tc>
+        <w:tc>
+          <w:tcPr>
+            <w:tcW w:w="2880" w:type="dxa"/>
+          </w:tcPr>
+          <w:p>
+            <w:pPr>
+              <w:spacing w:after="40"/>
+              <w:ind w:firstLine="0"/>
+              <w:rPr>
+                <w:rFonts w:ascii="Times New Roman" w:hAnsi="Times New Roman" w:cs="Times New Roman"/>
+                <w:sz w:val="28"/>
+                <w:szCs w:val="28"/>
+              </w:rPr>
+            </w:pPr>
+            <w:r>
+              <w:rPr>
+                <w:rFonts w:ascii="Times New Roman" w:hAnsi="Times New Roman" w:cs="Times New Roman"/>
+                <w:sz w:val="28"/>
+                <w:szCs w:val="28"/>
+              </w:rPr>
+              <w:t>Hàng ngày (≥5 lần/tuần);</w:t>
+            </w:r>
+          </w:p>
+          <w:p>
+            <w:pPr>
+              <w:spacing w:after="40"/>
+              <w:ind w:firstLine="0"/>
+              <w:rPr>
+                <w:rFonts w:ascii="Times New Roman" w:hAnsi="Times New Roman" w:cs="Times New Roman"/>
+                <w:sz w:val="28"/>
+                <w:szCs w:val="28"/>
+              </w:rPr>
+            </w:pPr>
+            <w:r>
+              <w:rPr>
+                <w:rFonts w:ascii="Times New Roman" w:hAnsi="Times New Roman" w:cs="Times New Roman"/>
+                <w:sz w:val="28"/>
+                <w:szCs w:val="28"/>
+              </w:rPr>
+              <w:t>3–4 lần/tuần;1–2 lần/tuần;</w:t>
+            </w:r>
+          </w:p>
+          <w:p>
+            <w:pPr>
+              <w:spacing w:after="40"/>
+              <w:ind w:firstLine="0"/>
+              <w:rPr>
+                <w:rFonts w:ascii="Times New Roman" w:hAnsi="Times New Roman" w:cs="Times New Roman"/>
+                <w:sz w:val="28"/>
+                <w:szCs w:val="28"/>
+              </w:rPr>
+            </w:pPr>
+            <w:r>
+              <w:rPr>
+                <w:rFonts w:ascii="Times New Roman" w:hAnsi="Times New Roman" w:cs="Times New Roman"/>
+                <w:sz w:val="28"/>
+                <w:szCs w:val="28"/>
+              </w:rPr>
+              <w:t>Hiếm khi</w:t>
+            </w:r>
+          </w:p>
+        </w:tc>
+      </w:tr>
+      <w:tr>
+        <w:tc>
+          <w:tcPr>
+            <w:tcW w:w="5033" w:type="dxa"/>
+          </w:tcPr>
+          <w:p>
+            <w:pPr>
+              <w:ind w:firstLine="0"/>
+              <w:rPr>
+                <w:rFonts w:ascii="Times New Roman" w:hAnsi="Times New Roman" w:cs="Times New Roman"/>
+                <w:sz w:val="28"/>
+                <w:szCs w:val="28"/>
+              </w:rPr>
+            </w:pPr>
+            <w:r>
+              <w:rPr>
+                <w:rFonts w:ascii="Times New Roman" w:hAnsi="Times New Roman" w:cs="Times New Roman"/>
+                <w:sz w:val="28"/>
+                <w:szCs w:val="28"/>
+              </w:rPr>
+              <w:t>Thiết bị sử dụng chủ đạo để làm việc</w:t>
+            </w:r>
+          </w:p>
+        </w:tc>
+        <w:tc>
+          <w:tcPr>
+            <w:tcW w:w="2880" w:type="dxa"/>
+          </w:tcPr>
+          <w:p>
+            <w:pPr>
+              <w:spacing w:after="40"/>
+              <w:ind w:firstLine="0"/>
+              <w:rPr>
+                <w:rFonts w:ascii="Times New Roman" w:hAnsi="Times New Roman" w:cs="Times New Roman"/>
+                <w:sz w:val="28"/>
+                <w:szCs w:val="28"/>
+              </w:rPr>
+            </w:pPr>
+            <w:r>
+              <w:rPr>
+                <w:rFonts w:ascii="Times New Roman" w:hAnsi="Times New Roman" w:cs="Times New Roman"/>
+                <w:sz w:val="28"/>
+                <w:szCs w:val="28"/>
+              </w:rPr>
+              <w:t>Máy tính để bàn;</w:t>
+            </w:r>
+          </w:p>
+          <w:p>
+            <w:pPr>
+              <w:spacing w:after="40"/>
+              <w:ind w:firstLine="0"/>
+              <w:rPr>
+                <w:rFonts w:ascii="Times New Roman" w:hAnsi="Times New Roman" w:cs="Times New Roman"/>
+                <w:sz w:val="28"/>
+                <w:szCs w:val="28"/>
+              </w:rPr>
+            </w:pPr>
+            <w:r>
+              <w:rPr>
+                <w:rFonts w:ascii="Times New Roman" w:hAnsi="Times New Roman" w:cs="Times New Roman"/>
+                <w:sz w:val="28"/>
+                <w:szCs w:val="28"/>
+              </w:rPr>
+              <w:t>Laptop;</w:t>
+            </w:r>
+          </w:p>
+          <w:p>
+            <w:pPr>
+              <w:spacing w:after="40"/>
+              <w:ind w:firstLine="0"/>
+              <w:rPr>
+                <w:rFonts w:ascii="Times New Roman" w:hAnsi="Times New Roman" w:cs="Times New Roman"/>
+                <w:sz w:val="28"/>
+                <w:szCs w:val="28"/>
+              </w:rPr>
+            </w:pPr>
+            <w:r>
+              <w:rPr>
+                <w:rFonts w:ascii="Times New Roman" w:hAnsi="Times New Roman" w:cs="Times New Roman"/>
+                <w:sz w:val="28"/>
+                <w:szCs w:val="28"/>
+              </w:rPr>
+              <w:lastRenderedPageBreak/>
+              <w:t>Máy tính bảng;</w:t>
+            </w:r>
+          </w:p>
+          <w:p>
+            <w:pPr>
+              <w:spacing w:after="40"/>
+              <w:ind w:firstLine="0"/>
+              <w:rPr>
+                <w:rFonts w:ascii="Times New Roman" w:hAnsi="Times New Roman" w:cs="Times New Roman"/>
+                <w:sz w:val="28"/>
+                <w:szCs w:val="28"/>
+              </w:rPr>
+            </w:pPr>
+            <w:r>
+              <w:rPr>
+                <w:rFonts w:ascii="Times New Roman" w:hAnsi="Times New Roman" w:cs="Times New Roman"/>
+                <w:sz w:val="28"/>
+                <w:szCs w:val="28"/>
+              </w:rPr>
+              <w:t>Điện thoại</w:t>
+            </w:r>
+          </w:p>
+        </w:tc>
+      </w:tr>
+      <w:tr>
+        <w:tc>
+          <w:tcPr>
+            <w:tcW w:w="5033" w:type="dxa"/>
+          </w:tcPr>
+          <w:p>
+            <w:pPr>
+              <w:ind w:firstLine="0"/>
+              <w:rPr>
+                <w:rFonts w:ascii="Times New Roman" w:hAnsi="Times New Roman" w:cs="Times New Roman"/>
+                <w:sz w:val="28"/>
+                <w:szCs w:val="28"/>
+              </w:rPr>
+            </w:pPr>
+            <w:r>
+              <w:rPr>
+                <w:rFonts w:ascii="Times New Roman" w:hAnsi="Times New Roman" w:cs="Times New Roman"/>
+                <w:sz w:val="28"/>
+                <w:szCs w:val="28"/>
+              </w:rPr>
+              <w:lastRenderedPageBreak/>
+              <w:t>Đăng ký BN mới/tái khám cần đơn giản và hoàn tất trong ≤60 giây.</w:t>
+            </w:r>
+          </w:p>
+        </w:tc>
+        <w:tc>
+          <w:tcPr>
+            <w:tcW w:w="2880" w:type="dxa"/>
+          </w:tcPr>
+          <w:p>
+            <w:pPr>
+              <w:spacing w:after="40"/>
+              <w:ind w:firstLine="0"/>
+              <w:rPr>
+                <w:rFonts w:ascii="Times New Roman" w:hAnsi="Times New Roman" w:cs="Times New Roman"/>
+                <w:color w:val="000000"/>
+                <w:sz w:val="28"/>
+                <w:szCs w:val="28"/>
+              </w:rPr>
+            </w:pPr>
+            <w:r>
+              <w:rPr>
+                <w:rFonts w:ascii="Times New Roman" w:hAnsi="Times New Roman" w:cs="Times New Roman"/>
+                <w:color w:val="000000"/>
+                <w:sz w:val="28"/>
+                <w:szCs w:val="28"/>
+              </w:rPr>
+              <w:t>Rất không đồng ý;</w:t>
+            </w:r>
+          </w:p>
+          <w:p>
+            <w:pPr>
+              <w:spacing w:after="40"/>
+              <w:ind w:firstLine="0"/>
+              <w:rPr>
+                <w:rFonts w:ascii="Times New Roman" w:hAnsi="Times New Roman" w:cs="Times New Roman"/>
+                <w:color w:val="000000"/>
+                <w:sz w:val="28"/>
+                <w:szCs w:val="28"/>
+              </w:rPr>
+            </w:pPr>
+            <w:r>
+              <w:rPr>
+                <w:rFonts w:ascii="Times New Roman" w:hAnsi="Times New Roman" w:cs="Times New Roman"/>
+                <w:color w:val="000000"/>
+                <w:sz w:val="28"/>
+                <w:szCs w:val="28"/>
+              </w:rPr>
+              <w:t>Không đồng ý;</w:t>
+            </w:r>
+          </w:p>
+          <w:p>
+            <w:pPr>
+              <w:spacing w:after="40"/>
+              <w:ind w:firstLine="0"/>
+              <w:rPr>
+                <w:rFonts w:ascii="Times New Roman" w:hAnsi="Times New Roman" w:cs="Times New Roman"/>
+                <w:color w:val="000000"/>
+                <w:sz w:val="28"/>
+                <w:szCs w:val="28"/>
+              </w:rPr>
+            </w:pPr>
+            <w:r>
+              <w:rPr>
+                <w:rFonts w:ascii="Times New Roman" w:hAnsi="Times New Roman" w:cs="Times New Roman"/>
+                <w:color w:val="000000"/>
+                <w:sz w:val="28"/>
+                <w:szCs w:val="28"/>
+              </w:rPr>
+              <w:t>Bình thường;</w:t>
+            </w:r>
+          </w:p>
+          <w:p>
+            <w:pPr>
+              <w:spacing w:after="40"/>
+              <w:ind w:firstLine="0"/>
+              <w:rPr>
+                <w:rFonts w:ascii="Times New Roman" w:hAnsi="Times New Roman" w:cs="Times New Roman"/>
+                <w:color w:val="000000"/>
+                <w:sz w:val="28"/>
+                <w:szCs w:val="28"/>
+              </w:rPr>
+            </w:pPr>
+            <w:r>
+              <w:rPr>
+                <w:rFonts w:ascii="Times New Roman" w:hAnsi="Times New Roman" w:cs="Times New Roman"/>
+                <w:color w:val="000000"/>
+                <w:sz w:val="28"/>
+                <w:szCs w:val="28"/>
+              </w:rPr>
+              <w:t>Đồng ý;</w:t>
+            </w:r>
+          </w:p>
+          <w:p>
+            <w:pPr>
+              <w:spacing w:after="40"/>
+              <w:ind w:firstLine="0"/>
+              <w:rPr>
+                <w:rFonts w:ascii="Times New Roman" w:hAnsi="Times New Roman" w:cs="Times New Roman"/>
+                <w:color w:val="000000"/>
+                <w:sz w:val="28"/>
+                <w:szCs w:val="28"/>
+              </w:rPr>
+            </w:pPr>
+            <w:r>
+              <w:rPr>
+                <w:rFonts w:ascii="Times New Roman" w:hAnsi="Times New Roman" w:cs="Times New Roman"/>
+                <w:color w:val="000000"/>
+                <w:sz w:val="28"/>
+                <w:szCs w:val="28"/>
+              </w:rPr>
+              <w:t>Rất đồng ý</w:t>
+            </w:r>
+          </w:p>
+        </w:tc>
+      </w:tr>
+      <w:tr>
+        <w:tc>
+          <w:tcPr>
+            <w:tcW w:w="5033" w:type="dxa"/>
+          </w:tcPr>
+          <w:p>
+            <w:pPr>
+              <w:ind w:firstLine="0"/>
+              <w:rPr>
+                <w:rFonts w:ascii="Times New Roman" w:hAnsi="Times New Roman" w:cs="Times New Roman"/>
+                <w:sz w:val="28"/>
+                <w:szCs w:val="28"/>
+              </w:rPr>
+            </w:pPr>
+            <w:r>
+              <w:rPr>
+                <w:rFonts w:ascii="Times New Roman" w:hAnsi="Times New Roman" w:cs="Times New Roman"/>
+                <w:sz w:val="28"/>
+                <w:szCs w:val="28"/>
+              </w:rPr>
+              <w:t>Cần tra cứu CCCD/BHYT tự động để giảm nhập liệu lặp.</w:t>
+            </w:r>
+          </w:p>
+        </w:tc>
+        <w:tc>
+          <w:tcPr>
+            <w:tcW w:w="2880" w:type="dxa"/>
+          </w:tcPr>
+          <w:p>
+            <w:pPr>
+              <w:spacing w:after="40"/>
+              <w:ind w:firstLine="0"/>
+              <w:rPr>
+                <w:rFonts w:ascii="Times New Roman" w:hAnsi="Times New Roman" w:cs="Times New Roman"/>
+                <w:color w:val="000000"/>
+                <w:sz w:val="28"/>
+                <w:szCs w:val="28"/>
+              </w:rPr>
+            </w:pPr>
+            <w:r>
+              <w:rPr>
+                <w:rFonts w:ascii="Times New Roman" w:hAnsi="Times New Roman" w:cs="Times New Roman"/>
+                <w:color w:val="000000"/>
+                <w:sz w:val="28"/>
+                <w:szCs w:val="28"/>
+              </w:rPr>
+              <w:t>Rất không đồng ý;</w:t>
+            </w:r>
+          </w:p>
+          <w:p>
+            <w:pPr>
+              <w:spacing w:after="40"/>
+              <w:ind w:firstLine="0"/>
+              <w:rPr>
+                <w:rFonts w:ascii="Times New Roman" w:hAnsi="Times New Roman" w:cs="Times New Roman"/>
+                <w:color w:val="000000"/>
+                <w:sz w:val="28"/>
+                <w:szCs w:val="28"/>
+              </w:rPr>
+            </w:pPr>
+            <w:r>
+              <w:rPr>
+                <w:rFonts w:ascii="Times New Roman" w:hAnsi="Times New Roman" w:cs="Times New Roman"/>
+                <w:color w:val="000000"/>
+                <w:sz w:val="28"/>
+                <w:szCs w:val="28"/>
+              </w:rPr>
+              <w:t>Không đồng ý;</w:t>
+            </w:r>
+          </w:p>
+          <w:p>
+            <w:pPr>
+              <w:spacing w:after="40"/>
+              <w:ind w:firstLine="0"/>
+              <w:rPr>
+                <w:rFonts w:ascii="Times New Roman" w:hAnsi="Times New Roman" w:cs="Times New Roman"/>
+                <w:color w:val="000000"/>
+                <w:sz w:val="28"/>
+                <w:szCs w:val="28"/>
+              </w:rPr>
+            </w:pPr>
+            <w:r>
+              <w:rPr>
+                <w:rFonts w:ascii="Times New Roman" w:hAnsi="Times New Roman" w:cs="Times New Roman"/>
+                <w:color w:val="000000"/>
+                <w:sz w:val="28"/>
+                <w:szCs w:val="28"/>
+              </w:rPr>
+              <w:t>Bình thường;</w:t>
+            </w:r>
+          </w:p>
+          <w:p>
+            <w:pPr>
+              <w:spacing w:after="40"/>
+              <w:ind w:firstLine="0"/>
+              <w:rPr>
+                <w:rFonts w:ascii="Times New Roman" w:hAnsi="Times New Roman" w:cs="Times New Roman"/>
+                <w:color w:val="000000"/>
+                <w:sz w:val="28"/>
+                <w:szCs w:val="28"/>
+              </w:rPr>
+            </w:pPr>
+            <w:r>
+              <w:rPr>
+                <w:rFonts w:ascii="Times New Roman" w:hAnsi="Times New Roman" w:cs="Times New Roman"/>
+                <w:color w:val="000000"/>
+                <w:sz w:val="28"/>
+                <w:szCs w:val="28"/>
+              </w:rPr>
+              <w:t>Đồng ý;</w:t>
+            </w:r>
+          </w:p>
+          <w:p>
+            <w:pPr>
+              <w:spacing w:after="40"/>
+              <w:ind w:firstLine="0"/>
+              <w:rPr>
+                <w:rFonts w:ascii="Times New Roman" w:hAnsi="Times New Roman" w:cs="Times New Roman"/>
+                <w:color w:val="000000"/>
+                <w:sz w:val="28"/>
+                <w:szCs w:val="28"/>
+              </w:rPr>
+            </w:pPr>
+            <w:r>
+              <w:rPr>
+                <w:rFonts w:ascii="Times New Roman" w:hAnsi="Times New Roman" w:cs="Times New Roman"/>
+                <w:color w:val="000000"/>
+                <w:sz w:val="28"/>
+                <w:szCs w:val="28"/>
+              </w:rPr>
+              <w:t>Rất đồng ý</w:t>
+            </w:r>
+          </w:p>
+        </w:tc>
+      </w:tr>
+      <w:tr>
+        <w:tc>
+          <w:tcPr>
+            <w:tcW w:w="5033" w:type="dxa"/>
+          </w:tcPr>
+          <w:p>
+            <w:pPr>
+              <w:ind w:firstLine="0"/>
+              <w:rPr>
+                <w:rFonts w:ascii="Times New Roman" w:hAnsi="Times New Roman" w:cs="Times New Roman"/>
+                <w:sz w:val="28"/>
+                <w:szCs w:val="28"/>
+              </w:rPr>
+            </w:pPr>
+            <w:r>
+              <w:rPr>
+                <w:rFonts w:ascii="Times New Roman" w:hAnsi="Times New Roman" w:cs="Times New Roman"/>
+                <w:sz w:val="28"/>
+                <w:szCs w:val="28"/>
+              </w:rPr>
+              <w:t>Số thứ tự/hàng chờ hiển thị rõ theo phòng khám.</w:t>
+            </w:r>
+          </w:p>
+        </w:tc>
+        <w:tc>
+          <w:tcPr>
+            <w:tcW w:w="2880" w:type="dxa"/>
+          </w:tcPr>
+          <w:p>
+            <w:pPr>
+              <w:spacing w:after="40"/>
+              <w:ind w:firstLine="0"/>
+              <w:rPr>
+                <w:rFonts w:ascii="Times New Roman" w:hAnsi="Times New Roman" w:cs="Times New Roman"/>
+                <w:color w:val="000000"/>
+                <w:sz w:val="28"/>
+                <w:szCs w:val="28"/>
+              </w:rPr>
+            </w:pPr>
+            <w:r>
+              <w:rPr>
+                <w:rFonts w:ascii="Times New Roman" w:hAnsi="Times New Roman" w:cs="Times New Roman"/>
+                <w:color w:val="000000"/>
+                <w:sz w:val="28"/>
+                <w:szCs w:val="28"/>
+              </w:rPr>
+              <w:t>Rất không đồng ý;</w:t>
+            </w:r>
+          </w:p>
+          <w:p>
+            <w:pPr>
+              <w:spacing w:after="40"/>
+              <w:ind w:firstLine="0"/>
+              <w:rPr>
+                <w:rFonts w:ascii="Times New Roman" w:hAnsi="Times New Roman" w:cs="Times New Roman"/>
+                <w:color w:val="000000"/>
+                <w:sz w:val="28"/>
+                <w:szCs w:val="28"/>
+              </w:rPr>
+            </w:pPr>
+            <w:r>
+              <w:rPr>
+                <w:rFonts w:ascii="Times New Roman" w:hAnsi="Times New Roman" w:cs="Times New Roman"/>
+                <w:color w:val="000000"/>
+                <w:sz w:val="28"/>
+                <w:szCs w:val="28"/>
+              </w:rPr>
+              <w:t>Không đồng ý;</w:t>
+            </w:r>
+          </w:p>
+          <w:p>
+            <w:pPr>
+              <w:spacing w:after="40"/>
+              <w:ind w:firstLine="0"/>
+              <w:rPr>
+                <w:rFonts w:ascii="Times New Roman" w:hAnsi="Times New Roman" w:cs="Times New Roman"/>
+                <w:color w:val="000000"/>
+                <w:sz w:val="28"/>
+                <w:szCs w:val="28"/>
+              </w:rPr>
+            </w:pPr>
+            <w:r>
+              <w:rPr>
+                <w:rFonts w:ascii="Times New Roman" w:hAnsi="Times New Roman" w:cs="Times New Roman"/>
+                <w:color w:val="000000"/>
+                <w:sz w:val="28"/>
+                <w:szCs w:val="28"/>
+              </w:rPr>
+              <w:t>Bình thường;</w:t>
+            </w:r>
+          </w:p>
+          <w:p>
+            <w:pPr>
+              <w:spacing w:after="40"/>
+              <w:ind w:firstLine="0"/>
+              <w:rPr>
+                <w:rFonts w:ascii="Times New Roman" w:hAnsi="Times New Roman" w:cs="Times New Roman"/>
+                <w:color w:val="000000"/>
+                <w:sz w:val="28"/>
+                <w:szCs w:val="28"/>
+              </w:rPr>
+            </w:pPr>
+            <w:r>
+              <w:rPr>
+                <w:rFonts w:ascii="Times New Roman" w:hAnsi="Times New Roman" w:cs="Times New Roman"/>
+                <w:color w:val="000000"/>
+                <w:sz w:val="28"/>
+                <w:szCs w:val="28"/>
+              </w:rPr>
+              <w:t>Đồng ý;</w:t>
+            </w:r>
+          </w:p>
+          <w:p>
+            <w:pPr>
+              <w:spacing w:after="40"/>
+              <w:ind w:firstLine="0"/>
+              <w:rPr>
+                <w:rFonts w:ascii="Times New Roman" w:hAnsi="Times New Roman" w:cs="Times New Roman"/>
+                <w:color w:val="000000"/>
+                <w:sz w:val="28"/>
+                <w:szCs w:val="28"/>
+              </w:rPr>
+            </w:pPr>
+            <w:r>
+              <w:rPr>
+                <w:rFonts w:ascii="Times New Roman" w:hAnsi="Times New Roman" w:cs="Times New Roman"/>
+                <w:color w:val="000000"/>
+                <w:sz w:val="28"/>
+                <w:szCs w:val="28"/>
+              </w:rPr>
+              <w:t>Rất đồng ý</w:t>
+            </w:r>
+          </w:p>
+        </w:tc>
+      </w:tr>
+      <w:tr>
+        <w:tc>
+          <w:tcPr>
+            <w:tcW w:w="5033" w:type="dxa"/>
+          </w:tcPr>
+          <w:p>
+            <w:pPr>
+              <w:ind w:firstLine="0"/>
+              <w:rPr>
+                <w:rFonts w:ascii="Times New Roman" w:hAnsi="Times New Roman" w:cs="Times New Roman"/>
+                <w:sz w:val="28"/>
+                <w:szCs w:val="28"/>
+              </w:rPr>
+            </w:pPr>
+            <w:r>
+              <w:rPr>
+                <w:rFonts w:ascii="Times New Roman" w:hAnsi="Times New Roman" w:cs="Times New Roman"/>
+                <w:sz w:val="28"/>
+                <w:szCs w:val="28"/>
+              </w:rPr>
+              <w:t>Muốn xem vital, dị ứng, tiền sử, kết quả gần nhất trên cùng một màn hình.</w:t>
+            </w:r>
+          </w:p>
+        </w:tc>
+        <w:tc>
+          <w:tcPr>
+            <w:tcW w:w="2880" w:type="dxa"/>
+          </w:tcPr>
+          <w:p>
+            <w:pPr>
+              <w:spacing w:after="40"/>
+              <w:ind w:firstLine="0"/>
+              <w:rPr>
+                <w:rFonts w:ascii="Times New Roman" w:hAnsi="Times New Roman" w:cs="Times New Roman"/>
+                <w:color w:val="000000"/>
+                <w:sz w:val="28"/>
+                <w:szCs w:val="28"/>
+              </w:rPr>
+            </w:pPr>
+            <w:r>
+              <w:rPr>
+                <w:rFonts w:ascii="Times New Roman" w:hAnsi="Times New Roman" w:cs="Times New Roman"/>
+                <w:color w:val="000000"/>
+                <w:sz w:val="28"/>
+                <w:szCs w:val="28"/>
+              </w:rPr>
+              <w:t>Rất không đồng ý;</w:t>
+            </w:r>
+          </w:p>
+          <w:p>
+            <w:pPr>
+              <w:spacing w:after="40"/>
+              <w:ind w:firstLine="0"/>
+              <w:rPr>
+                <w:rFonts w:ascii="Times New Roman" w:hAnsi="Times New Roman" w:cs="Times New Roman"/>
+                <w:color w:val="000000"/>
+                <w:sz w:val="28"/>
+                <w:szCs w:val="28"/>
+              </w:rPr>
+            </w:pPr>
+            <w:r>
+              <w:rPr>
+                <w:rFonts w:ascii="Times New Roman" w:hAnsi="Times New Roman" w:cs="Times New Roman"/>
+                <w:color w:val="000000"/>
+                <w:sz w:val="28"/>
+                <w:szCs w:val="28"/>
+              </w:rPr>
+              <w:t>Không đồng ý;</w:t>
+            </w:r>
+          </w:p>
+          <w:p>
+            <w:pPr>
+              <w:spacing w:after="40"/>
+              <w:ind w:firstLine="0"/>
+              <w:rPr>
+                <w:rFonts w:ascii="Times New Roman" w:hAnsi="Times New Roman" w:cs="Times New Roman"/>
+                <w:color w:val="000000"/>
+                <w:sz w:val="28"/>
+                <w:szCs w:val="28"/>
+              </w:rPr>
+            </w:pPr>
+            <w:r>
+              <w:rPr>
+                <w:rFonts w:ascii="Times New Roman" w:hAnsi="Times New Roman" w:cs="Times New Roman"/>
+                <w:color w:val="000000"/>
+                <w:sz w:val="28"/>
+                <w:szCs w:val="28"/>
+              </w:rPr>
+              <w:t>Bình thường;</w:t>
+            </w:r>
+          </w:p>
+          <w:p>
+            <w:pPr>
+              <w:spacing w:after="40"/>
+              <w:ind w:firstLine="0"/>
+              <w:rPr>
+                <w:rFonts w:ascii="Times New Roman" w:hAnsi="Times New Roman" w:cs="Times New Roman"/>
+                <w:color w:val="000000"/>
+                <w:sz w:val="28"/>
+                <w:szCs w:val="28"/>
+              </w:rPr>
+            </w:pPr>
+            <w:r>
+              <w:rPr>
+                <w:rFonts w:ascii="Times New Roman" w:hAnsi="Times New Roman" w:cs="Times New Roman"/>
+                <w:color w:val="000000"/>
+                <w:sz w:val="28"/>
+                <w:szCs w:val="28"/>
+              </w:rPr>
+              <w:t>Đồng ý;</w:t>
+            </w:r>
+          </w:p>
+          <w:p>
+            <w:pPr>
+              <w:spacing w:after="40"/>
+              <w:ind w:firstLine="0"/>
+              <w:rPr>
+                <w:rFonts w:ascii="Times New Roman" w:hAnsi="Times New Roman" w:cs="Times New Roman"/>
+                <w:color w:val="000000"/>
+                <w:sz w:val="28"/>
+                <w:szCs w:val="28"/>
+              </w:rPr>
+            </w:pPr>
+            <w:r>
+              <w:rPr>
+                <w:rFonts w:ascii="Times New Roman" w:hAnsi="Times New Roman" w:cs="Times New Roman"/>
+                <w:color w:val="000000"/>
+                <w:sz w:val="28"/>
+                <w:szCs w:val="28"/>
+              </w:rPr>
+              <w:t>Rất đồng ý</w:t>
+            </w:r>
+          </w:p>
+        </w:tc>
+      </w:tr>
+      <w:tr>
+        <w:tc>
+          <w:tcPr>
+            <w:tcW w:w="5033" w:type="dxa"/>
+          </w:tcPr>
+          <w:p>
+            <w:pPr>
+              <w:ind w:firstLine="0"/>
+              <w:rPr>
+                <w:rFonts w:ascii="Times New Roman" w:hAnsi="Times New Roman" w:cs="Times New Roman"/>
+                <w:sz w:val="28"/>
+                <w:szCs w:val="28"/>
+              </w:rPr>
+            </w:pPr>
+            <w:r>
+              <w:rPr>
+                <w:rFonts w:ascii="Times New Roman" w:hAnsi="Times New Roman" w:cs="Times New Roman"/>
+                <w:sz w:val="28"/>
+                <w:szCs w:val="28"/>
+              </w:rPr>
+              <w:t>Cần mẫu SOAP/ICD-10 gợi ý theo chuyên khoa để ghi nhanh.</w:t>
+            </w:r>
+          </w:p>
+        </w:tc>
+        <w:tc>
+          <w:tcPr>
+            <w:tcW w:w="2880" w:type="dxa"/>
+          </w:tcPr>
+          <w:p>
+            <w:pPr>
+              <w:spacing w:after="40"/>
+              <w:ind w:firstLine="0"/>
+              <w:rPr>
+                <w:rFonts w:ascii="Times New Roman" w:hAnsi="Times New Roman" w:cs="Times New Roman"/>
+                <w:color w:val="000000"/>
+                <w:sz w:val="28"/>
+                <w:szCs w:val="28"/>
+              </w:rPr>
+            </w:pPr>
+            <w:r>
+              <w:rPr>
+                <w:rFonts w:ascii="Times New Roman" w:hAnsi="Times New Roman" w:cs="Times New Roman"/>
+                <w:color w:val="000000"/>
+                <w:sz w:val="28"/>
+                <w:szCs w:val="28"/>
+              </w:rPr>
+              <w:t>Rất không đồng ý;</w:t>
+            </w:r>
+          </w:p>
+          <w:p>
+            <w:pPr>
+              <w:spacing w:after="40"/>
+              <w:ind w:firstLine="0"/>
+              <w:rPr>
+                <w:rFonts w:ascii="Times New Roman" w:hAnsi="Times New Roman" w:cs="Times New Roman"/>
+                <w:color w:val="000000"/>
+                <w:sz w:val="28"/>
+                <w:szCs w:val="28"/>
+              </w:rPr>
+            </w:pPr>
+            <w:r>
+              <w:rPr>
+                <w:rFonts w:ascii="Times New Roman" w:hAnsi="Times New Roman" w:cs="Times New Roman"/>
+                <w:color w:val="000000"/>
+                <w:sz w:val="28"/>
+                <w:szCs w:val="28"/>
+              </w:rPr>
+              <w:t>Không đồng ý;</w:t>
+            </w:r>
+          </w:p>
+          <w:p>
+            <w:pPr>
+              <w:spacing w:after="40"/>
+              <w:ind w:firstLine="0"/>
+              <w:rPr>
+                <w:rFonts w:ascii="Times New Roman" w:hAnsi="Times New Roman" w:cs="Times New Roman"/>
+                <w:color w:val="000000"/>
+                <w:sz w:val="28"/>
+                <w:szCs w:val="28"/>
+              </w:rPr>
+            </w:pPr>
+            <w:r>
+              <w:rPr>
+                <w:rFonts w:ascii="Times New Roman" w:hAnsi="Times New Roman" w:cs="Times New Roman"/>
+                <w:color w:val="000000"/>
+                <w:sz w:val="28"/>
+                <w:szCs w:val="28"/>
+              </w:rPr>
+              <w:lastRenderedPageBreak/>
+              <w:t>Bình thường;</w:t>
+            </w:r>
+          </w:p>
+          <w:p>
+            <w:pPr>
+              <w:spacing w:after="40"/>
+              <w:ind w:firstLine="0"/>
+              <w:rPr>
+                <w:rFonts w:ascii="Times New Roman" w:hAnsi="Times New Roman" w:cs="Times New Roman"/>
+                <w:color w:val="000000"/>
+                <w:sz w:val="28"/>
+                <w:szCs w:val="28"/>
+              </w:rPr>
+            </w:pPr>
+            <w:r>
+              <w:rPr>
+                <w:rFonts w:ascii="Times New Roman" w:hAnsi="Times New Roman" w:cs="Times New Roman"/>
+                <w:color w:val="000000"/>
+                <w:sz w:val="28"/>
+                <w:szCs w:val="28"/>
+              </w:rPr>
+              <w:t>Đồng ý;</w:t>
+            </w:r>
+          </w:p>
+          <w:p>
+            <w:pPr>
+              <w:spacing w:after="40"/>
+              <w:ind w:firstLine="0"/>
+              <w:rPr>
+                <w:rFonts w:ascii="Times New Roman" w:hAnsi="Times New Roman" w:cs="Times New Roman"/>
+                <w:color w:val="000000"/>
+                <w:sz w:val="28"/>
+                <w:szCs w:val="28"/>
+              </w:rPr>
+            </w:pPr>
+            <w:r>
+              <w:rPr>
+                <w:rFonts w:ascii="Times New Roman" w:hAnsi="Times New Roman" w:cs="Times New Roman"/>
+                <w:color w:val="000000"/>
+                <w:sz w:val="28"/>
+                <w:szCs w:val="28"/>
+              </w:rPr>
+              <w:t>Rất đồng ý</w:t>
+            </w:r>
+          </w:p>
+        </w:tc>
+      </w:tr>
+      <w:tr>
+        <w:tc>
+          <w:tcPr>
+            <w:tcW w:w="5033" w:type="dxa"/>
+          </w:tcPr>
+          <w:p>
+            <w:pPr>
+              <w:ind w:firstLine="0"/>
+              <w:rPr>
+                <w:rFonts w:ascii="Times New Roman" w:hAnsi="Times New Roman" w:cs="Times New Roman"/>
+                <w:sz w:val="28"/>
+                <w:szCs w:val="28"/>
+              </w:rPr>
+            </w:pPr>
+            <w:r>
+              <w:rPr>
+                <w:rFonts w:ascii="Times New Roman" w:hAnsi="Times New Roman" w:cs="Times New Roman"/>
+                <w:sz w:val="28"/>
+                <w:szCs w:val="28"/>
+              </w:rPr>
+              <w:lastRenderedPageBreak/>
+              <w:t>Y lệnh (order set) sẵn theo bệnh thường gặp giúp tiết kiệm thời gian.</w:t>
+            </w:r>
+          </w:p>
+        </w:tc>
+        <w:tc>
+          <w:tcPr>
+            <w:tcW w:w="2880" w:type="dxa"/>
+          </w:tcPr>
+          <w:p>
+            <w:pPr>
+              <w:spacing w:after="40"/>
+              <w:ind w:firstLine="0"/>
+              <w:rPr>
+                <w:rFonts w:ascii="Times New Roman" w:hAnsi="Times New Roman" w:cs="Times New Roman"/>
+                <w:color w:val="000000"/>
+                <w:sz w:val="28"/>
+                <w:szCs w:val="28"/>
+              </w:rPr>
+            </w:pPr>
+            <w:r>
+              <w:rPr>
+                <w:rFonts w:ascii="Times New Roman" w:hAnsi="Times New Roman" w:cs="Times New Roman"/>
+                <w:color w:val="000000"/>
+                <w:sz w:val="28"/>
+                <w:szCs w:val="28"/>
+              </w:rPr>
+              <w:t>Rất không đồng ý;</w:t>
+            </w:r>
+          </w:p>
+          <w:p>
+            <w:pPr>
+              <w:spacing w:after="40"/>
+              <w:ind w:firstLine="0"/>
+              <w:rPr>
+                <w:rFonts w:ascii="Times New Roman" w:hAnsi="Times New Roman" w:cs="Times New Roman"/>
+                <w:color w:val="000000"/>
+                <w:sz w:val="28"/>
+                <w:szCs w:val="28"/>
+              </w:rPr>
+            </w:pPr>
+            <w:r>
+              <w:rPr>
+                <w:rFonts w:ascii="Times New Roman" w:hAnsi="Times New Roman" w:cs="Times New Roman"/>
+                <w:color w:val="000000"/>
+                <w:sz w:val="28"/>
+                <w:szCs w:val="28"/>
+              </w:rPr>
+              <w:t>Không đồng ý;</w:t>
+            </w:r>
+          </w:p>
+          <w:p>
+            <w:pPr>
+              <w:spacing w:after="40"/>
+              <w:ind w:firstLine="0"/>
+              <w:rPr>
+                <w:rFonts w:ascii="Times New Roman" w:hAnsi="Times New Roman" w:cs="Times New Roman"/>
+                <w:color w:val="000000"/>
+                <w:sz w:val="28"/>
+                <w:szCs w:val="28"/>
+              </w:rPr>
+            </w:pPr>
+            <w:r>
+              <w:rPr>
+                <w:rFonts w:ascii="Times New Roman" w:hAnsi="Times New Roman" w:cs="Times New Roman"/>
+                <w:color w:val="000000"/>
+                <w:sz w:val="28"/>
+                <w:szCs w:val="28"/>
+              </w:rPr>
+              <w:t>Bình thường;</w:t>
+            </w:r>
+          </w:p>
+          <w:p>
+            <w:pPr>
+              <w:spacing w:after="40"/>
+              <w:ind w:firstLine="0"/>
+              <w:rPr>
+                <w:rFonts w:ascii="Times New Roman" w:hAnsi="Times New Roman" w:cs="Times New Roman"/>
+                <w:color w:val="000000"/>
+                <w:sz w:val="28"/>
+                <w:szCs w:val="28"/>
+              </w:rPr>
+            </w:pPr>
+            <w:r>
+              <w:rPr>
+                <w:rFonts w:ascii="Times New Roman" w:hAnsi="Times New Roman" w:cs="Times New Roman"/>
+                <w:color w:val="000000"/>
+                <w:sz w:val="28"/>
+                <w:szCs w:val="28"/>
+              </w:rPr>
+              <w:t>Đồng ý;</w:t>
+            </w:r>
+          </w:p>
+          <w:p>
+            <w:pPr>
+              <w:spacing w:after="40"/>
+              <w:ind w:firstLine="0"/>
+              <w:rPr>
+                <w:rFonts w:ascii="Times New Roman" w:hAnsi="Times New Roman" w:cs="Times New Roman"/>
+                <w:color w:val="000000"/>
+                <w:sz w:val="28"/>
+                <w:szCs w:val="28"/>
+              </w:rPr>
+            </w:pPr>
+            <w:r>
+              <w:rPr>
+                <w:rFonts w:ascii="Times New Roman" w:hAnsi="Times New Roman" w:cs="Times New Roman"/>
+                <w:color w:val="000000"/>
+                <w:sz w:val="28"/>
+                <w:szCs w:val="28"/>
+              </w:rPr>
+              <w:t>Rất đồng ý</w:t>
+            </w:r>
+          </w:p>
+        </w:tc>
+      </w:tr>
+      <w:tr>
+        <w:tc>
+          <w:tcPr>
+            <w:tcW w:w="5033" w:type="dxa"/>
+          </w:tcPr>
+          <w:p>
+            <w:pPr>
+              <w:ind w:firstLine="0"/>
+              <w:rPr>
+                <w:rFonts w:ascii="Times New Roman" w:hAnsi="Times New Roman" w:cs="Times New Roman"/>
+                <w:sz w:val="28"/>
+                <w:szCs w:val="28"/>
+              </w:rPr>
+            </w:pPr>
+            <w:r>
+              <w:rPr>
+                <w:rFonts w:ascii="Times New Roman" w:hAnsi="Times New Roman" w:cs="Times New Roman"/>
+                <w:sz w:val="28"/>
+                <w:szCs w:val="28"/>
+              </w:rPr>
+              <w:t>Cần in barcode và theo dõi trạng thái mẫu theo thời gian thực.</w:t>
+            </w:r>
+          </w:p>
+        </w:tc>
+        <w:tc>
+          <w:tcPr>
+            <w:tcW w:w="2880" w:type="dxa"/>
+          </w:tcPr>
+          <w:p>
+            <w:pPr>
+              <w:spacing w:after="40"/>
+              <w:ind w:firstLine="0"/>
+              <w:rPr>
+                <w:rFonts w:ascii="Times New Roman" w:hAnsi="Times New Roman" w:cs="Times New Roman"/>
+                <w:color w:val="000000"/>
+                <w:sz w:val="28"/>
+                <w:szCs w:val="28"/>
+              </w:rPr>
+            </w:pPr>
+            <w:r>
+              <w:rPr>
+                <w:rFonts w:ascii="Times New Roman" w:hAnsi="Times New Roman" w:cs="Times New Roman"/>
+                <w:color w:val="000000"/>
+                <w:sz w:val="28"/>
+                <w:szCs w:val="28"/>
+              </w:rPr>
+              <w:t>Rất không đồng ý;</w:t>
+            </w:r>
+          </w:p>
+          <w:p>
+            <w:pPr>
+              <w:spacing w:after="40"/>
+              <w:ind w:firstLine="0"/>
+              <w:rPr>
+                <w:rFonts w:ascii="Times New Roman" w:hAnsi="Times New Roman" w:cs="Times New Roman"/>
+                <w:color w:val="000000"/>
+                <w:sz w:val="28"/>
+                <w:szCs w:val="28"/>
+              </w:rPr>
+            </w:pPr>
+            <w:r>
+              <w:rPr>
+                <w:rFonts w:ascii="Times New Roman" w:hAnsi="Times New Roman" w:cs="Times New Roman"/>
+                <w:color w:val="000000"/>
+                <w:sz w:val="28"/>
+                <w:szCs w:val="28"/>
+              </w:rPr>
+              <w:t>Không đồng ý;</w:t>
+            </w:r>
+          </w:p>
+          <w:p>
+            <w:pPr>
+              <w:spacing w:after="40"/>
+              <w:ind w:firstLine="0"/>
+              <w:rPr>
+                <w:rFonts w:ascii="Times New Roman" w:hAnsi="Times New Roman" w:cs="Times New Roman"/>
+                <w:color w:val="000000"/>
+                <w:sz w:val="28"/>
+                <w:szCs w:val="28"/>
+              </w:rPr>
+            </w:pPr>
+            <w:r>
+              <w:rPr>
+                <w:rFonts w:ascii="Times New Roman" w:hAnsi="Times New Roman" w:cs="Times New Roman"/>
+                <w:color w:val="000000"/>
+                <w:sz w:val="28"/>
+                <w:szCs w:val="28"/>
+              </w:rPr>
+              <w:t>Bình thường;</w:t>
+            </w:r>
+          </w:p>
+          <w:p>
+            <w:pPr>
+              <w:spacing w:after="40"/>
+              <w:ind w:firstLine="0"/>
+              <w:rPr>
+                <w:rFonts w:ascii="Times New Roman" w:hAnsi="Times New Roman" w:cs="Times New Roman"/>
+                <w:color w:val="000000"/>
+                <w:sz w:val="28"/>
+                <w:szCs w:val="28"/>
+              </w:rPr>
+            </w:pPr>
+            <w:r>
+              <w:rPr>
+                <w:rFonts w:ascii="Times New Roman" w:hAnsi="Times New Roman" w:cs="Times New Roman"/>
+                <w:color w:val="000000"/>
+                <w:sz w:val="28"/>
+                <w:szCs w:val="28"/>
+              </w:rPr>
+              <w:t>Đồng ý;</w:t>
+            </w:r>
+          </w:p>
+          <w:p>
+            <w:pPr>
+              <w:spacing w:after="40"/>
+              <w:ind w:firstLine="0"/>
+              <w:rPr>
+                <w:rFonts w:ascii="Times New Roman" w:hAnsi="Times New Roman" w:cs="Times New Roman"/>
+                <w:color w:val="000000"/>
+                <w:sz w:val="28"/>
+                <w:szCs w:val="28"/>
+              </w:rPr>
+            </w:pPr>
+            <w:r>
+              <w:rPr>
+                <w:rFonts w:ascii="Times New Roman" w:hAnsi="Times New Roman" w:cs="Times New Roman"/>
+                <w:color w:val="000000"/>
+                <w:sz w:val="28"/>
+                <w:szCs w:val="28"/>
+              </w:rPr>
+              <w:t>Rất đồng ý</w:t>
+            </w:r>
+          </w:p>
+        </w:tc>
+      </w:tr>
+      <w:tr>
+        <w:tc>
+          <w:tcPr>
+            <w:tcW w:w="5033" w:type="dxa"/>
+          </w:tcPr>
+          <w:p>
+            <w:pPr>
+              <w:ind w:firstLine="0"/>
+              <w:rPr>
+                <w:rFonts w:ascii="Times New Roman" w:hAnsi="Times New Roman" w:cs="Times New Roman"/>
+                <w:sz w:val="28"/>
+                <w:szCs w:val="28"/>
+              </w:rPr>
+            </w:pPr>
+            <w:r>
+              <w:rPr>
+                <w:rFonts w:ascii="Times New Roman" w:hAnsi="Times New Roman" w:cs="Times New Roman"/>
+                <w:sz w:val="28"/>
+                <w:szCs w:val="28"/>
+              </w:rPr>
+              <w:t>Kết quả XN sau khi duyệt phải hiển thị cho bác sĩ trong ≤10 giây.</w:t>
+            </w:r>
+          </w:p>
+        </w:tc>
+        <w:tc>
+          <w:tcPr>
+            <w:tcW w:w="2880" w:type="dxa"/>
+          </w:tcPr>
+          <w:p>
+            <w:pPr>
+              <w:spacing w:after="40"/>
+              <w:ind w:firstLine="0"/>
+              <w:rPr>
+                <w:rFonts w:ascii="Times New Roman" w:hAnsi="Times New Roman" w:cs="Times New Roman"/>
+                <w:color w:val="000000"/>
+                <w:sz w:val="28"/>
+                <w:szCs w:val="28"/>
+              </w:rPr>
+            </w:pPr>
+            <w:r>
+              <w:rPr>
+                <w:rFonts w:ascii="Times New Roman" w:hAnsi="Times New Roman" w:cs="Times New Roman"/>
+                <w:color w:val="000000"/>
+                <w:sz w:val="28"/>
+                <w:szCs w:val="28"/>
+              </w:rPr>
+              <w:t>Rất không đồng ý;</w:t>
+            </w:r>
+          </w:p>
+          <w:p>
+            <w:pPr>
+              <w:spacing w:after="40"/>
+              <w:ind w:firstLine="0"/>
+              <w:rPr>
+                <w:rFonts w:ascii="Times New Roman" w:hAnsi="Times New Roman" w:cs="Times New Roman"/>
+                <w:color w:val="000000"/>
+                <w:sz w:val="28"/>
+                <w:szCs w:val="28"/>
+              </w:rPr>
+            </w:pPr>
+            <w:r>
+              <w:rPr>
+                <w:rFonts w:ascii="Times New Roman" w:hAnsi="Times New Roman" w:cs="Times New Roman"/>
+                <w:color w:val="000000"/>
+                <w:sz w:val="28"/>
+                <w:szCs w:val="28"/>
+              </w:rPr>
+              <w:t>Không đồng ý;</w:t>
+            </w:r>
+          </w:p>
+          <w:p>
+            <w:pPr>
+              <w:spacing w:after="40"/>
+              <w:ind w:firstLine="0"/>
+              <w:rPr>
+                <w:rFonts w:ascii="Times New Roman" w:hAnsi="Times New Roman" w:cs="Times New Roman"/>
+                <w:color w:val="000000"/>
+                <w:sz w:val="28"/>
+                <w:szCs w:val="28"/>
+              </w:rPr>
+            </w:pPr>
+            <w:r>
+              <w:rPr>
+                <w:rFonts w:ascii="Times New Roman" w:hAnsi="Times New Roman" w:cs="Times New Roman"/>
+                <w:color w:val="000000"/>
+                <w:sz w:val="28"/>
+                <w:szCs w:val="28"/>
+              </w:rPr>
+              <w:t>Bình thường;</w:t>
+            </w:r>
+          </w:p>
+          <w:p>
+            <w:pPr>
+              <w:spacing w:after="40"/>
+              <w:ind w:firstLine="0"/>
+              <w:rPr>
+                <w:rFonts w:ascii="Times New Roman" w:hAnsi="Times New Roman" w:cs="Times New Roman"/>
+                <w:color w:val="000000"/>
+                <w:sz w:val="28"/>
+                <w:szCs w:val="28"/>
+              </w:rPr>
+            </w:pPr>
+            <w:r>
+              <w:rPr>
+                <w:rFonts w:ascii="Times New Roman" w:hAnsi="Times New Roman" w:cs="Times New Roman"/>
+                <w:color w:val="000000"/>
+                <w:sz w:val="28"/>
+                <w:szCs w:val="28"/>
+              </w:rPr>
+              <w:t>Đồng ý;</w:t>
+            </w:r>
+          </w:p>
+          <w:p>
+            <w:pPr>
+              <w:spacing w:after="40"/>
+              <w:ind w:firstLine="0"/>
+              <w:rPr>
+                <w:rFonts w:ascii="Times New Roman" w:hAnsi="Times New Roman" w:cs="Times New Roman"/>
+                <w:color w:val="000000"/>
+                <w:sz w:val="28"/>
+                <w:szCs w:val="28"/>
+              </w:rPr>
+            </w:pPr>
+            <w:r>
+              <w:rPr>
+                <w:rFonts w:ascii="Times New Roman" w:hAnsi="Times New Roman" w:cs="Times New Roman"/>
+                <w:color w:val="000000"/>
+                <w:sz w:val="28"/>
+                <w:szCs w:val="28"/>
+              </w:rPr>
+              <w:t>Rất đồng ý</w:t>
+            </w:r>
+          </w:p>
+        </w:tc>
+      </w:tr>
+      <w:tr>
+        <w:tc>
+          <w:tcPr>
+            <w:tcW w:w="5033" w:type="dxa"/>
+          </w:tcPr>
+          <w:p>
+            <w:pPr>
+              <w:ind w:firstLine="0"/>
+              <w:rPr>
+                <w:rFonts w:ascii="Times New Roman" w:hAnsi="Times New Roman" w:cs="Times New Roman"/>
+                <w:sz w:val="28"/>
+                <w:szCs w:val="28"/>
+              </w:rPr>
+            </w:pPr>
+            <w:r>
+              <w:rPr>
+                <w:rFonts w:ascii="Times New Roman" w:hAnsi="Times New Roman" w:cs="Times New Roman"/>
+                <w:sz w:val="28"/>
+                <w:szCs w:val="28"/>
+              </w:rPr>
+              <w:t>Cần cảnh báo giá trị nguy kịch (Critical) và lưu vết người nhận/giờ nhận.</w:t>
+            </w:r>
+          </w:p>
+        </w:tc>
+        <w:tc>
+          <w:tcPr>
+            <w:tcW w:w="2880" w:type="dxa"/>
+          </w:tcPr>
+          <w:p>
+            <w:pPr>
+              <w:spacing w:after="40"/>
+              <w:ind w:firstLine="0"/>
+              <w:rPr>
+                <w:rFonts w:ascii="Times New Roman" w:hAnsi="Times New Roman" w:cs="Times New Roman"/>
+                <w:color w:val="000000"/>
+                <w:sz w:val="28"/>
+                <w:szCs w:val="28"/>
+              </w:rPr>
+            </w:pPr>
+            <w:r>
+              <w:rPr>
+                <w:rFonts w:ascii="Times New Roman" w:hAnsi="Times New Roman" w:cs="Times New Roman"/>
+                <w:color w:val="000000"/>
+                <w:sz w:val="28"/>
+                <w:szCs w:val="28"/>
+              </w:rPr>
+              <w:t>Rất không đồng ý;</w:t>
+            </w:r>
+          </w:p>
+          <w:p>
+            <w:pPr>
+              <w:spacing w:after="40"/>
+              <w:ind w:firstLine="0"/>
+              <w:rPr>
+                <w:rFonts w:ascii="Times New Roman" w:hAnsi="Times New Roman" w:cs="Times New Roman"/>
+                <w:color w:val="000000"/>
+                <w:sz w:val="28"/>
+                <w:szCs w:val="28"/>
+              </w:rPr>
+            </w:pPr>
+            <w:r>
+              <w:rPr>
+                <w:rFonts w:ascii="Times New Roman" w:hAnsi="Times New Roman" w:cs="Times New Roman"/>
+                <w:color w:val="000000"/>
+                <w:sz w:val="28"/>
+                <w:szCs w:val="28"/>
+              </w:rPr>
+              <w:t>Không đồng ý;</w:t>
+            </w:r>
+          </w:p>
+          <w:p>
+            <w:pPr>
+              <w:spacing w:after="40"/>
+              <w:ind w:firstLine="0"/>
+              <w:rPr>
+                <w:rFonts w:ascii="Times New Roman" w:hAnsi="Times New Roman" w:cs="Times New Roman"/>
+                <w:color w:val="000000"/>
+                <w:sz w:val="28"/>
+                <w:szCs w:val="28"/>
+              </w:rPr>
+            </w:pPr>
+            <w:r>
+              <w:rPr>
+                <w:rFonts w:ascii="Times New Roman" w:hAnsi="Times New Roman" w:cs="Times New Roman"/>
+                <w:color w:val="000000"/>
+                <w:sz w:val="28"/>
+                <w:szCs w:val="28"/>
+              </w:rPr>
+              <w:t>Bình thường;</w:t>
+            </w:r>
+          </w:p>
+          <w:p>
+            <w:pPr>
+              <w:spacing w:after="40"/>
+              <w:ind w:firstLine="0"/>
+              <w:rPr>
+                <w:rFonts w:ascii="Times New Roman" w:hAnsi="Times New Roman" w:cs="Times New Roman"/>
+                <w:color w:val="000000"/>
+                <w:sz w:val="28"/>
+                <w:szCs w:val="28"/>
+              </w:rPr>
+            </w:pPr>
+            <w:r>
+              <w:rPr>
+                <w:rFonts w:ascii="Times New Roman" w:hAnsi="Times New Roman" w:cs="Times New Roman"/>
+                <w:color w:val="000000"/>
+                <w:sz w:val="28"/>
+                <w:szCs w:val="28"/>
+              </w:rPr>
+              <w:t>Đồng ý;</w:t>
+            </w:r>
+          </w:p>
+          <w:p>
+            <w:pPr>
+              <w:spacing w:after="40"/>
+              <w:ind w:firstLine="0"/>
+              <w:rPr>
+                <w:rFonts w:ascii="Times New Roman" w:hAnsi="Times New Roman" w:cs="Times New Roman"/>
+                <w:color w:val="000000"/>
+                <w:sz w:val="28"/>
+                <w:szCs w:val="28"/>
+              </w:rPr>
+            </w:pPr>
+            <w:r>
+              <w:rPr>
+                <w:rFonts w:ascii="Times New Roman" w:hAnsi="Times New Roman" w:cs="Times New Roman"/>
+                <w:color w:val="000000"/>
+                <w:sz w:val="28"/>
+                <w:szCs w:val="28"/>
+              </w:rPr>
+              <w:t>Rất đồng ý</w:t>
+            </w:r>
+          </w:p>
+        </w:tc>
+      </w:tr>
+      <w:tr>
+        <w:tc>
+          <w:tcPr>
+            <w:tcW w:w="5033" w:type="dxa"/>
+          </w:tcPr>
+          <w:p>
+            <w:pPr>
+              <w:ind w:firstLine="0"/>
+              <w:rPr>
+                <w:rFonts w:ascii="Times New Roman" w:hAnsi="Times New Roman" w:cs="Times New Roman"/>
+                <w:sz w:val="28"/>
+                <w:szCs w:val="28"/>
+              </w:rPr>
+            </w:pPr>
+            <w:r>
+              <w:rPr>
+                <w:rFonts w:ascii="Times New Roman" w:hAnsi="Times New Roman" w:cs="Times New Roman"/>
+                <w:sz w:val="28"/>
+                <w:szCs w:val="28"/>
+              </w:rPr>
+              <w:lastRenderedPageBreak/>
+              <w:t>Cần đặt lịch theo máy/kíp và tránh xung đột lịch.</w:t>
+            </w:r>
+          </w:p>
+        </w:tc>
+        <w:tc>
+          <w:tcPr>
+            <w:tcW w:w="2880" w:type="dxa"/>
+          </w:tcPr>
+          <w:p>
+            <w:pPr>
+              <w:spacing w:after="40"/>
+              <w:ind w:firstLine="0"/>
+              <w:rPr>
+                <w:rFonts w:ascii="Times New Roman" w:hAnsi="Times New Roman" w:cs="Times New Roman"/>
+                <w:color w:val="000000"/>
+                <w:sz w:val="28"/>
+                <w:szCs w:val="28"/>
+              </w:rPr>
+            </w:pPr>
+            <w:r>
+              <w:rPr>
+                <w:rFonts w:ascii="Times New Roman" w:hAnsi="Times New Roman" w:cs="Times New Roman"/>
+                <w:color w:val="000000"/>
+                <w:sz w:val="28"/>
+                <w:szCs w:val="28"/>
+              </w:rPr>
+              <w:t>Rất không đồng ý;</w:t>
+            </w:r>
+          </w:p>
+          <w:p>
+            <w:pPr>
+              <w:spacing w:after="40"/>
+              <w:ind w:firstLine="0"/>
+              <w:rPr>
+                <w:rFonts w:ascii="Times New Roman" w:hAnsi="Times New Roman" w:cs="Times New Roman"/>
+                <w:color w:val="000000"/>
+                <w:sz w:val="28"/>
+                <w:szCs w:val="28"/>
+              </w:rPr>
+            </w:pPr>
+            <w:r>
+              <w:rPr>
+                <w:rFonts w:ascii="Times New Roman" w:hAnsi="Times New Roman" w:cs="Times New Roman"/>
+                <w:color w:val="000000"/>
+                <w:sz w:val="28"/>
+                <w:szCs w:val="28"/>
+              </w:rPr>
+              <w:t>Không đồng ý;</w:t>
+            </w:r>
+          </w:p>
+          <w:p>
+            <w:pPr>
+              <w:spacing w:after="40"/>
+              <w:ind w:firstLine="0"/>
+              <w:rPr>
+                <w:rFonts w:ascii="Times New Roman" w:hAnsi="Times New Roman" w:cs="Times New Roman"/>
+                <w:color w:val="000000"/>
+                <w:sz w:val="28"/>
+                <w:szCs w:val="28"/>
+              </w:rPr>
+            </w:pPr>
+            <w:r>
+              <w:rPr>
+                <w:rFonts w:ascii="Times New Roman" w:hAnsi="Times New Roman" w:cs="Times New Roman"/>
+                <w:color w:val="000000"/>
+                <w:sz w:val="28"/>
+                <w:szCs w:val="28"/>
+              </w:rPr>
+              <w:t>Bình thường;</w:t>
+            </w:r>
+          </w:p>
+          <w:p>
+            <w:pPr>
+              <w:spacing w:after="40"/>
+              <w:ind w:firstLine="0"/>
+              <w:rPr>
+                <w:rFonts w:ascii="Times New Roman" w:hAnsi="Times New Roman" w:cs="Times New Roman"/>
+                <w:color w:val="000000"/>
+                <w:sz w:val="28"/>
+                <w:szCs w:val="28"/>
+              </w:rPr>
+            </w:pPr>
+            <w:r>
+              <w:rPr>
+                <w:rFonts w:ascii="Times New Roman" w:hAnsi="Times New Roman" w:cs="Times New Roman"/>
+                <w:color w:val="000000"/>
+                <w:sz w:val="28"/>
+                <w:szCs w:val="28"/>
+              </w:rPr>
+              <w:t>Đồng ý;</w:t>
+            </w:r>
+          </w:p>
+          <w:p>
+            <w:pPr>
+              <w:spacing w:after="40"/>
+              <w:ind w:firstLine="0"/>
+              <w:rPr>
+                <w:rFonts w:ascii="Times New Roman" w:hAnsi="Times New Roman" w:cs="Times New Roman"/>
+                <w:color w:val="000000"/>
+                <w:sz w:val="28"/>
+                <w:szCs w:val="28"/>
+              </w:rPr>
+            </w:pPr>
+            <w:r>
+              <w:rPr>
+                <w:rFonts w:ascii="Times New Roman" w:hAnsi="Times New Roman" w:cs="Times New Roman"/>
+                <w:color w:val="000000"/>
+                <w:sz w:val="28"/>
+                <w:szCs w:val="28"/>
+              </w:rPr>
+              <w:t>Rất đồng ý</w:t>
+            </w:r>
+          </w:p>
+        </w:tc>
+      </w:tr>
+      <w:tr>
+        <w:tc>
+          <w:tcPr>
+            <w:tcW w:w="5033" w:type="dxa"/>
+          </w:tcPr>
+          <w:p>
+            <w:pPr>
+              <w:ind w:firstLine="0"/>
+              <w:rPr>
+                <w:rFonts w:ascii="Times New Roman" w:hAnsi="Times New Roman" w:cs="Times New Roman"/>
+                <w:sz w:val="28"/>
+                <w:szCs w:val="28"/>
+              </w:rPr>
+            </w:pPr>
+            <w:r>
+              <w:rPr>
+                <w:rFonts w:ascii="Times New Roman" w:hAnsi="Times New Roman" w:cs="Times New Roman"/>
+                <w:sz w:val="28"/>
+                <w:szCs w:val="28"/>
+              </w:rPr>
+              <w:t>Cần cảnh báo dị ứng/tương tác thuốc khi kê đơn/cấp phát.</w:t>
+            </w:r>
+          </w:p>
+        </w:tc>
+        <w:tc>
+          <w:tcPr>
+            <w:tcW w:w="2880" w:type="dxa"/>
+          </w:tcPr>
+          <w:p>
+            <w:pPr>
+              <w:spacing w:after="40"/>
+              <w:ind w:firstLine="0"/>
+              <w:rPr>
+                <w:rFonts w:ascii="Times New Roman" w:hAnsi="Times New Roman" w:cs="Times New Roman"/>
+                <w:color w:val="000000"/>
+                <w:sz w:val="28"/>
+                <w:szCs w:val="28"/>
+              </w:rPr>
+            </w:pPr>
+            <w:r>
+              <w:rPr>
+                <w:rFonts w:ascii="Times New Roman" w:hAnsi="Times New Roman" w:cs="Times New Roman"/>
+                <w:color w:val="000000"/>
+                <w:sz w:val="28"/>
+                <w:szCs w:val="28"/>
+              </w:rPr>
+              <w:t>Rất không đồng ý;</w:t>
+            </w:r>
+          </w:p>
+          <w:p>
+            <w:pPr>
+              <w:spacing w:after="40"/>
+              <w:ind w:firstLine="0"/>
+              <w:rPr>
+                <w:rFonts w:ascii="Times New Roman" w:hAnsi="Times New Roman" w:cs="Times New Roman"/>
+                <w:color w:val="000000"/>
+                <w:sz w:val="28"/>
+                <w:szCs w:val="28"/>
+              </w:rPr>
+            </w:pPr>
+            <w:r>
+              <w:rPr>
+                <w:rFonts w:ascii="Times New Roman" w:hAnsi="Times New Roman" w:cs="Times New Roman"/>
+                <w:color w:val="000000"/>
+                <w:sz w:val="28"/>
+                <w:szCs w:val="28"/>
+              </w:rPr>
+              <w:t>Không đồng ý;</w:t>
+            </w:r>
+          </w:p>
+          <w:p>
+            <w:pPr>
+              <w:spacing w:after="40"/>
+              <w:ind w:firstLine="0"/>
+              <w:rPr>
+                <w:rFonts w:ascii="Times New Roman" w:hAnsi="Times New Roman" w:cs="Times New Roman"/>
+                <w:color w:val="000000"/>
+                <w:sz w:val="28"/>
+                <w:szCs w:val="28"/>
+              </w:rPr>
+            </w:pPr>
+            <w:r>
+              <w:rPr>
+                <w:rFonts w:ascii="Times New Roman" w:hAnsi="Times New Roman" w:cs="Times New Roman"/>
+                <w:color w:val="000000"/>
+                <w:sz w:val="28"/>
+                <w:szCs w:val="28"/>
+              </w:rPr>
+              <w:t>Bình thường;</w:t>
+            </w:r>
+          </w:p>
+          <w:p>
+            <w:pPr>
+              <w:spacing w:after="40"/>
+              <w:ind w:firstLine="0"/>
+              <w:rPr>
+                <w:rFonts w:ascii="Times New Roman" w:hAnsi="Times New Roman" w:cs="Times New Roman"/>
+                <w:color w:val="000000"/>
+                <w:sz w:val="28"/>
+                <w:szCs w:val="28"/>
+              </w:rPr>
+            </w:pPr>
+            <w:r>
+              <w:rPr>
+                <w:rFonts w:ascii="Times New Roman" w:hAnsi="Times New Roman" w:cs="Times New Roman"/>
+                <w:color w:val="000000"/>
+                <w:sz w:val="28"/>
+                <w:szCs w:val="28"/>
+              </w:rPr>
+              <w:t>Đồng ý;</w:t>
+            </w:r>
+          </w:p>
+          <w:p>
+            <w:pPr>
+              <w:spacing w:after="40"/>
+              <w:ind w:firstLine="0"/>
+              <w:rPr>
+                <w:rFonts w:ascii="Times New Roman" w:hAnsi="Times New Roman" w:cs="Times New Roman"/>
+                <w:color w:val="000000"/>
+                <w:sz w:val="28"/>
+                <w:szCs w:val="28"/>
+              </w:rPr>
+            </w:pPr>
+            <w:r>
+              <w:rPr>
+                <w:rFonts w:ascii="Times New Roman" w:hAnsi="Times New Roman" w:cs="Times New Roman"/>
+                <w:color w:val="000000"/>
+                <w:sz w:val="28"/>
+                <w:szCs w:val="28"/>
+              </w:rPr>
+              <w:t>Rất đồng ý</w:t>
+            </w:r>
+          </w:p>
+        </w:tc>
+      </w:tr>
+      <w:tr>
+        <w:tc>
+          <w:tcPr>
+            <w:tcW w:w="5033" w:type="dxa"/>
+          </w:tcPr>
+          <w:p>
+            <w:pPr>
+              <w:ind w:firstLine="0"/>
+              <w:rPr>
+                <w:rFonts w:ascii="Times New Roman" w:hAnsi="Times New Roman" w:cs="Times New Roman"/>
+                <w:sz w:val="28"/>
+                <w:szCs w:val="28"/>
+              </w:rPr>
+            </w:pPr>
+            <w:r>
+              <w:rPr>
+                <w:rFonts w:ascii="Times New Roman" w:hAnsi="Times New Roman" w:cs="Times New Roman"/>
+                <w:sz w:val="28"/>
+                <w:szCs w:val="28"/>
+              </w:rPr>
+              <w:t>Cần quản tồn kho theo lô/HSD và cảnh báo sắp hết hạn.</w:t>
+            </w:r>
+          </w:p>
+        </w:tc>
+        <w:tc>
+          <w:tcPr>
+            <w:tcW w:w="2880" w:type="dxa"/>
+          </w:tcPr>
+          <w:p>
+            <w:pPr>
+              <w:spacing w:after="40"/>
+              <w:ind w:firstLine="0"/>
+              <w:rPr>
+                <w:rFonts w:ascii="Times New Roman" w:hAnsi="Times New Roman" w:cs="Times New Roman"/>
+                <w:color w:val="000000"/>
+                <w:sz w:val="28"/>
+                <w:szCs w:val="28"/>
+              </w:rPr>
+            </w:pPr>
+            <w:r>
+              <w:rPr>
+                <w:rFonts w:ascii="Times New Roman" w:hAnsi="Times New Roman" w:cs="Times New Roman"/>
+                <w:color w:val="000000"/>
+                <w:sz w:val="28"/>
+                <w:szCs w:val="28"/>
+              </w:rPr>
+              <w:t>Rất không đồng ý;</w:t>
+            </w:r>
+          </w:p>
+          <w:p>
+            <w:pPr>
+              <w:spacing w:after="40"/>
+              <w:ind w:firstLine="0"/>
+              <w:rPr>
+                <w:rFonts w:ascii="Times New Roman" w:hAnsi="Times New Roman" w:cs="Times New Roman"/>
+                <w:color w:val="000000"/>
+                <w:sz w:val="28"/>
+                <w:szCs w:val="28"/>
+              </w:rPr>
+            </w:pPr>
+            <w:r>
+              <w:rPr>
+                <w:rFonts w:ascii="Times New Roman" w:hAnsi="Times New Roman" w:cs="Times New Roman"/>
+                <w:color w:val="000000"/>
+                <w:sz w:val="28"/>
+                <w:szCs w:val="28"/>
+              </w:rPr>
+              <w:t>Không đồng ý;</w:t>
+            </w:r>
+          </w:p>
+          <w:p>
+            <w:pPr>
+              <w:spacing w:after="40"/>
+              <w:ind w:firstLine="0"/>
+              <w:rPr>
+                <w:rFonts w:ascii="Times New Roman" w:hAnsi="Times New Roman" w:cs="Times New Roman"/>
+                <w:color w:val="000000"/>
+                <w:sz w:val="28"/>
+                <w:szCs w:val="28"/>
+              </w:rPr>
+            </w:pPr>
+            <w:r>
+              <w:rPr>
+                <w:rFonts w:ascii="Times New Roman" w:hAnsi="Times New Roman" w:cs="Times New Roman"/>
+                <w:color w:val="000000"/>
+                <w:sz w:val="28"/>
+                <w:szCs w:val="28"/>
+              </w:rPr>
+              <w:t>Bình thường;</w:t>
+            </w:r>
+          </w:p>
+          <w:p>
+            <w:pPr>
+              <w:spacing w:after="40"/>
+              <w:ind w:firstLine="0"/>
+              <w:rPr>
+                <w:rFonts w:ascii="Times New Roman" w:hAnsi="Times New Roman" w:cs="Times New Roman"/>
+                <w:color w:val="000000"/>
+                <w:sz w:val="28"/>
+                <w:szCs w:val="28"/>
+              </w:rPr>
+            </w:pPr>
+            <w:r>
+              <w:rPr>
+                <w:rFonts w:ascii="Times New Roman" w:hAnsi="Times New Roman" w:cs="Times New Roman"/>
+                <w:color w:val="000000"/>
+                <w:sz w:val="28"/>
+                <w:szCs w:val="28"/>
+              </w:rPr>
+              <w:t>Đồng ý;</w:t>
+            </w:r>
+          </w:p>
+          <w:p>
+            <w:pPr>
+              <w:spacing w:after="40"/>
+              <w:ind w:firstLine="0"/>
+              <w:rPr>
+                <w:rFonts w:ascii="Times New Roman" w:hAnsi="Times New Roman" w:cs="Times New Roman"/>
+                <w:color w:val="000000"/>
+                <w:sz w:val="28"/>
+                <w:szCs w:val="28"/>
+              </w:rPr>
+            </w:pPr>
+            <w:r>
+              <w:rPr>
+                <w:rFonts w:ascii="Times New Roman" w:hAnsi="Times New Roman" w:cs="Times New Roman"/>
+                <w:color w:val="000000"/>
+                <w:sz w:val="28"/>
+                <w:szCs w:val="28"/>
+              </w:rPr>
+              <w:t>Rất đồng ý</w:t>
+            </w:r>
+          </w:p>
+        </w:tc>
+      </w:tr>
+      <w:tr>
+        <w:tc>
+          <w:tcPr>
+            <w:tcW w:w="5033" w:type="dxa"/>
+          </w:tcPr>
+          <w:p>
+            <w:pPr>
+              <w:ind w:firstLine="0"/>
+              <w:rPr>
+                <w:rFonts w:ascii="Times New Roman" w:hAnsi="Times New Roman" w:cs="Times New Roman"/>
+                <w:sz w:val="28"/>
+                <w:szCs w:val="28"/>
+              </w:rPr>
+            </w:pPr>
+            <w:r>
+              <w:rPr>
+                <w:rFonts w:ascii="Times New Roman" w:hAnsi="Times New Roman" w:cs="Times New Roman"/>
+                <w:sz w:val="28"/>
+                <w:szCs w:val="28"/>
+              </w:rPr>
+              <w:t>Cho phép thay thế tương đương hoạt chất khi hết hàng.</w:t>
+            </w:r>
+          </w:p>
+        </w:tc>
+        <w:tc>
+          <w:tcPr>
+            <w:tcW w:w="2880" w:type="dxa"/>
+          </w:tcPr>
+          <w:p>
+            <w:pPr>
+              <w:spacing w:after="40"/>
+              <w:ind w:firstLine="0"/>
+              <w:rPr>
+                <w:rFonts w:ascii="Times New Roman" w:hAnsi="Times New Roman" w:cs="Times New Roman"/>
+                <w:color w:val="000000"/>
+                <w:sz w:val="28"/>
+                <w:szCs w:val="28"/>
+              </w:rPr>
+            </w:pPr>
+            <w:r>
+              <w:rPr>
+                <w:rFonts w:ascii="Times New Roman" w:hAnsi="Times New Roman" w:cs="Times New Roman"/>
+                <w:color w:val="000000"/>
+                <w:sz w:val="28"/>
+                <w:szCs w:val="28"/>
+              </w:rPr>
+              <w:t>Rất không đồng ý;</w:t>
+            </w:r>
+          </w:p>
+          <w:p>
+            <w:pPr>
+              <w:spacing w:after="40"/>
+              <w:ind w:firstLine="0"/>
+              <w:rPr>
+                <w:rFonts w:ascii="Times New Roman" w:hAnsi="Times New Roman" w:cs="Times New Roman"/>
+                <w:color w:val="000000"/>
+                <w:sz w:val="28"/>
+                <w:szCs w:val="28"/>
+              </w:rPr>
+            </w:pPr>
+            <w:r>
+              <w:rPr>
+                <w:rFonts w:ascii="Times New Roman" w:hAnsi="Times New Roman" w:cs="Times New Roman"/>
+                <w:color w:val="000000"/>
+                <w:sz w:val="28"/>
+                <w:szCs w:val="28"/>
+              </w:rPr>
+              <w:t>Không đồng ý;</w:t>
+            </w:r>
+          </w:p>
+          <w:p>
+            <w:pPr>
+              <w:spacing w:after="40"/>
+              <w:ind w:firstLine="0"/>
+              <w:rPr>
+                <w:rFonts w:ascii="Times New Roman" w:hAnsi="Times New Roman" w:cs="Times New Roman"/>
+                <w:color w:val="000000"/>
+                <w:sz w:val="28"/>
+                <w:szCs w:val="28"/>
+              </w:rPr>
+            </w:pPr>
+            <w:r>
+              <w:rPr>
+                <w:rFonts w:ascii="Times New Roman" w:hAnsi="Times New Roman" w:cs="Times New Roman"/>
+                <w:color w:val="000000"/>
+                <w:sz w:val="28"/>
+                <w:szCs w:val="28"/>
+              </w:rPr>
+              <w:t>Bình thường;</w:t>
+            </w:r>
+          </w:p>
+          <w:p>
+            <w:pPr>
+              <w:spacing w:after="40"/>
+              <w:ind w:firstLine="0"/>
+              <w:rPr>
+                <w:rFonts w:ascii="Times New Roman" w:hAnsi="Times New Roman" w:cs="Times New Roman"/>
+                <w:color w:val="000000"/>
+                <w:sz w:val="28"/>
+                <w:szCs w:val="28"/>
+              </w:rPr>
+            </w:pPr>
+            <w:r>
+              <w:rPr>
+                <w:rFonts w:ascii="Times New Roman" w:hAnsi="Times New Roman" w:cs="Times New Roman"/>
+                <w:color w:val="000000"/>
+                <w:sz w:val="28"/>
+                <w:szCs w:val="28"/>
+              </w:rPr>
+              <w:t>Đồng ý;</w:t>
+            </w:r>
+          </w:p>
+          <w:p>
+            <w:pPr>
+              <w:spacing w:after="40"/>
+              <w:ind w:firstLine="0"/>
+              <w:jc w:val="left"/>
+              <w:rPr>
+                <w:rFonts w:ascii="Times New Roman" w:hAnsi="Times New Roman" w:cs="Times New Roman"/>
+                <w:color w:val="000000"/>
+                <w:sz w:val="28"/>
+                <w:szCs w:val="28"/>
+              </w:rPr>
+            </w:pPr>
+            <w:r>
+              <w:rPr>
+                <w:rFonts w:ascii="Times New Roman" w:hAnsi="Times New Roman" w:cs="Times New Roman"/>
+                <w:color w:val="000000"/>
+                <w:sz w:val="28"/>
+                <w:szCs w:val="28"/>
+              </w:rPr>
+              <w:t>Rất đồng ý</w:t>
+            </w:r>
+          </w:p>
+          <w:p>
+            <w:pPr>
+              <w:spacing w:after="40"/>
+              <w:ind w:firstLine="0"/>
+              <w:rPr>
+                <w:rFonts w:ascii="Times New Roman" w:hAnsi="Times New Roman" w:cs="Times New Roman"/>
+                <w:sz w:val="28"/>
+                <w:szCs w:val="28"/>
+              </w:rPr>
+            </w:pPr>
+          </w:p>
+        </w:tc>
+      </w:tr>
+      <w:tr>
+        <w:tc>
+          <w:tcPr>
+            <w:tcW w:w="5033" w:type="dxa"/>
+          </w:tcPr>
+          <w:p>
+            <w:pPr>
+              <w:ind w:firstLine="0"/>
+              <w:rPr>
+                <w:rFonts w:ascii="Times New Roman" w:hAnsi="Times New Roman" w:cs="Times New Roman"/>
+                <w:sz w:val="28"/>
+                <w:szCs w:val="28"/>
+              </w:rPr>
+            </w:pPr>
+            <w:r>
+              <w:rPr>
+                <w:rFonts w:ascii="Times New Roman" w:hAnsi="Times New Roman" w:cs="Times New Roman"/>
+                <w:sz w:val="28"/>
+                <w:szCs w:val="28"/>
+              </w:rPr>
+              <w:t>Tự động ghi chi phí từ dịch vụ/thuốc và in hóa đơn/bảng kê dễ dàng.</w:t>
+            </w:r>
+          </w:p>
+        </w:tc>
+        <w:tc>
+          <w:tcPr>
+            <w:tcW w:w="2880" w:type="dxa"/>
+          </w:tcPr>
+          <w:p>
+            <w:pPr>
+              <w:spacing w:after="40"/>
+              <w:ind w:firstLine="0"/>
+              <w:rPr>
+                <w:rFonts w:ascii="Times New Roman" w:hAnsi="Times New Roman" w:cs="Times New Roman"/>
+                <w:color w:val="000000"/>
+                <w:sz w:val="28"/>
+                <w:szCs w:val="28"/>
+              </w:rPr>
+            </w:pPr>
+            <w:r>
+              <w:rPr>
+                <w:rFonts w:ascii="Times New Roman" w:hAnsi="Times New Roman" w:cs="Times New Roman"/>
+                <w:color w:val="000000"/>
+                <w:sz w:val="28"/>
+                <w:szCs w:val="28"/>
+              </w:rPr>
+              <w:t>Rất không đồng ý;</w:t>
+            </w:r>
+          </w:p>
+          <w:p>
+            <w:pPr>
+              <w:spacing w:after="40"/>
+              <w:ind w:firstLine="0"/>
+              <w:rPr>
+                <w:rFonts w:ascii="Times New Roman" w:hAnsi="Times New Roman" w:cs="Times New Roman"/>
+                <w:color w:val="000000"/>
+                <w:sz w:val="28"/>
+                <w:szCs w:val="28"/>
+              </w:rPr>
+            </w:pPr>
+            <w:r>
+              <w:rPr>
+                <w:rFonts w:ascii="Times New Roman" w:hAnsi="Times New Roman" w:cs="Times New Roman"/>
+                <w:color w:val="000000"/>
+                <w:sz w:val="28"/>
+                <w:szCs w:val="28"/>
+              </w:rPr>
+              <w:t>Không đồng ý;</w:t>
+            </w:r>
+          </w:p>
+          <w:p>
+            <w:pPr>
+              <w:spacing w:after="40"/>
+              <w:ind w:firstLine="0"/>
+              <w:rPr>
+                <w:rFonts w:ascii="Times New Roman" w:hAnsi="Times New Roman" w:cs="Times New Roman"/>
+                <w:color w:val="000000"/>
+                <w:sz w:val="28"/>
+                <w:szCs w:val="28"/>
+              </w:rPr>
+            </w:pPr>
+            <w:r>
+              <w:rPr>
+                <w:rFonts w:ascii="Times New Roman" w:hAnsi="Times New Roman" w:cs="Times New Roman"/>
+                <w:color w:val="000000"/>
+                <w:sz w:val="28"/>
+                <w:szCs w:val="28"/>
+              </w:rPr>
+              <w:t>Bình thường;</w:t>
+            </w:r>
+          </w:p>
+          <w:p>
+            <w:pPr>
+              <w:spacing w:after="40"/>
+              <w:ind w:firstLine="0"/>
+              <w:rPr>
+                <w:rFonts w:ascii="Times New Roman" w:hAnsi="Times New Roman" w:cs="Times New Roman"/>
+                <w:color w:val="000000"/>
+                <w:sz w:val="28"/>
+                <w:szCs w:val="28"/>
+              </w:rPr>
+            </w:pPr>
+            <w:r>
+              <w:rPr>
+                <w:rFonts w:ascii="Times New Roman" w:hAnsi="Times New Roman" w:cs="Times New Roman"/>
+                <w:color w:val="000000"/>
+                <w:sz w:val="28"/>
+                <w:szCs w:val="28"/>
+              </w:rPr>
+              <w:lastRenderedPageBreak/>
+              <w:t>Đồng ý;</w:t>
+            </w:r>
+          </w:p>
+          <w:p>
+            <w:pPr>
+              <w:spacing w:after="40"/>
+              <w:ind w:firstLine="0"/>
+              <w:jc w:val="left"/>
+              <w:rPr>
+                <w:rFonts w:ascii="Times New Roman" w:hAnsi="Times New Roman" w:cs="Times New Roman"/>
+                <w:color w:val="000000"/>
+                <w:sz w:val="28"/>
+                <w:szCs w:val="28"/>
+              </w:rPr>
+            </w:pPr>
+            <w:r>
+              <w:rPr>
+                <w:rFonts w:ascii="Times New Roman" w:hAnsi="Times New Roman" w:cs="Times New Roman"/>
+                <w:color w:val="000000"/>
+                <w:sz w:val="28"/>
+                <w:szCs w:val="28"/>
+              </w:rPr>
+              <w:t>Rất đồng ý</w:t>
+            </w:r>
+          </w:p>
+          <w:p>
+            <w:pPr>
+              <w:spacing w:after="40"/>
+              <w:ind w:firstLine="0"/>
+              <w:rPr>
+                <w:rFonts w:ascii="Times New Roman" w:hAnsi="Times New Roman" w:cs="Times New Roman"/>
+                <w:sz w:val="28"/>
+                <w:szCs w:val="28"/>
+              </w:rPr>
+            </w:pPr>
+          </w:p>
+        </w:tc>
+      </w:tr>
+      <w:tr>
+        <w:tc>
+          <w:tcPr>
+            <w:tcW w:w="5033" w:type="dxa"/>
+          </w:tcPr>
+          <w:p>
+            <w:pPr>
+              <w:ind w:firstLine="0"/>
+              <w:rPr>
+                <w:rFonts w:ascii="Times New Roman" w:hAnsi="Times New Roman" w:cs="Times New Roman"/>
+                <w:sz w:val="28"/>
+                <w:szCs w:val="28"/>
+              </w:rPr>
+            </w:pPr>
+            <w:r>
+              <w:rPr>
+                <w:rFonts w:ascii="Times New Roman" w:hAnsi="Times New Roman" w:cs="Times New Roman"/>
+                <w:sz w:val="28"/>
+                <w:szCs w:val="28"/>
+              </w:rPr>
+              <w:lastRenderedPageBreak/>
+              <w:t>Bộ hồ sơ đối soát BHYT phải đúng, đủ mẫu biểu hiện hành.</w:t>
+            </w:r>
+          </w:p>
+        </w:tc>
+        <w:tc>
+          <w:tcPr>
+            <w:tcW w:w="2880" w:type="dxa"/>
+          </w:tcPr>
+          <w:p>
+            <w:pPr>
+              <w:spacing w:after="40"/>
+              <w:ind w:firstLine="0"/>
+              <w:rPr>
+                <w:rFonts w:ascii="Times New Roman" w:hAnsi="Times New Roman" w:cs="Times New Roman"/>
+                <w:color w:val="000000"/>
+                <w:sz w:val="28"/>
+                <w:szCs w:val="28"/>
+              </w:rPr>
+            </w:pPr>
+            <w:r>
+              <w:rPr>
+                <w:rFonts w:ascii="Times New Roman" w:hAnsi="Times New Roman" w:cs="Times New Roman"/>
+                <w:color w:val="000000"/>
+                <w:sz w:val="28"/>
+                <w:szCs w:val="28"/>
+              </w:rPr>
+              <w:t>Rất không đồng ý;</w:t>
+            </w:r>
+          </w:p>
+          <w:p>
+            <w:pPr>
+              <w:spacing w:after="40"/>
+              <w:ind w:firstLine="0"/>
+              <w:rPr>
+                <w:rFonts w:ascii="Times New Roman" w:hAnsi="Times New Roman" w:cs="Times New Roman"/>
+                <w:color w:val="000000"/>
+                <w:sz w:val="28"/>
+                <w:szCs w:val="28"/>
+              </w:rPr>
+            </w:pPr>
+            <w:r>
+              <w:rPr>
+                <w:rFonts w:ascii="Times New Roman" w:hAnsi="Times New Roman" w:cs="Times New Roman"/>
+                <w:color w:val="000000"/>
+                <w:sz w:val="28"/>
+                <w:szCs w:val="28"/>
+              </w:rPr>
+              <w:t>Không đồng ý;</w:t>
+            </w:r>
+          </w:p>
+          <w:p>
+            <w:pPr>
+              <w:spacing w:after="40"/>
+              <w:ind w:firstLine="0"/>
+              <w:rPr>
+                <w:rFonts w:ascii="Times New Roman" w:hAnsi="Times New Roman" w:cs="Times New Roman"/>
+                <w:color w:val="000000"/>
+                <w:sz w:val="28"/>
+                <w:szCs w:val="28"/>
+              </w:rPr>
+            </w:pPr>
+            <w:r>
+              <w:rPr>
+                <w:rFonts w:ascii="Times New Roman" w:hAnsi="Times New Roman" w:cs="Times New Roman"/>
+                <w:color w:val="000000"/>
+                <w:sz w:val="28"/>
+                <w:szCs w:val="28"/>
+              </w:rPr>
+              <w:t>Bình thường;</w:t>
+            </w:r>
+          </w:p>
+          <w:p>
+            <w:pPr>
+              <w:spacing w:after="40"/>
+              <w:ind w:firstLine="0"/>
+              <w:rPr>
+                <w:rFonts w:ascii="Times New Roman" w:hAnsi="Times New Roman" w:cs="Times New Roman"/>
+                <w:color w:val="000000"/>
+                <w:sz w:val="28"/>
+                <w:szCs w:val="28"/>
+              </w:rPr>
+            </w:pPr>
+            <w:r>
+              <w:rPr>
+                <w:rFonts w:ascii="Times New Roman" w:hAnsi="Times New Roman" w:cs="Times New Roman"/>
+                <w:color w:val="000000"/>
+                <w:sz w:val="28"/>
+                <w:szCs w:val="28"/>
+              </w:rPr>
+              <w:t>Đồng ý;</w:t>
+            </w:r>
+          </w:p>
+          <w:p>
+            <w:pPr>
+              <w:spacing w:after="40"/>
+              <w:ind w:firstLine="0"/>
+              <w:jc w:val="left"/>
+              <w:rPr>
+                <w:rFonts w:ascii="Times New Roman" w:hAnsi="Times New Roman" w:cs="Times New Roman"/>
+                <w:color w:val="000000"/>
+                <w:sz w:val="28"/>
+                <w:szCs w:val="28"/>
+              </w:rPr>
+            </w:pPr>
+            <w:r>
+              <w:rPr>
+                <w:rFonts w:ascii="Times New Roman" w:hAnsi="Times New Roman" w:cs="Times New Roman"/>
+                <w:color w:val="000000"/>
+                <w:sz w:val="28"/>
+                <w:szCs w:val="28"/>
+              </w:rPr>
+              <w:t>Rất đồng ý</w:t>
+            </w:r>
+          </w:p>
+          <w:p>
+            <w:pPr>
+              <w:spacing w:after="40"/>
+              <w:ind w:firstLine="0"/>
+              <w:rPr>
+                <w:rFonts w:ascii="Times New Roman" w:hAnsi="Times New Roman" w:cs="Times New Roman"/>
+                <w:sz w:val="28"/>
+                <w:szCs w:val="28"/>
+              </w:rPr>
+            </w:pPr>
+          </w:p>
+        </w:tc>
+      </w:tr>
+      <w:tr>
+        <w:tc>
+          <w:tcPr>
+            <w:tcW w:w="5033" w:type="dxa"/>
+          </w:tcPr>
+          <w:p>
+            <w:pPr>
+              <w:ind w:firstLine="0"/>
+              <w:rPr>
+                <w:rFonts w:ascii="Times New Roman" w:hAnsi="Times New Roman" w:cs="Times New Roman"/>
+                <w:sz w:val="28"/>
+                <w:szCs w:val="28"/>
+              </w:rPr>
+            </w:pPr>
+            <w:r>
+              <w:rPr>
+                <w:rFonts w:ascii="Times New Roman" w:hAnsi="Times New Roman" w:cs="Times New Roman"/>
+                <w:sz w:val="28"/>
+                <w:szCs w:val="28"/>
+              </w:rPr>
+              <w:t>Cần báo cáo lượt khám, doanh thu, TAT, tồn kho; có xuất Excel/PDF.</w:t>
+            </w:r>
+          </w:p>
+        </w:tc>
+        <w:tc>
+          <w:tcPr>
+            <w:tcW w:w="2880" w:type="dxa"/>
+          </w:tcPr>
+          <w:p>
+            <w:pPr>
+              <w:spacing w:after="40"/>
+              <w:ind w:firstLine="0"/>
+              <w:rPr>
+                <w:rFonts w:ascii="Times New Roman" w:hAnsi="Times New Roman" w:cs="Times New Roman"/>
+                <w:color w:val="000000"/>
+                <w:sz w:val="28"/>
+                <w:szCs w:val="28"/>
+              </w:rPr>
+            </w:pPr>
+            <w:r>
+              <w:rPr>
+                <w:rFonts w:ascii="Times New Roman" w:hAnsi="Times New Roman" w:cs="Times New Roman"/>
+                <w:color w:val="000000"/>
+                <w:sz w:val="28"/>
+                <w:szCs w:val="28"/>
+              </w:rPr>
+              <w:t>Rất không đồng ý;</w:t>
+            </w:r>
+          </w:p>
+          <w:p>
+            <w:pPr>
+              <w:spacing w:after="40"/>
+              <w:ind w:firstLine="0"/>
+              <w:rPr>
+                <w:rFonts w:ascii="Times New Roman" w:hAnsi="Times New Roman" w:cs="Times New Roman"/>
+                <w:color w:val="000000"/>
+                <w:sz w:val="28"/>
+                <w:szCs w:val="28"/>
+              </w:rPr>
+            </w:pPr>
+            <w:r>
+              <w:rPr>
+                <w:rFonts w:ascii="Times New Roman" w:hAnsi="Times New Roman" w:cs="Times New Roman"/>
+                <w:color w:val="000000"/>
+                <w:sz w:val="28"/>
+                <w:szCs w:val="28"/>
+              </w:rPr>
+              <w:t>Không đồng ý;</w:t>
+            </w:r>
+          </w:p>
+          <w:p>
+            <w:pPr>
+              <w:spacing w:after="40"/>
+              <w:ind w:firstLine="0"/>
+              <w:rPr>
+                <w:rFonts w:ascii="Times New Roman" w:hAnsi="Times New Roman" w:cs="Times New Roman"/>
+                <w:color w:val="000000"/>
+                <w:sz w:val="28"/>
+                <w:szCs w:val="28"/>
+              </w:rPr>
+            </w:pPr>
+            <w:r>
+              <w:rPr>
+                <w:rFonts w:ascii="Times New Roman" w:hAnsi="Times New Roman" w:cs="Times New Roman"/>
+                <w:color w:val="000000"/>
+                <w:sz w:val="28"/>
+                <w:szCs w:val="28"/>
+              </w:rPr>
+              <w:t>Bình thường;</w:t>
+            </w:r>
+          </w:p>
+          <w:p>
+            <w:pPr>
+              <w:spacing w:after="40"/>
+              <w:ind w:firstLine="0"/>
+              <w:rPr>
+                <w:rFonts w:ascii="Times New Roman" w:hAnsi="Times New Roman" w:cs="Times New Roman"/>
+                <w:color w:val="000000"/>
+                <w:sz w:val="28"/>
+                <w:szCs w:val="28"/>
+              </w:rPr>
+            </w:pPr>
+            <w:r>
+              <w:rPr>
+                <w:rFonts w:ascii="Times New Roman" w:hAnsi="Times New Roman" w:cs="Times New Roman"/>
+                <w:color w:val="000000"/>
+                <w:sz w:val="28"/>
+                <w:szCs w:val="28"/>
+              </w:rPr>
+              <w:t>Đồng ý;</w:t>
+            </w:r>
+          </w:p>
+          <w:p>
+            <w:pPr>
+              <w:spacing w:after="40"/>
+              <w:ind w:firstLine="0"/>
+              <w:jc w:val="left"/>
+              <w:rPr>
+                <w:rFonts w:ascii="Times New Roman" w:hAnsi="Times New Roman" w:cs="Times New Roman"/>
+                <w:color w:val="000000"/>
+                <w:sz w:val="28"/>
+                <w:szCs w:val="28"/>
+              </w:rPr>
+            </w:pPr>
+            <w:r>
+              <w:rPr>
+                <w:rFonts w:ascii="Times New Roman" w:hAnsi="Times New Roman" w:cs="Times New Roman"/>
+                <w:color w:val="000000"/>
+                <w:sz w:val="28"/>
+                <w:szCs w:val="28"/>
+              </w:rPr>
+              <w:t>Rất đồng ý</w:t>
+            </w:r>
+          </w:p>
+          <w:p>
+            <w:pPr>
+              <w:spacing w:after="40"/>
+              <w:ind w:firstLine="0"/>
+              <w:rPr>
+                <w:rFonts w:ascii="Times New Roman" w:hAnsi="Times New Roman" w:cs="Times New Roman"/>
+                <w:sz w:val="28"/>
+                <w:szCs w:val="28"/>
+              </w:rPr>
+            </w:pPr>
+          </w:p>
+        </w:tc>
+      </w:tr>
+      <w:tr>
+        <w:tc>
+          <w:tcPr>
+            <w:tcW w:w="5033" w:type="dxa"/>
+          </w:tcPr>
+          <w:p>
+            <w:pPr>
+              <w:ind w:firstLine="0"/>
+              <w:rPr>
+                <w:rFonts w:ascii="Times New Roman" w:hAnsi="Times New Roman" w:cs="Times New Roman"/>
+                <w:sz w:val="28"/>
+                <w:szCs w:val="28"/>
+              </w:rPr>
+            </w:pPr>
+            <w:r>
+              <w:rPr>
+                <w:rFonts w:ascii="Times New Roman" w:hAnsi="Times New Roman" w:cs="Times New Roman"/>
+                <w:sz w:val="28"/>
+                <w:szCs w:val="28"/>
+              </w:rPr>
+              <w:t>Tra cứu bệnh nhân phải dưới 2 giây.</w:t>
+            </w:r>
+          </w:p>
+        </w:tc>
+        <w:tc>
+          <w:tcPr>
+            <w:tcW w:w="2880" w:type="dxa"/>
+          </w:tcPr>
+          <w:p>
+            <w:pPr>
+              <w:spacing w:after="40"/>
+              <w:ind w:firstLine="0"/>
+              <w:rPr>
+                <w:rFonts w:ascii="Times New Roman" w:hAnsi="Times New Roman" w:cs="Times New Roman"/>
+                <w:color w:val="000000"/>
+                <w:sz w:val="28"/>
+                <w:szCs w:val="28"/>
+              </w:rPr>
+            </w:pPr>
+            <w:r>
+              <w:rPr>
+                <w:rFonts w:ascii="Times New Roman" w:hAnsi="Times New Roman" w:cs="Times New Roman"/>
+                <w:color w:val="000000"/>
+                <w:sz w:val="28"/>
+                <w:szCs w:val="28"/>
+              </w:rPr>
+              <w:t>Rất không đồng ý;</w:t>
+            </w:r>
+          </w:p>
+          <w:p>
+            <w:pPr>
+              <w:spacing w:after="40"/>
+              <w:ind w:firstLine="0"/>
+              <w:rPr>
+                <w:rFonts w:ascii="Times New Roman" w:hAnsi="Times New Roman" w:cs="Times New Roman"/>
+                <w:color w:val="000000"/>
+                <w:sz w:val="28"/>
+                <w:szCs w:val="28"/>
+              </w:rPr>
+            </w:pPr>
+            <w:r>
+              <w:rPr>
+                <w:rFonts w:ascii="Times New Roman" w:hAnsi="Times New Roman" w:cs="Times New Roman"/>
+                <w:color w:val="000000"/>
+                <w:sz w:val="28"/>
+                <w:szCs w:val="28"/>
+              </w:rPr>
+              <w:t>Không đồng ý;</w:t>
+            </w:r>
+          </w:p>
+          <w:p>
+            <w:pPr>
+              <w:spacing w:after="40"/>
+              <w:ind w:firstLine="0"/>
+              <w:rPr>
+                <w:rFonts w:ascii="Times New Roman" w:hAnsi="Times New Roman" w:cs="Times New Roman"/>
+                <w:color w:val="000000"/>
+                <w:sz w:val="28"/>
+                <w:szCs w:val="28"/>
+              </w:rPr>
+            </w:pPr>
+            <w:r>
+              <w:rPr>
+                <w:rFonts w:ascii="Times New Roman" w:hAnsi="Times New Roman" w:cs="Times New Roman"/>
+                <w:color w:val="000000"/>
+                <w:sz w:val="28"/>
+                <w:szCs w:val="28"/>
+              </w:rPr>
+              <w:t>Bình thường;</w:t>
+            </w:r>
+          </w:p>
+          <w:p>
+            <w:pPr>
+              <w:spacing w:after="40"/>
+              <w:ind w:firstLine="0"/>
+              <w:rPr>
+                <w:rFonts w:ascii="Times New Roman" w:hAnsi="Times New Roman" w:cs="Times New Roman"/>
+                <w:color w:val="000000"/>
+                <w:sz w:val="28"/>
+                <w:szCs w:val="28"/>
+              </w:rPr>
+            </w:pPr>
+            <w:r>
+              <w:rPr>
+                <w:rFonts w:ascii="Times New Roman" w:hAnsi="Times New Roman" w:cs="Times New Roman"/>
+                <w:color w:val="000000"/>
+                <w:sz w:val="28"/>
+                <w:szCs w:val="28"/>
+              </w:rPr>
+              <w:t>Đồng ý;</w:t>
+            </w:r>
+          </w:p>
+          <w:p>
+            <w:pPr>
+              <w:spacing w:after="40"/>
+              <w:ind w:firstLine="0"/>
+              <w:jc w:val="left"/>
+              <w:rPr>
+                <w:rFonts w:ascii="Times New Roman" w:hAnsi="Times New Roman" w:cs="Times New Roman"/>
+                <w:color w:val="000000"/>
+                <w:sz w:val="28"/>
+                <w:szCs w:val="28"/>
+              </w:rPr>
+            </w:pPr>
+            <w:r>
+              <w:rPr>
+                <w:rFonts w:ascii="Times New Roman" w:hAnsi="Times New Roman" w:cs="Times New Roman"/>
+                <w:color w:val="000000"/>
+                <w:sz w:val="28"/>
+                <w:szCs w:val="28"/>
+              </w:rPr>
+              <w:t>Rất đồng ý</w:t>
+            </w:r>
+          </w:p>
+          <w:p>
+            <w:pPr>
+              <w:spacing w:after="40"/>
+              <w:ind w:firstLine="0"/>
+              <w:rPr>
+                <w:rFonts w:ascii="Times New Roman" w:hAnsi="Times New Roman" w:cs="Times New Roman"/>
+                <w:sz w:val="28"/>
+                <w:szCs w:val="28"/>
+              </w:rPr>
+            </w:pPr>
+          </w:p>
+        </w:tc>
+      </w:tr>
+      <w:tr>
+        <w:tc>
+          <w:tcPr>
+            <w:tcW w:w="5033" w:type="dxa"/>
+          </w:tcPr>
+          <w:p>
+            <w:pPr>
+              <w:ind w:firstLine="0"/>
+              <w:rPr>
+                <w:rFonts w:ascii="Times New Roman" w:hAnsi="Times New Roman" w:cs="Times New Roman"/>
+                <w:sz w:val="28"/>
+                <w:szCs w:val="28"/>
+              </w:rPr>
+            </w:pPr>
+            <w:r>
+              <w:rPr>
+                <w:rFonts w:ascii="Times New Roman" w:hAnsi="Times New Roman" w:cs="Times New Roman"/>
+                <w:sz w:val="28"/>
+                <w:szCs w:val="28"/>
+              </w:rPr>
+              <w:t>Mở HSBA phải dưới 3 giây.</w:t>
+            </w:r>
+          </w:p>
+        </w:tc>
+        <w:tc>
+          <w:tcPr>
+            <w:tcW w:w="2880" w:type="dxa"/>
+          </w:tcPr>
+          <w:p>
+            <w:pPr>
+              <w:spacing w:after="40"/>
+              <w:ind w:firstLine="0"/>
+              <w:rPr>
+                <w:rFonts w:ascii="Times New Roman" w:hAnsi="Times New Roman" w:cs="Times New Roman"/>
+                <w:color w:val="000000"/>
+                <w:sz w:val="28"/>
+                <w:szCs w:val="28"/>
+              </w:rPr>
+            </w:pPr>
+            <w:r>
+              <w:rPr>
+                <w:rFonts w:ascii="Times New Roman" w:hAnsi="Times New Roman" w:cs="Times New Roman"/>
+                <w:color w:val="000000"/>
+                <w:sz w:val="28"/>
+                <w:szCs w:val="28"/>
+              </w:rPr>
+              <w:t>Rất không đồng ý;</w:t>
+            </w:r>
+          </w:p>
+          <w:p>
+            <w:pPr>
+              <w:spacing w:after="40"/>
+              <w:ind w:firstLine="0"/>
+              <w:rPr>
+                <w:rFonts w:ascii="Times New Roman" w:hAnsi="Times New Roman" w:cs="Times New Roman"/>
+                <w:color w:val="000000"/>
+                <w:sz w:val="28"/>
+                <w:szCs w:val="28"/>
+              </w:rPr>
+            </w:pPr>
+            <w:r>
+              <w:rPr>
+                <w:rFonts w:ascii="Times New Roman" w:hAnsi="Times New Roman" w:cs="Times New Roman"/>
+                <w:color w:val="000000"/>
+                <w:sz w:val="28"/>
+                <w:szCs w:val="28"/>
+              </w:rPr>
+              <w:t>Không đồng ý;</w:t>
+            </w:r>
+          </w:p>
+          <w:p>
+            <w:pPr>
+              <w:spacing w:after="40"/>
+              <w:ind w:firstLine="0"/>
+              <w:rPr>
+                <w:rFonts w:ascii="Times New Roman" w:hAnsi="Times New Roman" w:cs="Times New Roman"/>
+                <w:color w:val="000000"/>
+                <w:sz w:val="28"/>
+                <w:szCs w:val="28"/>
+              </w:rPr>
+            </w:pPr>
+            <w:r>
+              <w:rPr>
+                <w:rFonts w:ascii="Times New Roman" w:hAnsi="Times New Roman" w:cs="Times New Roman"/>
+                <w:color w:val="000000"/>
+                <w:sz w:val="28"/>
+                <w:szCs w:val="28"/>
+              </w:rPr>
+              <w:t>Bình thường;</w:t>
+            </w:r>
+          </w:p>
+          <w:p>
+            <w:pPr>
+              <w:spacing w:after="40"/>
+              <w:ind w:firstLine="0"/>
+              <w:rPr>
+                <w:rFonts w:ascii="Times New Roman" w:hAnsi="Times New Roman" w:cs="Times New Roman"/>
+                <w:color w:val="000000"/>
+                <w:sz w:val="28"/>
+                <w:szCs w:val="28"/>
+              </w:rPr>
+            </w:pPr>
+            <w:r>
+              <w:rPr>
+                <w:rFonts w:ascii="Times New Roman" w:hAnsi="Times New Roman" w:cs="Times New Roman"/>
+                <w:color w:val="000000"/>
+                <w:sz w:val="28"/>
+                <w:szCs w:val="28"/>
+              </w:rPr>
+              <w:lastRenderedPageBreak/>
+              <w:t>Đồng ý;</w:t>
+            </w:r>
+          </w:p>
+          <w:p>
+            <w:pPr>
+              <w:spacing w:after="40"/>
+              <w:ind w:firstLine="0"/>
+              <w:jc w:val="left"/>
+              <w:rPr>
+                <w:rFonts w:ascii="Times New Roman" w:hAnsi="Times New Roman" w:cs="Times New Roman"/>
+                <w:color w:val="000000"/>
+                <w:sz w:val="28"/>
+                <w:szCs w:val="28"/>
+              </w:rPr>
+            </w:pPr>
+            <w:r>
+              <w:rPr>
+                <w:rFonts w:ascii="Times New Roman" w:hAnsi="Times New Roman" w:cs="Times New Roman"/>
+                <w:color w:val="000000"/>
+                <w:sz w:val="28"/>
+                <w:szCs w:val="28"/>
+              </w:rPr>
+              <w:t>Rất đồng ý</w:t>
+            </w:r>
+          </w:p>
+          <w:p>
+            <w:pPr>
+              <w:spacing w:after="40"/>
+              <w:ind w:firstLine="0"/>
+              <w:rPr>
+                <w:rFonts w:ascii="Times New Roman" w:hAnsi="Times New Roman" w:cs="Times New Roman"/>
+                <w:sz w:val="28"/>
+                <w:szCs w:val="28"/>
+              </w:rPr>
+            </w:pPr>
+          </w:p>
+        </w:tc>
+      </w:tr>
+      <w:tr>
+        <w:tc>
+          <w:tcPr>
+            <w:tcW w:w="5033" w:type="dxa"/>
+          </w:tcPr>
+          <w:p>
+            <w:pPr>
+              <w:ind w:firstLine="0"/>
+              <w:rPr>
+                <w:rFonts w:ascii="Times New Roman" w:hAnsi="Times New Roman" w:cs="Times New Roman"/>
+                <w:sz w:val="28"/>
+                <w:szCs w:val="28"/>
+              </w:rPr>
+            </w:pPr>
+            <w:r>
+              <w:rPr>
+                <w:rFonts w:ascii="Times New Roman" w:hAnsi="Times New Roman" w:cs="Times New Roman"/>
+                <w:sz w:val="28"/>
+                <w:szCs w:val="28"/>
+              </w:rPr>
+              <w:lastRenderedPageBreak/>
+              <w:t>Hỗ trợ phím tắt/nhập liệu nhanh cho bác sĩ/điều dưỡng.</w:t>
+            </w:r>
+          </w:p>
+        </w:tc>
+        <w:tc>
+          <w:tcPr>
+            <w:tcW w:w="2880" w:type="dxa"/>
+          </w:tcPr>
+          <w:p>
+            <w:pPr>
+              <w:spacing w:after="40"/>
+              <w:ind w:firstLine="0"/>
+              <w:rPr>
+                <w:rFonts w:ascii="Times New Roman" w:hAnsi="Times New Roman" w:cs="Times New Roman"/>
+                <w:color w:val="000000"/>
+                <w:sz w:val="28"/>
+                <w:szCs w:val="28"/>
+              </w:rPr>
+            </w:pPr>
+            <w:r>
+              <w:rPr>
+                <w:rFonts w:ascii="Times New Roman" w:hAnsi="Times New Roman" w:cs="Times New Roman"/>
+                <w:color w:val="000000"/>
+                <w:sz w:val="28"/>
+                <w:szCs w:val="28"/>
+              </w:rPr>
+              <w:t>Rất không đồng ý;</w:t>
+            </w:r>
+          </w:p>
+          <w:p>
+            <w:pPr>
+              <w:spacing w:after="40"/>
+              <w:ind w:firstLine="0"/>
+              <w:rPr>
+                <w:rFonts w:ascii="Times New Roman" w:hAnsi="Times New Roman" w:cs="Times New Roman"/>
+                <w:color w:val="000000"/>
+                <w:sz w:val="28"/>
+                <w:szCs w:val="28"/>
+              </w:rPr>
+            </w:pPr>
+            <w:r>
+              <w:rPr>
+                <w:rFonts w:ascii="Times New Roman" w:hAnsi="Times New Roman" w:cs="Times New Roman"/>
+                <w:color w:val="000000"/>
+                <w:sz w:val="28"/>
+                <w:szCs w:val="28"/>
+              </w:rPr>
+              <w:t>Không đồng ý;</w:t>
+            </w:r>
+          </w:p>
+          <w:p>
+            <w:pPr>
+              <w:spacing w:after="40"/>
+              <w:ind w:firstLine="0"/>
+              <w:rPr>
+                <w:rFonts w:ascii="Times New Roman" w:hAnsi="Times New Roman" w:cs="Times New Roman"/>
+                <w:color w:val="000000"/>
+                <w:sz w:val="28"/>
+                <w:szCs w:val="28"/>
+              </w:rPr>
+            </w:pPr>
+            <w:r>
+              <w:rPr>
+                <w:rFonts w:ascii="Times New Roman" w:hAnsi="Times New Roman" w:cs="Times New Roman"/>
+                <w:color w:val="000000"/>
+                <w:sz w:val="28"/>
+                <w:szCs w:val="28"/>
+              </w:rPr>
+              <w:t>Bình thường;</w:t>
+            </w:r>
+          </w:p>
+          <w:p>
+            <w:pPr>
+              <w:spacing w:after="40"/>
+              <w:ind w:firstLine="0"/>
+              <w:rPr>
+                <w:rFonts w:ascii="Times New Roman" w:hAnsi="Times New Roman" w:cs="Times New Roman"/>
+                <w:color w:val="000000"/>
+                <w:sz w:val="28"/>
+                <w:szCs w:val="28"/>
+              </w:rPr>
+            </w:pPr>
+            <w:r>
+              <w:rPr>
+                <w:rFonts w:ascii="Times New Roman" w:hAnsi="Times New Roman" w:cs="Times New Roman"/>
+                <w:color w:val="000000"/>
+                <w:sz w:val="28"/>
+                <w:szCs w:val="28"/>
+              </w:rPr>
+              <w:t>Đồng ý;</w:t>
+            </w:r>
+          </w:p>
+          <w:p>
+            <w:pPr>
+              <w:spacing w:after="40"/>
+              <w:ind w:firstLine="0"/>
+              <w:jc w:val="left"/>
+              <w:rPr>
+                <w:rFonts w:ascii="Times New Roman" w:hAnsi="Times New Roman" w:cs="Times New Roman"/>
+                <w:color w:val="000000"/>
+                <w:sz w:val="28"/>
+                <w:szCs w:val="28"/>
+              </w:rPr>
+            </w:pPr>
+            <w:r>
+              <w:rPr>
+                <w:rFonts w:ascii="Times New Roman" w:hAnsi="Times New Roman" w:cs="Times New Roman"/>
+                <w:color w:val="000000"/>
+                <w:sz w:val="28"/>
+                <w:szCs w:val="28"/>
+              </w:rPr>
+              <w:t>Rất đồng ý</w:t>
+            </w:r>
+          </w:p>
+          <w:p>
+            <w:pPr>
+              <w:spacing w:after="40"/>
+              <w:ind w:firstLine="0"/>
+              <w:rPr>
+                <w:rFonts w:ascii="Times New Roman" w:hAnsi="Times New Roman" w:cs="Times New Roman"/>
+                <w:sz w:val="28"/>
+                <w:szCs w:val="28"/>
+              </w:rPr>
+            </w:pPr>
+          </w:p>
+        </w:tc>
+      </w:tr>
+      <w:tr>
+        <w:tc>
+          <w:tcPr>
+            <w:tcW w:w="5033" w:type="dxa"/>
+          </w:tcPr>
+          <w:p>
+            <w:pPr>
+              <w:ind w:firstLine="0"/>
+              <w:rPr>
+                <w:rFonts w:ascii="Times New Roman" w:hAnsi="Times New Roman" w:cs="Times New Roman"/>
+                <w:sz w:val="28"/>
+                <w:szCs w:val="28"/>
+              </w:rPr>
+            </w:pPr>
+            <w:r>
+              <w:rPr>
+                <w:rFonts w:ascii="Times New Roman" w:hAnsi="Times New Roman" w:cs="Times New Roman"/>
+                <w:sz w:val="28"/>
+                <w:szCs w:val="28"/>
+              </w:rPr>
+              <w:t>Bạn cần tích hợp những hệ thống nào?</w:t>
+            </w:r>
+          </w:p>
+        </w:tc>
+        <w:tc>
+          <w:tcPr>
+            <w:tcW w:w="2880" w:type="dxa"/>
+          </w:tcPr>
+          <w:p>
+            <w:pPr>
+              <w:spacing w:after="40"/>
+              <w:ind w:firstLine="0"/>
+              <w:rPr>
+                <w:rFonts w:ascii="Times New Roman" w:hAnsi="Times New Roman" w:cs="Times New Roman"/>
+                <w:sz w:val="28"/>
+                <w:szCs w:val="28"/>
+              </w:rPr>
+            </w:pPr>
+            <w:r>
+              <w:rPr>
+                <w:rFonts w:ascii="Times New Roman" w:hAnsi="Times New Roman" w:cs="Times New Roman"/>
+                <w:sz w:val="28"/>
+                <w:szCs w:val="28"/>
+              </w:rPr>
+              <w:t>LIS/Máy xét nghiệm;</w:t>
+            </w:r>
+          </w:p>
+          <w:p>
+            <w:pPr>
+              <w:spacing w:after="40"/>
+              <w:ind w:firstLine="0"/>
+              <w:rPr>
+                <w:rFonts w:ascii="Times New Roman" w:hAnsi="Times New Roman" w:cs="Times New Roman"/>
+                <w:sz w:val="28"/>
+                <w:szCs w:val="28"/>
+              </w:rPr>
+            </w:pPr>
+            <w:r>
+              <w:rPr>
+                <w:rFonts w:ascii="Times New Roman" w:hAnsi="Times New Roman" w:cs="Times New Roman"/>
+                <w:sz w:val="28"/>
+                <w:szCs w:val="28"/>
+              </w:rPr>
+              <w:t>RIS/PACS (DICOM viewer link);</w:t>
+            </w:r>
+          </w:p>
+          <w:p>
+            <w:pPr>
+              <w:spacing w:after="40"/>
+              <w:ind w:firstLine="0"/>
+              <w:rPr>
+                <w:rFonts w:ascii="Times New Roman" w:hAnsi="Times New Roman" w:cs="Times New Roman"/>
+                <w:sz w:val="28"/>
+                <w:szCs w:val="28"/>
+              </w:rPr>
+            </w:pPr>
+            <w:r>
+              <w:rPr>
+                <w:rFonts w:ascii="Times New Roman" w:hAnsi="Times New Roman" w:cs="Times New Roman"/>
+                <w:sz w:val="28"/>
+                <w:szCs w:val="28"/>
+              </w:rPr>
+              <w:t>Cổng BHYT;</w:t>
+            </w:r>
+          </w:p>
+          <w:p>
+            <w:pPr>
+              <w:spacing w:after="40"/>
+              <w:ind w:firstLine="0"/>
+              <w:rPr>
+                <w:rFonts w:ascii="Times New Roman" w:hAnsi="Times New Roman" w:cs="Times New Roman"/>
+                <w:sz w:val="28"/>
+                <w:szCs w:val="28"/>
+              </w:rPr>
+            </w:pPr>
+            <w:r>
+              <w:rPr>
+                <w:rFonts w:ascii="Times New Roman" w:hAnsi="Times New Roman" w:cs="Times New Roman"/>
+                <w:sz w:val="28"/>
+                <w:szCs w:val="28"/>
+              </w:rPr>
+              <w:t>SMS/Zalo nhắc hẹn;</w:t>
+            </w:r>
+          </w:p>
+          <w:p>
+            <w:pPr>
+              <w:spacing w:after="40"/>
+              <w:ind w:firstLine="0"/>
+              <w:rPr>
+                <w:rFonts w:ascii="Times New Roman" w:hAnsi="Times New Roman" w:cs="Times New Roman"/>
+                <w:sz w:val="28"/>
+                <w:szCs w:val="28"/>
+              </w:rPr>
+            </w:pPr>
+            <w:r>
+              <w:rPr>
+                <w:rFonts w:ascii="Times New Roman" w:hAnsi="Times New Roman" w:cs="Times New Roman"/>
+                <w:sz w:val="28"/>
+                <w:szCs w:val="28"/>
+              </w:rPr>
+              <w:t>Hóa đơn điện tử;</w:t>
+            </w:r>
+          </w:p>
+          <w:p>
+            <w:pPr>
+              <w:spacing w:after="40"/>
+              <w:ind w:firstLine="0"/>
+              <w:rPr>
+                <w:rFonts w:ascii="Times New Roman" w:hAnsi="Times New Roman" w:cs="Times New Roman"/>
+                <w:sz w:val="28"/>
+                <w:szCs w:val="28"/>
+              </w:rPr>
+            </w:pPr>
+            <w:r>
+              <w:rPr>
+                <w:rFonts w:ascii="Times New Roman" w:hAnsi="Times New Roman" w:cs="Times New Roman"/>
+                <w:sz w:val="28"/>
+                <w:szCs w:val="28"/>
+              </w:rPr>
+              <w:t>Thanh toán QR/Banking;Khác</w:t>
+            </w:r>
+          </w:p>
+        </w:tc>
+      </w:tr>
+      <w:tr>
+        <w:tc>
+          <w:tcPr>
+            <w:tcW w:w="5033" w:type="dxa"/>
+          </w:tcPr>
+          <w:p>
+            <w:pPr>
+              <w:ind w:firstLine="0"/>
+              <w:rPr>
+                <w:rFonts w:ascii="Times New Roman" w:hAnsi="Times New Roman" w:cs="Times New Roman"/>
+                <w:sz w:val="28"/>
+                <w:szCs w:val="28"/>
+              </w:rPr>
+            </w:pPr>
+            <w:r>
+              <w:rPr>
+                <w:rFonts w:ascii="Times New Roman" w:hAnsi="Times New Roman" w:cs="Times New Roman"/>
+                <w:sz w:val="28"/>
+                <w:szCs w:val="28"/>
+              </w:rPr>
+              <w:t>Kênh nhận thông báo ưa thích (kết quả, nhắc hẹn…)</w:t>
+            </w:r>
+          </w:p>
+        </w:tc>
+        <w:tc>
+          <w:tcPr>
+            <w:tcW w:w="2880" w:type="dxa"/>
+          </w:tcPr>
+          <w:p>
+            <w:pPr>
+              <w:spacing w:after="40"/>
+              <w:ind w:firstLine="0"/>
+              <w:rPr>
+                <w:rFonts w:ascii="Times New Roman" w:hAnsi="Times New Roman" w:cs="Times New Roman"/>
+                <w:sz w:val="28"/>
+                <w:szCs w:val="28"/>
+              </w:rPr>
+            </w:pPr>
+            <w:r>
+              <w:rPr>
+                <w:rFonts w:ascii="Times New Roman" w:hAnsi="Times New Roman" w:cs="Times New Roman"/>
+                <w:sz w:val="28"/>
+                <w:szCs w:val="28"/>
+              </w:rPr>
+              <w:t>Trong hệ thống;</w:t>
+            </w:r>
+          </w:p>
+          <w:p>
+            <w:pPr>
+              <w:spacing w:after="40"/>
+              <w:ind w:firstLine="0"/>
+              <w:rPr>
+                <w:rFonts w:ascii="Times New Roman" w:hAnsi="Times New Roman" w:cs="Times New Roman"/>
+                <w:sz w:val="28"/>
+                <w:szCs w:val="28"/>
+              </w:rPr>
+            </w:pPr>
+            <w:r>
+              <w:rPr>
+                <w:rFonts w:ascii="Times New Roman" w:hAnsi="Times New Roman" w:cs="Times New Roman"/>
+                <w:sz w:val="28"/>
+                <w:szCs w:val="28"/>
+              </w:rPr>
+              <w:t>SMS;</w:t>
+            </w:r>
+          </w:p>
+          <w:p>
+            <w:pPr>
+              <w:spacing w:after="40"/>
+              <w:ind w:firstLine="0"/>
+              <w:rPr>
+                <w:rFonts w:ascii="Times New Roman" w:hAnsi="Times New Roman" w:cs="Times New Roman"/>
+                <w:sz w:val="28"/>
+                <w:szCs w:val="28"/>
+              </w:rPr>
+            </w:pPr>
+            <w:r>
+              <w:rPr>
+                <w:rFonts w:ascii="Times New Roman" w:hAnsi="Times New Roman" w:cs="Times New Roman"/>
+                <w:sz w:val="28"/>
+                <w:szCs w:val="28"/>
+              </w:rPr>
+              <w:t>Zalo;</w:t>
+            </w:r>
+          </w:p>
+          <w:p>
+            <w:pPr>
+              <w:spacing w:after="40"/>
+              <w:ind w:firstLine="0"/>
+              <w:rPr>
+                <w:rFonts w:ascii="Times New Roman" w:hAnsi="Times New Roman" w:cs="Times New Roman"/>
+                <w:sz w:val="28"/>
+                <w:szCs w:val="28"/>
+              </w:rPr>
+            </w:pPr>
+            <w:r>
+              <w:rPr>
+                <w:rFonts w:ascii="Times New Roman" w:hAnsi="Times New Roman" w:cs="Times New Roman"/>
+                <w:sz w:val="28"/>
+                <w:szCs w:val="28"/>
+              </w:rPr>
+              <w:t>Email;</w:t>
+            </w:r>
+          </w:p>
+          <w:p>
+            <w:pPr>
+              <w:spacing w:after="40"/>
+              <w:ind w:firstLine="0"/>
+              <w:rPr>
+                <w:rFonts w:ascii="Times New Roman" w:hAnsi="Times New Roman" w:cs="Times New Roman"/>
+                <w:sz w:val="28"/>
+                <w:szCs w:val="28"/>
+              </w:rPr>
+            </w:pPr>
+            <w:r>
+              <w:rPr>
+                <w:rFonts w:ascii="Times New Roman" w:hAnsi="Times New Roman" w:cs="Times New Roman"/>
+                <w:sz w:val="28"/>
+                <w:szCs w:val="28"/>
+              </w:rPr>
+              <w:t>Khác</w:t>
+            </w:r>
+          </w:p>
+        </w:tc>
+      </w:tr>
+      <w:tr>
+        <w:tc>
+          <w:tcPr>
+            <w:tcW w:w="5033" w:type="dxa"/>
+          </w:tcPr>
+          <w:p>
+            <w:pPr>
+              <w:ind w:firstLine="0"/>
+              <w:rPr>
+                <w:rFonts w:ascii="Times New Roman" w:hAnsi="Times New Roman" w:cs="Times New Roman"/>
+                <w:sz w:val="28"/>
+                <w:szCs w:val="28"/>
+              </w:rPr>
+            </w:pPr>
+            <w:r>
+              <w:rPr>
+                <w:rFonts w:ascii="Times New Roman" w:hAnsi="Times New Roman" w:cs="Times New Roman"/>
+                <w:sz w:val="28"/>
+                <w:szCs w:val="28"/>
+              </w:rPr>
+              <w:t>Chọn TOP 5 tính năng quan trọng nhất đối với bạn.</w:t>
+            </w:r>
+          </w:p>
+        </w:tc>
+        <w:tc>
+          <w:tcPr>
+            <w:tcW w:w="2880" w:type="dxa"/>
+          </w:tcPr>
+          <w:p>
+            <w:pPr>
+              <w:spacing w:after="40"/>
+              <w:ind w:firstLine="0"/>
+              <w:rPr>
+                <w:rFonts w:ascii="Times New Roman" w:hAnsi="Times New Roman" w:cs="Times New Roman"/>
+                <w:sz w:val="28"/>
+                <w:szCs w:val="28"/>
+              </w:rPr>
+            </w:pPr>
+            <w:r>
+              <w:rPr>
+                <w:rFonts w:ascii="Times New Roman" w:hAnsi="Times New Roman" w:cs="Times New Roman"/>
+                <w:sz w:val="28"/>
+                <w:szCs w:val="28"/>
+              </w:rPr>
+              <w:t>HSBA một màn hình;</w:t>
+            </w:r>
+          </w:p>
+          <w:p>
+            <w:pPr>
+              <w:spacing w:after="40"/>
+              <w:ind w:firstLine="0"/>
+              <w:rPr>
+                <w:rFonts w:ascii="Times New Roman" w:hAnsi="Times New Roman" w:cs="Times New Roman"/>
+                <w:sz w:val="28"/>
+                <w:szCs w:val="28"/>
+              </w:rPr>
+            </w:pPr>
+            <w:r>
+              <w:rPr>
+                <w:rFonts w:ascii="Times New Roman" w:hAnsi="Times New Roman" w:cs="Times New Roman"/>
+                <w:sz w:val="28"/>
+                <w:szCs w:val="28"/>
+              </w:rPr>
+              <w:t>Barcode &amp; tracking mẫu;</w:t>
+            </w:r>
+          </w:p>
+          <w:p>
+            <w:pPr>
+              <w:spacing w:after="40"/>
+              <w:ind w:firstLine="0"/>
+              <w:rPr>
+                <w:rFonts w:ascii="Times New Roman" w:hAnsi="Times New Roman" w:cs="Times New Roman"/>
+                <w:sz w:val="28"/>
+                <w:szCs w:val="28"/>
+              </w:rPr>
+            </w:pPr>
+            <w:r>
+              <w:rPr>
+                <w:rFonts w:ascii="Times New Roman" w:hAnsi="Times New Roman" w:cs="Times New Roman"/>
+                <w:sz w:val="28"/>
+                <w:szCs w:val="28"/>
+              </w:rPr>
+              <w:lastRenderedPageBreak/>
+              <w:t>Báo cáo cấu trúc CĐHA + PACS;</w:t>
+            </w:r>
+          </w:p>
+          <w:p>
+            <w:pPr>
+              <w:spacing w:after="40"/>
+              <w:ind w:firstLine="0"/>
+              <w:rPr>
+                <w:rFonts w:ascii="Times New Roman" w:hAnsi="Times New Roman" w:cs="Times New Roman"/>
+                <w:sz w:val="28"/>
+                <w:szCs w:val="28"/>
+              </w:rPr>
+            </w:pPr>
+            <w:r>
+              <w:rPr>
+                <w:rFonts w:ascii="Times New Roman" w:hAnsi="Times New Roman" w:cs="Times New Roman"/>
+                <w:sz w:val="28"/>
+                <w:szCs w:val="28"/>
+              </w:rPr>
+              <w:t>Cảnh báo tương tác thuốc;</w:t>
+            </w:r>
+          </w:p>
+          <w:p>
+            <w:pPr>
+              <w:spacing w:after="40"/>
+              <w:ind w:firstLine="0"/>
+              <w:rPr>
+                <w:rFonts w:ascii="Times New Roman" w:hAnsi="Times New Roman" w:cs="Times New Roman"/>
+                <w:sz w:val="28"/>
+                <w:szCs w:val="28"/>
+              </w:rPr>
+            </w:pPr>
+            <w:r>
+              <w:rPr>
+                <w:rFonts w:ascii="Times New Roman" w:hAnsi="Times New Roman" w:cs="Times New Roman"/>
+                <w:sz w:val="28"/>
+                <w:szCs w:val="28"/>
+              </w:rPr>
+              <w:t>Tự động ghi phí + hóa đơn;Bộ báo cáo tiêu chuẩn;</w:t>
+            </w:r>
+          </w:p>
+          <w:p>
+            <w:pPr>
+              <w:spacing w:after="40"/>
+              <w:ind w:firstLine="0"/>
+              <w:rPr>
+                <w:rFonts w:ascii="Times New Roman" w:hAnsi="Times New Roman" w:cs="Times New Roman"/>
+                <w:sz w:val="28"/>
+                <w:szCs w:val="28"/>
+              </w:rPr>
+            </w:pPr>
+            <w:r>
+              <w:rPr>
+                <w:rFonts w:ascii="Times New Roman" w:hAnsi="Times New Roman" w:cs="Times New Roman"/>
+                <w:sz w:val="28"/>
+                <w:szCs w:val="28"/>
+              </w:rPr>
+              <w:t>RBAC + Audit;Nhắc hẹn SMS/Zalo;</w:t>
+            </w:r>
+          </w:p>
+          <w:p>
+            <w:pPr>
+              <w:spacing w:after="40"/>
+              <w:ind w:firstLine="0"/>
+              <w:rPr>
+                <w:rFonts w:ascii="Times New Roman" w:hAnsi="Times New Roman" w:cs="Times New Roman"/>
+                <w:sz w:val="28"/>
+                <w:szCs w:val="28"/>
+              </w:rPr>
+            </w:pPr>
+            <w:r>
+              <w:rPr>
+                <w:rFonts w:ascii="Times New Roman" w:hAnsi="Times New Roman" w:cs="Times New Roman"/>
+                <w:sz w:val="28"/>
+                <w:szCs w:val="28"/>
+              </w:rPr>
+              <w:t>Tra cứu CCCD/BHYT;Khác</w:t>
+            </w:r>
+          </w:p>
+        </w:tc>
+      </w:tr>
+      <w:tr>
+        <w:tc>
+          <w:tcPr>
+            <w:tcW w:w="5033" w:type="dxa"/>
+          </w:tcPr>
+          <w:p>
+            <w:pPr>
+              <w:ind w:firstLine="0"/>
+              <w:rPr>
+                <w:rFonts w:ascii="Times New Roman" w:hAnsi="Times New Roman" w:cs="Times New Roman"/>
+                <w:sz w:val="28"/>
+                <w:szCs w:val="28"/>
+              </w:rPr>
+            </w:pPr>
+            <w:r>
+              <w:rPr>
+                <w:rFonts w:ascii="Times New Roman" w:hAnsi="Times New Roman" w:cs="Times New Roman"/>
+                <w:sz w:val="28"/>
+                <w:szCs w:val="28"/>
+              </w:rPr>
+              <w:t>Điều khó chịu nhất khi dùng hệ thống hiện tại?</w:t>
+            </w:r>
+          </w:p>
+        </w:tc>
+        <w:tc>
+          <w:tcPr>
+            <w:tcW w:w="2880" w:type="dxa"/>
+          </w:tcPr>
+          <w:p>
+            <w:pPr>
+              <w:spacing w:after="40"/>
+              <w:ind w:firstLine="0"/>
+              <w:rPr>
+                <w:rFonts w:ascii="Times New Roman" w:hAnsi="Times New Roman" w:cs="Times New Roman"/>
+                <w:sz w:val="28"/>
+                <w:szCs w:val="28"/>
+              </w:rPr>
+            </w:pPr>
+            <w:r>
+              <w:rPr>
+                <w:rFonts w:ascii="Times New Roman" w:hAnsi="Times New Roman" w:cs="Times New Roman"/>
+                <w:sz w:val="28"/>
+                <w:szCs w:val="28"/>
+              </w:rPr>
+              <w:t>(Nhập tự do)</w:t>
+            </w:r>
+          </w:p>
+        </w:tc>
+      </w:tr>
+      <w:tr>
+        <w:tc>
+          <w:tcPr>
+            <w:tcW w:w="5033" w:type="dxa"/>
+          </w:tcPr>
+          <w:p>
+            <w:pPr>
+              <w:ind w:firstLine="0"/>
+              <w:rPr>
+                <w:rFonts w:ascii="Times New Roman" w:hAnsi="Times New Roman" w:cs="Times New Roman"/>
+                <w:sz w:val="28"/>
+                <w:szCs w:val="28"/>
+              </w:rPr>
+            </w:pPr>
+            <w:r>
+              <w:rPr>
+                <w:rFonts w:ascii="Times New Roman" w:hAnsi="Times New Roman" w:cs="Times New Roman"/>
+                <w:sz w:val="28"/>
+                <w:szCs w:val="28"/>
+              </w:rPr>
+              <w:t>Tác vụ nào đang tốn nhiều thời gian nhất?</w:t>
+            </w:r>
+          </w:p>
+        </w:tc>
+        <w:tc>
+          <w:tcPr>
+            <w:tcW w:w="2880" w:type="dxa"/>
+          </w:tcPr>
+          <w:p>
+            <w:pPr>
+              <w:spacing w:after="40"/>
+              <w:ind w:firstLine="0"/>
+              <w:rPr>
+                <w:rFonts w:ascii="Times New Roman" w:hAnsi="Times New Roman" w:cs="Times New Roman"/>
+                <w:sz w:val="28"/>
+                <w:szCs w:val="28"/>
+              </w:rPr>
+            </w:pPr>
+            <w:r>
+              <w:rPr>
+                <w:rFonts w:ascii="Times New Roman" w:hAnsi="Times New Roman" w:cs="Times New Roman"/>
+                <w:sz w:val="28"/>
+                <w:szCs w:val="28"/>
+              </w:rPr>
+              <w:t>(Nhập tự do)</w:t>
+            </w:r>
+          </w:p>
+        </w:tc>
+      </w:tr>
+      <w:tr>
+        <w:tc>
+          <w:tcPr>
+            <w:tcW w:w="5033" w:type="dxa"/>
+          </w:tcPr>
+          <w:p>
+            <w:pPr>
+              <w:ind w:firstLine="0"/>
+              <w:rPr>
+                <w:rFonts w:ascii="Times New Roman" w:hAnsi="Times New Roman" w:cs="Times New Roman"/>
+                <w:sz w:val="28"/>
+                <w:szCs w:val="28"/>
+              </w:rPr>
+            </w:pPr>
+            <w:r>
+              <w:rPr>
+                <w:rFonts w:ascii="Times New Roman" w:hAnsi="Times New Roman" w:cs="Times New Roman"/>
+                <w:sz w:val="28"/>
+                <w:szCs w:val="28"/>
+              </w:rPr>
+              <w:t>Bạn muốn giao diện/luồng thao tác thay đổi thế nào?</w:t>
+            </w:r>
+          </w:p>
+        </w:tc>
+        <w:tc>
+          <w:tcPr>
+            <w:tcW w:w="2880" w:type="dxa"/>
+          </w:tcPr>
+          <w:p>
+            <w:pPr>
+              <w:spacing w:after="40"/>
+              <w:ind w:firstLine="0"/>
+              <w:rPr>
+                <w:rFonts w:ascii="Times New Roman" w:hAnsi="Times New Roman" w:cs="Times New Roman"/>
+                <w:sz w:val="28"/>
+                <w:szCs w:val="28"/>
+              </w:rPr>
+            </w:pPr>
+            <w:r>
+              <w:rPr>
+                <w:rFonts w:ascii="Times New Roman" w:hAnsi="Times New Roman" w:cs="Times New Roman"/>
+                <w:sz w:val="28"/>
+                <w:szCs w:val="28"/>
+              </w:rPr>
+              <w:t>(Nhập tự do)</w:t>
+            </w:r>
+          </w:p>
+        </w:tc>
+      </w:tr>
+      <w:tr>
+        <w:tc>
+          <w:tcPr>
+            <w:tcW w:w="5033" w:type="dxa"/>
+          </w:tcPr>
+          <w:p>
+            <w:pPr>
+              <w:ind w:firstLine="0"/>
+              <w:rPr>
+                <w:rFonts w:ascii="Times New Roman" w:hAnsi="Times New Roman" w:cs="Times New Roman"/>
+                <w:sz w:val="28"/>
+                <w:szCs w:val="28"/>
+              </w:rPr>
+            </w:pPr>
+            <w:r>
+              <w:rPr>
+                <w:rFonts w:ascii="Times New Roman" w:hAnsi="Times New Roman" w:cs="Times New Roman"/>
+                <w:sz w:val="28"/>
+                <w:szCs w:val="28"/>
+              </w:rPr>
+              <w:t>Bạn mong đợi KPI nào để đánh giá hiệu quả (VD: TAT lab, thời gian đăng ký…)?</w:t>
+            </w:r>
+          </w:p>
+        </w:tc>
+        <w:tc>
+          <w:tcPr>
+            <w:tcW w:w="2880" w:type="dxa"/>
+          </w:tcPr>
+          <w:p>
+            <w:pPr>
+              <w:spacing w:after="40"/>
+              <w:ind w:firstLine="0"/>
+              <w:rPr>
+                <w:rFonts w:ascii="Times New Roman" w:hAnsi="Times New Roman" w:cs="Times New Roman"/>
+                <w:sz w:val="28"/>
+                <w:szCs w:val="28"/>
+              </w:rPr>
+            </w:pPr>
+            <w:r>
+              <w:rPr>
+                <w:rFonts w:ascii="Times New Roman" w:hAnsi="Times New Roman" w:cs="Times New Roman"/>
+                <w:sz w:val="28"/>
+                <w:szCs w:val="28"/>
+              </w:rPr>
+              <w:t>(Nhập tự do)</w:t>
+            </w:r>
+          </w:p>
+        </w:tc>
+      </w:tr>
+      <w:tr>
+        <w:tc>
+          <w:tcPr>
+            <w:tcW w:w="5033" w:type="dxa"/>
+          </w:tcPr>
+          <w:p>
+            <w:pPr>
+              <w:ind w:firstLine="0"/>
+              <w:rPr>
+                <w:rFonts w:ascii="Times New Roman" w:hAnsi="Times New Roman" w:cs="Times New Roman"/>
+                <w:sz w:val="28"/>
+                <w:szCs w:val="28"/>
+              </w:rPr>
+            </w:pPr>
+            <w:r>
+              <w:rPr>
+                <w:rFonts w:ascii="Times New Roman" w:hAnsi="Times New Roman" w:cs="Times New Roman"/>
+                <w:sz w:val="28"/>
+                <w:szCs w:val="28"/>
+              </w:rPr>
+              <w:t>Bạn sẵn sàng tham gia UAT (kiểm thử chấp nhận) chứ?</w:t>
+            </w:r>
+          </w:p>
+        </w:tc>
+        <w:tc>
+          <w:tcPr>
+            <w:tcW w:w="2880" w:type="dxa"/>
+          </w:tcPr>
+          <w:p>
+            <w:pPr>
+              <w:spacing w:after="40"/>
+              <w:ind w:firstLine="0"/>
+              <w:rPr>
+                <w:rFonts w:ascii="Times New Roman" w:hAnsi="Times New Roman" w:cs="Times New Roman"/>
+                <w:sz w:val="28"/>
+                <w:szCs w:val="28"/>
+              </w:rPr>
+            </w:pPr>
+            <w:r>
+              <w:rPr>
+                <w:rFonts w:ascii="Times New Roman" w:hAnsi="Times New Roman" w:cs="Times New Roman"/>
+                <w:sz w:val="28"/>
+                <w:szCs w:val="28"/>
+              </w:rPr>
+              <w:t>Có;</w:t>
+            </w:r>
+          </w:p>
+          <w:p>
+            <w:pPr>
+              <w:spacing w:after="40"/>
+              <w:ind w:firstLine="0"/>
+              <w:rPr>
+                <w:rFonts w:ascii="Times New Roman" w:hAnsi="Times New Roman" w:cs="Times New Roman"/>
+                <w:sz w:val="28"/>
+                <w:szCs w:val="28"/>
+              </w:rPr>
+            </w:pPr>
+            <w:r>
+              <w:rPr>
+                <w:rFonts w:ascii="Times New Roman" w:hAnsi="Times New Roman" w:cs="Times New Roman"/>
+                <w:sz w:val="28"/>
+                <w:szCs w:val="28"/>
+              </w:rPr>
+              <w:t>Không;</w:t>
+            </w:r>
+          </w:p>
+          <w:p>
+            <w:pPr>
+              <w:spacing w:after="40"/>
+              <w:ind w:firstLine="0"/>
+              <w:rPr>
+                <w:rFonts w:ascii="Times New Roman" w:hAnsi="Times New Roman" w:cs="Times New Roman"/>
+                <w:sz w:val="28"/>
+                <w:szCs w:val="28"/>
+              </w:rPr>
+            </w:pPr>
+            <w:r>
+              <w:rPr>
+                <w:rFonts w:ascii="Times New Roman" w:hAnsi="Times New Roman" w:cs="Times New Roman"/>
+                <w:sz w:val="28"/>
+                <w:szCs w:val="28"/>
+              </w:rPr>
+              <w:t>Có, nhưng có điều kiện</w:t>
+            </w:r>
+          </w:p>
+        </w:tc>
+      </w:tr>
+      <w:bookmarkEnd w:id="10"/>
+    </w:tbl>
+    <w:p>
+      <w:pPr>
+        <w:ind w:left="720" w:firstLine="0"/>
+        <w:jc w:val="center"/>
+        <w:rPr>
+          <w:i/>
+          <w:iCs/>
+        </w:rPr>
+      </w:pPr>
+    </w:p>
+    <w:p>
+      <w:pPr>
+        <w:ind w:left="720" w:firstLine="0"/>
+        <w:jc w:val="center"/>
+        <w:rPr>
+          <w:i/>
+          <w:iCs/>
+        </w:rPr>
+      </w:pPr>
+      <w:r>
+        <w:rPr>
+          <w:i/>
+          <w:iCs/>
+          <w:lang w:val="en-US"/>
+        </w:rPr>
+        <w:t xml:space="preserve">Bảng 1. </w:t>
+      </w:r>
+      <w:r>
+        <w:rPr>
+          <w:i/>
+          <w:iCs/>
+          <w:lang w:val="en-US"/>
+        </w:rPr>
+        <w:t>5</w:t>
+      </w:r>
+      <w:r>
+        <w:rPr>
+          <w:i/>
+          <w:iCs/>
+          <w:lang w:val="en-US"/>
+        </w:rPr>
+        <w:t xml:space="preserve">. Bảng </w:t>
+      </w:r>
+      <w:r>
+        <w:rPr>
+          <w:i/>
+          <w:iCs/>
+          <w:lang w:val="en-US"/>
+        </w:rPr>
+        <w:t>hỏi</w:t>
+      </w:r>
+      <w:r>
+        <w:rPr>
+          <w:i/>
+          <w:iCs/>
+        </w:rPr>
+        <w:t xml:space="preserve"> </w:t>
+      </w:r>
+    </w:p>
+    <w:p>
+      <w:pPr>
+        <w:pStyle w:val="Heading4"/>
+      </w:pPr>
+      <w:r>
+        <w:lastRenderedPageBreak/>
+        <w:t>1.2.1.</w:t>
+      </w:r>
+      <w:r>
+        <w:t>3</w:t>
+      </w:r>
+      <w:r>
+        <w:t>. Báo cáo sau phỏng vấn</w:t>
       </w:r>
     </w:p>
     <w:p>
@@ -10690,19 +14727,6 @@
         </w:rPr>
         <w:t>Phân quyền lỏng lẻo, không có nhật ký thao tác.</w:t>
       </w:r>
-      <w:r>
-        <w:rPr>
-          <w:lang w:val="en-US"/>
-        </w:rPr>
-        <w:br/>
-      </w:r>
-      <w:r>
-        <w:rPr>
-          <w:lang w:val="en-US"/>
-        </w:rPr>
-        <w:lastRenderedPageBreak/>
-        <w:br/>
-      </w:r>
     </w:p>
     <w:p>
       <w:pPr>
@@ -10716,6 +14740,7 @@
         <w:rPr>
           <w:lang w:val="en-US"/>
         </w:rPr>
+        <w:lastRenderedPageBreak/>
         <w:t>Mong muốn</w:t>
       </w:r>
       <w:r>
@@ -10965,12 +14990,12 @@
       <w:pPr>
         <w:pStyle w:val="Heading3"/>
       </w:pPr>
-      <w:bookmarkStart w:id="10" w:name="_Toc208312515"/>
+      <w:bookmarkStart w:id="11" w:name="_Toc208858330"/>
       <w:r>
         <w:lastRenderedPageBreak/>
         <w:t>1.2.2. Phát biểu bài toán</w:t>
       </w:r>
-      <w:bookmarkEnd w:id="10"/>
+      <w:bookmarkEnd w:id="11"/>
     </w:p>
     <w:p>
       <w:pPr>
@@ -11093,32 +15118,32 @@
       <w:pPr>
         <w:pStyle w:val="Heading1"/>
       </w:pPr>
-      <w:bookmarkStart w:id="11" w:name="_Toc208312516"/>
+      <w:bookmarkStart w:id="12" w:name="_Toc208858331"/>
       <w:r>
         <w:lastRenderedPageBreak/>
         <w:t>PHÂN TÍCH VÀ THIẾT KẾ HỆ THỐNG</w:t>
       </w:r>
-      <w:bookmarkEnd w:id="11"/>
+      <w:bookmarkEnd w:id="12"/>
     </w:p>
     <w:p>
       <w:pPr>
         <w:pStyle w:val="Heading2"/>
       </w:pPr>
-      <w:bookmarkStart w:id="12" w:name="_Toc208312517"/>
+      <w:bookmarkStart w:id="13" w:name="_Toc208858332"/>
       <w:r>
         <w:t>2.1. Phân tích chức năng hệ thống</w:t>
       </w:r>
-      <w:bookmarkEnd w:id="12"/>
+      <w:bookmarkEnd w:id="13"/>
     </w:p>
     <w:p>
       <w:pPr>
         <w:pStyle w:val="Heading3"/>
       </w:pPr>
-      <w:bookmarkStart w:id="13" w:name="_Toc208312518"/>
+      <w:bookmarkStart w:id="14" w:name="_Toc208858333"/>
       <w:r>
         <w:t>2.1.1. Yêu cầu chức năng</w:t>
       </w:r>
-      <w:bookmarkEnd w:id="13"/>
+      <w:bookmarkEnd w:id="14"/>
     </w:p>
     <w:p>
       <w:r>
@@ -11314,11 +15339,11 @@
       <w:pPr>
         <w:pStyle w:val="Heading3"/>
       </w:pPr>
-      <w:bookmarkStart w:id="14" w:name="_Toc208312519"/>
+      <w:bookmarkStart w:id="15" w:name="_Toc208858334"/>
       <w:r>
         <w:t>2.1.2. Yêu cầu phi chức năng</w:t>
       </w:r>
-      <w:bookmarkEnd w:id="14"/>
+      <w:bookmarkEnd w:id="15"/>
     </w:p>
     <w:p>
       <w:r>
@@ -11403,22 +15428,22 @@
       <w:pPr>
         <w:pStyle w:val="Heading2"/>
       </w:pPr>
-      <w:bookmarkStart w:id="15" w:name="_Toc208312520"/>
+      <w:bookmarkStart w:id="16" w:name="_Toc208858335"/>
       <w:r>
         <w:lastRenderedPageBreak/>
         <w:t>2.2. Mô hình hóa yêu cầu</w:t>
       </w:r>
-      <w:bookmarkEnd w:id="15"/>
+      <w:bookmarkEnd w:id="16"/>
     </w:p>
     <w:p>
       <w:pPr>
         <w:pStyle w:val="Heading3"/>
       </w:pPr>
-      <w:bookmarkStart w:id="16" w:name="_Toc208312521"/>
+      <w:bookmarkStart w:id="17" w:name="_Toc208858336"/>
       <w:r>
         <w:t>2.2.1. Biều đồ phân rã chức năng hệ thống và biều đồ ngữ cảnh</w:t>
       </w:r>
-      <w:bookmarkEnd w:id="16"/>
+      <w:bookmarkEnd w:id="17"/>
     </w:p>
     <w:p>
       <w:r>
@@ -11501,6 +15526,9 @@
     </w:p>
     <w:p>
       <w:r>
+        <w:rPr>
+          <w:noProof/>
+        </w:rPr>
         <w:lastRenderedPageBreak/>
         <w:drawing>
           <wp:inline distT="0" distB="0" distL="0" distR="0" wp14:anchorId="421E6C8A" wp14:editId="16A05905">
@@ -11568,12 +15596,12 @@
       <w:pPr>
         <w:pStyle w:val="Heading3"/>
       </w:pPr>
-      <w:bookmarkStart w:id="17" w:name="_Toc208312522"/>
+      <w:bookmarkStart w:id="18" w:name="_Toc208858337"/>
       <w:r>
         <w:lastRenderedPageBreak/>
         <w:t>2.2.2. Biểu đồ luồng</w:t>
       </w:r>
-      <w:bookmarkEnd w:id="17"/>
+      <w:bookmarkEnd w:id="18"/>
     </w:p>
     <w:p>
       <w:r>
@@ -12493,6 +16521,7 @@
     </w:p>
     <w:p>
       <w:pPr>
+        <w:ind w:firstLine="630"/>
         <w:jc w:val="center"/>
         <w:rPr>
           <w:i/>
@@ -12503,79 +16532,378 @@
         <w:rPr>
           <w:i/>
           <w:iCs/>
+          <w:noProof/>
+          <w14:ligatures w14:val="standardContextual"/>
         </w:rPr>
         <w:lastRenderedPageBreak/>
-        <w:t xml:space="preserve">Hình </w:t>
-      </w:r>
-      <w:r>
+        <w:drawing>
+          <wp:inline distT="0" distB="0" distL="0" distR="0" wp14:anchorId="06480889" wp14:editId="186EF540">
+            <wp:extent cx="5557788" cy="3482035"/>
+            <wp:effectExtent l="0" t="0" r="5080" b="4445"/>
+            <wp:docPr id="688986982" name="Picture 1"/>
+            <wp:cNvGraphicFramePr>
+              <a:graphicFrameLocks xmlns:a="http://schemas.openxmlformats.org/drawingml/2006/main" noChangeAspect="1"/>
+            </wp:cNvGraphicFramePr>
+            <a:graphic xmlns:a="http://schemas.openxmlformats.org/drawingml/2006/main">
+              <a:graphicData uri="http://schemas.openxmlformats.org/drawingml/2006/picture">
+                <pic:pic xmlns:pic="http://schemas.openxmlformats.org/drawingml/2006/picture">
+                  <pic:nvPicPr>
+                    <pic:cNvPr id="688986982" name="Picture 688986982"/>
+                    <pic:cNvPicPr/>
+                  </pic:nvPicPr>
+                  <pic:blipFill rotWithShape="1">
+                    <a:blip r:embed="rId17">
+                      <a:extLst>
+                        <a:ext uri="{28A0092B-C50C-407E-A947-70E740481C1C}">
+                          <a14:useLocalDpi xmlns:a14="http://schemas.microsoft.com/office/drawing/2010/main" val="0"/>
+                        </a:ext>
+                      </a:extLst>
+                    </a:blip>
+                    <a:srcRect l="41134" b="17712"/>
+                    <a:stretch>
+                      <a:fillRect/>
+                    </a:stretch>
+                  </pic:blipFill>
+                  <pic:spPr bwMode="auto">
+                    <a:xfrm>
+                      <a:off x="0" y="0"/>
+                      <a:ext cx="5591864" cy="3503384"/>
+                    </a:xfrm>
+                    <a:prstGeom prst="rect">
+                      <a:avLst/>
+                    </a:prstGeom>
+                    <a:ln>
+                      <a:noFill/>
+                    </a:ln>
+                    <a:extLst>
+                      <a:ext uri="{53640926-AAD7-44D8-BBD7-CCE9431645EC}">
+                        <a14:shadowObscured xmlns:a14="http://schemas.microsoft.com/office/drawing/2010/main"/>
+                      </a:ext>
+                    </a:extLst>
+                  </pic:spPr>
+                </pic:pic>
+              </a:graphicData>
+            </a:graphic>
+          </wp:inline>
+        </w:drawing>
+      </w:r>
+    </w:p>
+    <w:p>
+      <w:pPr>
+        <w:jc w:val="center"/>
         <w:rPr>
           <w:i/>
           <w:iCs/>
         </w:rPr>
-        <w:t>2.8.</w:t>
-      </w:r>
-    </w:p>
-    <w:p>
-      <w:pPr>
-        <w:jc w:val="center"/>
+      </w:pPr>
+      <w:r>
         <w:rPr>
           <w:i/>
           <w:iCs/>
         </w:rPr>
-      </w:pPr>
+        <w:t xml:space="preserve">Hình </w:t>
+      </w:r>
       <w:r>
         <w:rPr>
           <w:i/>
           <w:iCs/>
         </w:rPr>
-        <w:t>Hình 2.9.</w:t>
-      </w:r>
-    </w:p>
-    <w:p>
-      <w:pPr>
-        <w:jc w:val="center"/>
+        <w:t>2.8.</w:t>
+      </w:r>
+      <w:r>
         <w:rPr>
           <w:i/>
           <w:iCs/>
         </w:rPr>
-      </w:pPr>
-      <w:r>
+        <w:t>Biểu đồ DFD cho xét nghiệm</w:t>
+      </w:r>
+    </w:p>
+    <w:p>
+      <w:pPr>
+        <w:jc w:val="center"/>
         <w:rPr>
           <w:i/>
           <w:iCs/>
         </w:rPr>
-        <w:t xml:space="preserve">Hình 2.10. </w:t>
-      </w:r>
-    </w:p>
-    <w:p>
-      <w:pPr>
-        <w:jc w:val="center"/>
+      </w:pPr>
+      <w:r>
         <w:rPr>
           <w:i/>
           <w:iCs/>
-        </w:rPr>
-      </w:pPr>
-      <w:r>
+          <w:noProof/>
+          <w14:ligatures w14:val="standardContextual"/>
+        </w:rPr>
+        <w:drawing>
+          <wp:inline distT="0" distB="0" distL="0" distR="0" wp14:anchorId="0981D3E6" wp14:editId="528E712F">
+            <wp:extent cx="5479085" cy="3552235"/>
+            <wp:effectExtent l="0" t="0" r="7620" b="0"/>
+            <wp:docPr id="1595940488" name="Picture 2"/>
+            <wp:cNvGraphicFramePr>
+              <a:graphicFrameLocks xmlns:a="http://schemas.openxmlformats.org/drawingml/2006/main" noChangeAspect="1"/>
+            </wp:cNvGraphicFramePr>
+            <a:graphic xmlns:a="http://schemas.openxmlformats.org/drawingml/2006/main">
+              <a:graphicData uri="http://schemas.openxmlformats.org/drawingml/2006/picture">
+                <pic:pic xmlns:pic="http://schemas.openxmlformats.org/drawingml/2006/picture">
+                  <pic:nvPicPr>
+                    <pic:cNvPr id="1595940488" name="Picture 1595940488"/>
+                    <pic:cNvPicPr/>
+                  </pic:nvPicPr>
+                  <pic:blipFill rotWithShape="1">
+                    <a:blip r:embed="rId18">
+                      <a:extLst>
+                        <a:ext uri="{28A0092B-C50C-407E-A947-70E740481C1C}">
+                          <a14:useLocalDpi xmlns:a14="http://schemas.microsoft.com/office/drawing/2010/main" val="0"/>
+                        </a:ext>
+                      </a:extLst>
+                    </a:blip>
+                    <a:srcRect l="31357" r="26134" b="36110"/>
+                    <a:stretch>
+                      <a:fillRect/>
+                    </a:stretch>
+                  </pic:blipFill>
+                  <pic:spPr bwMode="auto">
+                    <a:xfrm>
+                      <a:off x="0" y="0"/>
+                      <a:ext cx="5523384" cy="3580956"/>
+                    </a:xfrm>
+                    <a:prstGeom prst="rect">
+                      <a:avLst/>
+                    </a:prstGeom>
+                    <a:ln>
+                      <a:noFill/>
+                    </a:ln>
+                    <a:extLst>
+                      <a:ext uri="{53640926-AAD7-44D8-BBD7-CCE9431645EC}">
+                        <a14:shadowObscured xmlns:a14="http://schemas.microsoft.com/office/drawing/2010/main"/>
+                      </a:ext>
+                    </a:extLst>
+                  </pic:spPr>
+                </pic:pic>
+              </a:graphicData>
+            </a:graphic>
+          </wp:inline>
+        </w:drawing>
+      </w:r>
+    </w:p>
+    <w:p>
+      <w:pPr>
+        <w:jc w:val="center"/>
         <w:rPr>
           <w:i/>
           <w:iCs/>
         </w:rPr>
-        <w:t xml:space="preserve">Hình 2.11. </w:t>
-      </w:r>
-    </w:p>
-    <w:p>
-      <w:pPr>
-        <w:jc w:val="left"/>
+      </w:pPr>
+      <w:r>
         <w:rPr>
           <w:i/>
           <w:iCs/>
         </w:rPr>
-      </w:pPr>
+        <w:t>Hình 2.9.</w:t>
+      </w:r>
       <w:r>
         <w:rPr>
           <w:i/>
           <w:iCs/>
         </w:rPr>
+        <w:t>Biểu đồ DFD cho kê đơn và tồn kho</w:t>
+      </w:r>
+    </w:p>
+    <w:p>
+      <w:pPr>
+        <w:jc w:val="center"/>
+        <w:rPr>
+          <w:i/>
+          <w:iCs/>
+        </w:rPr>
+      </w:pPr>
+      <w:r>
+        <w:rPr>
+          <w:i/>
+          <w:iCs/>
+          <w:noProof/>
+          <w14:ligatures w14:val="standardContextual"/>
+        </w:rPr>
+        <w:lastRenderedPageBreak/>
+        <w:drawing>
+          <wp:inline distT="0" distB="0" distL="0" distR="0" wp14:anchorId="31836AB1" wp14:editId="58DC87D6">
+            <wp:extent cx="5597041" cy="3065069"/>
+            <wp:effectExtent l="0" t="0" r="3810" b="2540"/>
+            <wp:docPr id="1725094724" name="Picture 3"/>
+            <wp:cNvGraphicFramePr>
+              <a:graphicFrameLocks xmlns:a="http://schemas.openxmlformats.org/drawingml/2006/main" noChangeAspect="1"/>
+            </wp:cNvGraphicFramePr>
+            <a:graphic xmlns:a="http://schemas.openxmlformats.org/drawingml/2006/main">
+              <a:graphicData uri="http://schemas.openxmlformats.org/drawingml/2006/picture">
+                <pic:pic xmlns:pic="http://schemas.openxmlformats.org/drawingml/2006/picture">
+                  <pic:nvPicPr>
+                    <pic:cNvPr id="1725094724" name="Picture 1725094724"/>
+                    <pic:cNvPicPr/>
+                  </pic:nvPicPr>
+                  <pic:blipFill rotWithShape="1">
+                    <a:blip r:embed="rId19">
+                      <a:extLst>
+                        <a:ext uri="{28A0092B-C50C-407E-A947-70E740481C1C}">
+                          <a14:useLocalDpi xmlns:a14="http://schemas.microsoft.com/office/drawing/2010/main" val="0"/>
+                        </a:ext>
+                      </a:extLst>
+                    </a:blip>
+                    <a:srcRect l="29891" t="5016" r="29187" b="30560"/>
+                    <a:stretch>
+                      <a:fillRect/>
+                    </a:stretch>
+                  </pic:blipFill>
+                  <pic:spPr bwMode="auto">
+                    <a:xfrm>
+                      <a:off x="0" y="0"/>
+                      <a:ext cx="5662487" cy="3100909"/>
+                    </a:xfrm>
+                    <a:prstGeom prst="rect">
+                      <a:avLst/>
+                    </a:prstGeom>
+                    <a:ln>
+                      <a:noFill/>
+                    </a:ln>
+                    <a:extLst>
+                      <a:ext uri="{53640926-AAD7-44D8-BBD7-CCE9431645EC}">
+                        <a14:shadowObscured xmlns:a14="http://schemas.microsoft.com/office/drawing/2010/main"/>
+                      </a:ext>
+                    </a:extLst>
+                  </pic:spPr>
+                </pic:pic>
+              </a:graphicData>
+            </a:graphic>
+          </wp:inline>
+        </w:drawing>
+      </w:r>
+    </w:p>
+    <w:p>
+      <w:pPr>
+        <w:jc w:val="center"/>
+        <w:rPr>
+          <w:i/>
+          <w:iCs/>
+        </w:rPr>
+      </w:pPr>
+      <w:r>
+        <w:rPr>
+          <w:i/>
+          <w:iCs/>
+        </w:rPr>
+        <w:t>Hình 2.10.</w:t>
+      </w:r>
+      <w:r>
+        <w:rPr>
+          <w:i/>
+          <w:iCs/>
+        </w:rPr>
+        <w:t xml:space="preserve"> Biểu đồ DFD cho điều dưỡng</w:t>
+      </w:r>
+    </w:p>
+    <w:p>
+      <w:pPr>
+        <w:jc w:val="center"/>
+        <w:rPr>
+          <w:i/>
+          <w:iCs/>
+        </w:rPr>
+      </w:pPr>
+      <w:r>
+        <w:rPr>
+          <w:i/>
+          <w:iCs/>
+          <w:noProof/>
+          <w14:ligatures w14:val="standardContextual"/>
+        </w:rPr>
+        <w:drawing>
+          <wp:inline distT="0" distB="0" distL="0" distR="0" wp14:anchorId="024C6B60" wp14:editId="3508C844">
+            <wp:extent cx="5970267" cy="3803904"/>
+            <wp:effectExtent l="0" t="0" r="0" b="6350"/>
+            <wp:docPr id="1601319565" name="Picture 4"/>
+            <wp:cNvGraphicFramePr>
+              <a:graphicFrameLocks xmlns:a="http://schemas.openxmlformats.org/drawingml/2006/main" noChangeAspect="1"/>
+            </wp:cNvGraphicFramePr>
+            <a:graphic xmlns:a="http://schemas.openxmlformats.org/drawingml/2006/main">
+              <a:graphicData uri="http://schemas.openxmlformats.org/drawingml/2006/picture">
+                <pic:pic xmlns:pic="http://schemas.openxmlformats.org/drawingml/2006/picture">
+                  <pic:nvPicPr>
+                    <pic:cNvPr id="1601319565" name="Picture 1601319565"/>
+                    <pic:cNvPicPr/>
+                  </pic:nvPicPr>
+                  <pic:blipFill rotWithShape="1">
+                    <a:blip r:embed="rId20">
+                      <a:extLst>
+                        <a:ext uri="{28A0092B-C50C-407E-A947-70E740481C1C}">
+                          <a14:useLocalDpi xmlns:a14="http://schemas.microsoft.com/office/drawing/2010/main" val="0"/>
+                        </a:ext>
+                      </a:extLst>
+                    </a:blip>
+                    <a:srcRect t="2745" b="42344"/>
+                    <a:stretch>
+                      <a:fillRect/>
+                    </a:stretch>
+                  </pic:blipFill>
+                  <pic:spPr bwMode="auto">
+                    <a:xfrm>
+                      <a:off x="0" y="0"/>
+                      <a:ext cx="5982824" cy="3811905"/>
+                    </a:xfrm>
+                    <a:prstGeom prst="rect">
+                      <a:avLst/>
+                    </a:prstGeom>
+                    <a:ln>
+                      <a:noFill/>
+                    </a:ln>
+                    <a:extLst>
+                      <a:ext uri="{53640926-AAD7-44D8-BBD7-CCE9431645EC}">
+                        <a14:shadowObscured xmlns:a14="http://schemas.microsoft.com/office/drawing/2010/main"/>
+                      </a:ext>
+                    </a:extLst>
+                  </pic:spPr>
+                </pic:pic>
+              </a:graphicData>
+            </a:graphic>
+          </wp:inline>
+        </w:drawing>
+      </w:r>
+    </w:p>
+    <w:p>
+      <w:pPr>
+        <w:jc w:val="center"/>
+        <w:rPr>
+          <w:i/>
+          <w:iCs/>
+        </w:rPr>
+      </w:pPr>
+      <w:r>
+        <w:rPr>
+          <w:i/>
+          <w:iCs/>
+        </w:rPr>
+        <w:t xml:space="preserve">Hình 2.11. </w:t>
+      </w:r>
+      <w:r>
+        <w:rPr>
+          <w:i/>
+          <w:iCs/>
+        </w:rPr>
+        <w:t>Biều đồ DFD cho thanh toán và BHYT</w:t>
+      </w:r>
+    </w:p>
+    <w:p>
+      <w:pPr>
+        <w:jc w:val="left"/>
+        <w:rPr>
+          <w:i/>
+          <w:iCs/>
+        </w:rPr>
+      </w:pPr>
+      <w:r>
+        <w:rPr>
+          <w:i/>
+          <w:iCs/>
+          <w:noProof/>
+        </w:rPr>
+        <w:lastRenderedPageBreak/>
         <w:drawing>
           <wp:inline distT="0" distB="0" distL="0" distR="0" wp14:anchorId="767A0391" wp14:editId="07BC9173">
             <wp:extent cx="5437228" cy="3332019"/>
@@ -12592,7 +16920,7 @@
                     <pic:cNvPicPr/>
                   </pic:nvPicPr>
                   <pic:blipFill rotWithShape="1">
-                    <a:blip r:embed="rId17"/>
+                    <a:blip r:embed="rId21"/>
                     <a:srcRect l="37818" t="45137" b="31151"/>
                     <a:stretch>
                       <a:fillRect/>
@@ -12650,8 +16978,8 @@
         <w:rPr>
           <w:i/>
           <w:iCs/>
-        </w:rPr>
-        <w:lastRenderedPageBreak/>
+          <w:noProof/>
+        </w:rPr>
         <w:drawing>
           <wp:inline distT="0" distB="0" distL="0" distR="0" wp14:anchorId="139EEECA" wp14:editId="6BEA7972">
             <wp:extent cx="5971047" cy="3006436"/>
@@ -12668,7 +16996,7 @@
                     <pic:cNvPicPr/>
                   </pic:nvPicPr>
                   <pic:blipFill rotWithShape="1">
-                    <a:blip r:embed="rId18"/>
+                    <a:blip r:embed="rId22"/>
                     <a:srcRect t="10504" b="53876"/>
                     <a:stretch>
                       <a:fillRect/>
@@ -12726,7 +17054,9 @@
         <w:rPr>
           <w:i/>
           <w:iCs/>
-        </w:rPr>
+          <w:noProof/>
+        </w:rPr>
+        <w:lastRenderedPageBreak/>
         <w:drawing>
           <wp:inline distT="0" distB="0" distL="0" distR="0" wp14:anchorId="4DB6259B" wp14:editId="2EC05928">
             <wp:extent cx="5971422" cy="4169641"/>
@@ -12743,7 +17073,7 @@
                     <pic:cNvPicPr/>
                   </pic:nvPicPr>
                   <pic:blipFill rotWithShape="1">
-                    <a:blip r:embed="rId19"/>
+                    <a:blip r:embed="rId23"/>
                     <a:srcRect t="4842" b="45758"/>
                     <a:stretch>
                       <a:fillRect/>
@@ -12801,8 +17131,8 @@
         <w:rPr>
           <w:i/>
           <w:iCs/>
-        </w:rPr>
-        <w:lastRenderedPageBreak/>
+          <w:noProof/>
+        </w:rPr>
         <w:drawing>
           <wp:inline distT="0" distB="0" distL="0" distR="0" wp14:anchorId="21026E18" wp14:editId="6E3CC1FE">
             <wp:extent cx="5971781" cy="3262457"/>
@@ -12819,7 +17149,7 @@
                     <pic:cNvPicPr/>
                   </pic:nvPicPr>
                   <pic:blipFill rotWithShape="1">
-                    <a:blip r:embed="rId20"/>
+                    <a:blip r:embed="rId24"/>
                     <a:srcRect t="13295" b="48056"/>
                     <a:stretch>
                       <a:fillRect/>
@@ -12862,6 +17192,7 @@
           <w:i/>
           <w:iCs/>
         </w:rPr>
+        <w:lastRenderedPageBreak/>
         <w:t>Hình 2.15. Biểu đồ DFD cho xem thông tin bệnh nhân</w:t>
       </w:r>
     </w:p>
@@ -12869,11 +17200,11 @@
       <w:pPr>
         <w:pStyle w:val="Heading3"/>
       </w:pPr>
-      <w:bookmarkStart w:id="18" w:name="_Toc208312523"/>
+      <w:bookmarkStart w:id="19" w:name="_Toc208858338"/>
       <w:r>
         <w:t>2.2.3. User story và tiêu chí chấp nhận(AC)</w:t>
       </w:r>
-      <w:bookmarkEnd w:id="18"/>
+      <w:bookmarkEnd w:id="19"/>
     </w:p>
     <w:p>
       <w:pPr>
@@ -13003,33 +17334,6 @@
         </w:rPr>
         <w:t>Thì hệ thống cấp mã bệnh nhân và hiển thị danh sách nghi trùng (theo điểm tương đồng), cho phép hợp nhất qua 2 bước và lưu nhật ký thao tác.</w:t>
       </w:r>
-      <w:r>
-        <w:rPr>
-          <w:b/>
-          <w:bCs/>
-          <w:lang w:val="en-US"/>
-        </w:rPr>
-        <w:br/>
-      </w:r>
-      <w:r>
-        <w:rPr>
-          <w:b/>
-          <w:bCs/>
-          <w:lang w:val="en-US"/>
-        </w:rPr>
-        <w:br/>
-      </w:r>
-    </w:p>
-    <w:p>
-      <w:pPr>
-        <w:ind w:left="360" w:firstLine="0"/>
-        <w:jc w:val="left"/>
-        <w:rPr>
-          <w:b/>
-          <w:bCs/>
-          <w:lang w:val="en-US"/>
-        </w:rPr>
-      </w:pPr>
     </w:p>
     <w:p>
       <w:pPr>
@@ -13050,7 +17354,6 @@
           <w:bCs/>
           <w:lang w:val="en-US"/>
         </w:rPr>
-        <w:lastRenderedPageBreak/>
         <w:t>Lấy và gọi số thứ tự đa kênh</w:t>
       </w:r>
     </w:p>
@@ -13208,21 +17511,8 @@
         <w:rPr>
           <w:lang w:val="en-US"/>
         </w:rPr>
+        <w:lastRenderedPageBreak/>
         <w:t>Thì hệ thống hiển thị dự toán chi phí và mức tạm ứng gợi ý, cho phép điều chỉnh thủ công, thu bằng tiền mặt/mã quét QR/chuyển khoản, phát hành biên nhận điện tử và gắn mã giao dịch vào lần khám.</w:t>
-      </w:r>
-      <w:r>
-        <w:rPr>
-          <w:lang w:val="en-US"/>
-        </w:rPr>
-        <w:br/>
-      </w:r>
-      <w:r>
-        <w:rPr>
-          <w:b/>
-          <w:bCs/>
-          <w:lang w:val="en-US"/>
-        </w:rPr>
-        <w:br/>
       </w:r>
     </w:p>
     <w:p>
@@ -13307,7 +17597,6 @@
         <w:rPr>
           <w:lang w:val="en-US"/>
         </w:rPr>
-        <w:lastRenderedPageBreak/>
         <w:t>Cảnh báo gần hết mức tạm ứng và thu bổ sung</w:t>
       </w:r>
     </w:p>
@@ -13467,6 +17756,7 @@
           <w:bCs/>
           <w:lang w:val="en-US"/>
         </w:rPr>
+        <w:lastRenderedPageBreak/>
         <w:t>Tiêu chí chấp nhận:</w:t>
       </w:r>
       <w:r>
@@ -13550,16 +17840,6 @@
     </w:p>
     <w:p>
       <w:pPr>
-        <w:ind w:left="360" w:firstLine="0"/>
-      </w:pPr>
-    </w:p>
-    <w:p>
-      <w:pPr>
-        <w:ind w:firstLine="0"/>
-      </w:pPr>
-    </w:p>
-    <w:p>
-      <w:pPr>
         <w:pStyle w:val="Heading4"/>
         <w:rPr>
           <w:lang w:val="en-US"/>
@@ -13569,7 +17849,6 @@
         <w:rPr>
           <w:lang w:val="en-US"/>
         </w:rPr>
-        <w:lastRenderedPageBreak/>
         <w:t>2</w:t>
       </w:r>
       <w:r>
@@ -13723,13 +18002,6 @@
     </w:p>
     <w:p>
       <w:pPr>
-        <w:rPr>
-          <w:lang w:val="en-US"/>
-        </w:rPr>
-      </w:pPr>
-    </w:p>
-    <w:p>
-      <w:pPr>
         <w:pStyle w:val="Heading4"/>
         <w:rPr>
           <w:lang w:val="en-US"/>
@@ -13739,6 +18011,7 @@
         <w:rPr>
           <w:lang w:val="en-US"/>
         </w:rPr>
+        <w:lastRenderedPageBreak/>
         <w:t>2</w:t>
       </w:r>
       <w:r>
@@ -13786,7 +18059,6 @@
         <w:rPr>
           <w:lang w:val="en-US"/>
         </w:rPr>
-        <w:lastRenderedPageBreak/>
         <w:br/>
       </w:r>
       <w:r>
@@ -13962,6 +18234,7 @@
         <w:pStyle w:val="Heading4"/>
       </w:pPr>
       <w:r>
+        <w:lastRenderedPageBreak/>
         <w:t>2.2.3.4. Ban quản trị</w:t>
       </w:r>
     </w:p>
@@ -14007,7 +18280,6 @@
           <w:bCs/>
           <w:lang w:val="en-US"/>
         </w:rPr>
-        <w:lastRenderedPageBreak/>
         <w:t>Tiêu chí chấp nhận:</w:t>
       </w:r>
       <w:r>
@@ -14176,6 +18448,7 @@
           <w:bCs/>
           <w:lang w:val="en-US"/>
         </w:rPr>
+        <w:lastRenderedPageBreak/>
         <w:t>Tiêu chí chấp nhận:</w:t>
       </w:r>
       <w:r>
@@ -14222,25 +18495,31 @@
           <w:bCs/>
           <w:lang w:val="en-US"/>
         </w:rPr>
+        <w:t>Tiêu chí chấp nhận:</w:t>
+      </w:r>
+      <w:r>
+        <w:rPr>
+          <w:lang w:val="en-US"/>
+        </w:rPr>
+        <w:t xml:space="preserve"> AI phân tích được các chỉ số: lượt khám tăng đột biến, thuốc trễ nhập, đơn thuốc bất thường; hiển thị gợi ý bằng báo cáo trực quan hoặc cảnh báo.</w:t>
+      </w:r>
+    </w:p>
+    <w:p/>
+    <w:p/>
+    <w:p/>
+    <w:p/>
+    <w:p/>
+    <w:p/>
+    <w:p>
+      <w:pPr>
+        <w:pStyle w:val="Heading3"/>
+      </w:pPr>
+      <w:bookmarkStart w:id="20" w:name="_Toc208858339"/>
+      <w:r>
         <w:lastRenderedPageBreak/>
-        <w:t>Tiêu chí chấp nhận:</w:t>
-      </w:r>
-      <w:r>
-        <w:rPr>
-          <w:lang w:val="en-US"/>
-        </w:rPr>
-        <w:t xml:space="preserve"> AI phân tích được các chỉ số: lượt khám tăng đột biến, thuốc trễ nhập, đơn thuốc bất thường; hiển thị gợi ý bằng báo cáo trực quan hoặc cảnh báo.</w:t>
-      </w:r>
-    </w:p>
-    <w:p>
-      <w:pPr>
-        <w:pStyle w:val="Heading3"/>
-      </w:pPr>
-      <w:bookmarkStart w:id="19" w:name="_Toc208312524"/>
-      <w:r>
         <w:t>2.2.4. Biểu đồ ca sử dụng</w:t>
       </w:r>
-      <w:bookmarkEnd w:id="19"/>
+      <w:bookmarkEnd w:id="20"/>
     </w:p>
     <w:p>
       <w:pPr>
@@ -14266,7 +18545,7 @@
                     <pic:cNvPicPr/>
                   </pic:nvPicPr>
                   <pic:blipFill rotWithShape="1">
-                    <a:blip r:embed="rId21">
+                    <a:blip r:embed="rId25">
                       <a:extLst>
                         <a:ext uri="{28A0092B-C50C-407E-A947-70E740481C1C}">
                           <a14:useLocalDpi xmlns:a14="http://schemas.microsoft.com/office/drawing/2010/main" val="0"/>
@@ -14343,7 +18622,7 @@
                     <pic:cNvPicPr/>
                   </pic:nvPicPr>
                   <pic:blipFill rotWithShape="1">
-                    <a:blip r:embed="rId22">
+                    <a:blip r:embed="rId26">
                       <a:extLst>
                         <a:ext uri="{28A0092B-C50C-407E-A947-70E740481C1C}">
                           <a14:useLocalDpi xmlns:a14="http://schemas.microsoft.com/office/drawing/2010/main" val="0"/>
@@ -14443,7 +18722,7 @@
                     <pic:cNvPicPr/>
                   </pic:nvPicPr>
                   <pic:blipFill rotWithShape="1">
-                    <a:blip r:embed="rId23">
+                    <a:blip r:embed="rId27">
                       <a:extLst>
                         <a:ext uri="{28A0092B-C50C-407E-A947-70E740481C1C}">
                           <a14:useLocalDpi xmlns:a14="http://schemas.microsoft.com/office/drawing/2010/main" val="0"/>
@@ -14523,7 +18802,7 @@
                     <pic:cNvPicPr/>
                   </pic:nvPicPr>
                   <pic:blipFill rotWithShape="1">
-                    <a:blip r:embed="rId24">
+                    <a:blip r:embed="rId28">
                       <a:extLst>
                         <a:ext uri="{28A0092B-C50C-407E-A947-70E740481C1C}">
                           <a14:useLocalDpi xmlns:a14="http://schemas.microsoft.com/office/drawing/2010/main" val="0"/>
@@ -14589,8 +18868,8 @@
         </w:rPr>
         <w:lastRenderedPageBreak/>
         <w:drawing>
-          <wp:inline distT="0" distB="0" distL="0" distR="0" wp14:anchorId="3BE6E708" wp14:editId="243A04C9">
-            <wp:extent cx="5972175" cy="3929063"/>
+          <wp:inline distT="0" distB="0" distL="0" distR="0" wp14:anchorId="3BE6E708" wp14:editId="2223E108">
+            <wp:extent cx="5971437" cy="3299003"/>
             <wp:effectExtent l="0" t="0" r="0" b="0"/>
             <wp:docPr id="614671742" name="Picture 6"/>
             <wp:cNvGraphicFramePr>
@@ -14604,14 +18883,14 @@
                     <pic:cNvPicPr/>
                   </pic:nvPicPr>
                   <pic:blipFill rotWithShape="1">
-                    <a:blip r:embed="rId25">
+                    <a:blip r:embed="rId29">
                       <a:extLst>
                         <a:ext uri="{28A0092B-C50C-407E-A947-70E740481C1C}">
                           <a14:useLocalDpi xmlns:a14="http://schemas.microsoft.com/office/drawing/2010/main" val="0"/>
                         </a:ext>
                       </a:extLst>
                     </a:blip>
-                    <a:srcRect t="-1" b="49162"/>
+                    <a:srcRect t="3406" b="53902"/>
                     <a:stretch>
                       <a:fillRect/>
                     </a:stretch>
@@ -14619,7 +18898,7 @@
                   <pic:spPr bwMode="auto">
                     <a:xfrm>
                       <a:off x="0" y="0"/>
-                      <a:ext cx="5972175" cy="3929063"/>
+                      <a:ext cx="5972175" cy="3299410"/>
                     </a:xfrm>
                     <a:prstGeom prst="rect">
                       <a:avLst/>
@@ -14669,11 +18948,10 @@
         <w:rPr>
           <w:noProof/>
         </w:rPr>
-        <w:lastRenderedPageBreak/>
         <w:drawing>
-          <wp:inline distT="0" distB="0" distL="0" distR="0" wp14:anchorId="60D6558E" wp14:editId="199D0DD1">
-            <wp:extent cx="5971813" cy="4087091"/>
-            <wp:effectExtent l="0" t="0" r="0" b="8890"/>
+          <wp:inline distT="0" distB="0" distL="0" distR="0" wp14:anchorId="60D6558E" wp14:editId="67985928">
+            <wp:extent cx="5970905" cy="3533241"/>
+            <wp:effectExtent l="0" t="0" r="0" b="0"/>
             <wp:docPr id="313032444" name="Picture 9"/>
             <wp:cNvGraphicFramePr>
               <a:graphicFrameLocks xmlns:a="http://schemas.openxmlformats.org/drawingml/2006/main" noChangeAspect="1"/>
@@ -14686,14 +18964,14 @@
                     <pic:cNvPicPr/>
                   </pic:nvPicPr>
                   <pic:blipFill rotWithShape="1">
-                    <a:blip r:embed="rId26">
+                    <a:blip r:embed="rId30">
                       <a:extLst>
                         <a:ext uri="{28A0092B-C50C-407E-A947-70E740481C1C}">
                           <a14:useLocalDpi xmlns:a14="http://schemas.microsoft.com/office/drawing/2010/main" val="0"/>
                         </a:ext>
                       </a:extLst>
                     </a:blip>
-                    <a:srcRect b="47114"/>
+                    <a:srcRect t="3408" b="47114"/>
                     <a:stretch>
                       <a:fillRect/>
                     </a:stretch>
@@ -14701,7 +18979,7 @@
                   <pic:spPr bwMode="auto">
                     <a:xfrm>
                       <a:off x="0" y="0"/>
-                      <a:ext cx="5972175" cy="4087339"/>
+                      <a:ext cx="5978625" cy="3537809"/>
                     </a:xfrm>
                     <a:prstGeom prst="rect">
                       <a:avLst/>
@@ -14747,6 +19025,7 @@
         <w:rPr>
           <w:noProof/>
         </w:rPr>
+        <w:lastRenderedPageBreak/>
         <w:drawing>
           <wp:inline distT="0" distB="0" distL="0" distR="0" wp14:anchorId="3927CD9D" wp14:editId="4707CCD6">
             <wp:extent cx="5972121" cy="3276600"/>
@@ -14763,7 +19042,7 @@
                     <pic:cNvPicPr/>
                   </pic:nvPicPr>
                   <pic:blipFill rotWithShape="1">
-                    <a:blip r:embed="rId27">
+                    <a:blip r:embed="rId31">
                       <a:extLst>
                         <a:ext uri="{28A0092B-C50C-407E-A947-70E740481C1C}">
                           <a14:useLocalDpi xmlns:a14="http://schemas.microsoft.com/office/drawing/2010/main" val="0"/>
@@ -14823,7 +19102,6 @@
         <w:rPr>
           <w:noProof/>
         </w:rPr>
-        <w:lastRenderedPageBreak/>
         <w:drawing>
           <wp:inline distT="0" distB="0" distL="0" distR="0" wp14:anchorId="114A0E8D" wp14:editId="611D04C6">
             <wp:extent cx="5972080" cy="3408218"/>
@@ -14840,7 +19118,7 @@
                     <pic:cNvPicPr/>
                   </pic:nvPicPr>
                   <pic:blipFill rotWithShape="1">
-                    <a:blip r:embed="rId28">
+                    <a:blip r:embed="rId32">
                       <a:extLst>
                         <a:ext uri="{28A0092B-C50C-407E-A947-70E740481C1C}">
                           <a14:useLocalDpi xmlns:a14="http://schemas.microsoft.com/office/drawing/2010/main" val="0"/>
@@ -14889,14 +19167,7 @@
           <w:i/>
           <w:iCs/>
         </w:rPr>
-        <w:t xml:space="preserve">Hình </w:t>
-      </w:r>
-      <w:r>
-        <w:rPr>
-          <w:i/>
-          <w:iCs/>
-        </w:rPr>
-        <w:t>2.23.Tính viện phí/BHYT</w:t>
+        <w:t>Hình 2.23.Tính viện phí/BHYT</w:t>
       </w:r>
     </w:p>
     <w:p>
@@ -14907,9 +19178,10 @@
         <w:rPr>
           <w:noProof/>
         </w:rPr>
+        <w:lastRenderedPageBreak/>
         <w:drawing>
-          <wp:inline distT="0" distB="0" distL="0" distR="0" wp14:anchorId="314CF9B2" wp14:editId="7113EC5D">
-            <wp:extent cx="5971892" cy="3868616"/>
+          <wp:inline distT="0" distB="0" distL="0" distR="0" wp14:anchorId="314CF9B2" wp14:editId="7644D0F0">
+            <wp:extent cx="5971540" cy="3679545"/>
             <wp:effectExtent l="0" t="0" r="0" b="0"/>
             <wp:docPr id="749581832" name="Picture 3"/>
             <wp:cNvGraphicFramePr>
@@ -14923,14 +19195,14 @@
                     <pic:cNvPicPr/>
                   </pic:nvPicPr>
                   <pic:blipFill rotWithShape="1">
-                    <a:blip r:embed="rId29">
+                    <a:blip r:embed="rId33">
                       <a:extLst>
                         <a:ext uri="{28A0092B-C50C-407E-A947-70E740481C1C}">
                           <a14:useLocalDpi xmlns:a14="http://schemas.microsoft.com/office/drawing/2010/main" val="0"/>
                         </a:ext>
                       </a:extLst>
                     </a:blip>
-                    <a:srcRect b="49941"/>
+                    <a:srcRect b="52385"/>
                     <a:stretch>
                       <a:fillRect/>
                     </a:stretch>
@@ -14938,7 +19210,7 @@
                   <pic:spPr bwMode="auto">
                     <a:xfrm>
                       <a:off x="0" y="0"/>
-                      <a:ext cx="5972175" cy="3868800"/>
+                      <a:ext cx="5972175" cy="3679936"/>
                     </a:xfrm>
                     <a:prstGeom prst="rect">
                       <a:avLst/>
@@ -14984,10 +19256,9 @@
         <w:rPr>
           <w:noProof/>
         </w:rPr>
-        <w:lastRenderedPageBreak/>
         <w:drawing>
-          <wp:inline distT="0" distB="0" distL="0" distR="0" wp14:anchorId="245FAFA9" wp14:editId="05E2B440">
-            <wp:extent cx="5972175" cy="3979984"/>
+          <wp:inline distT="0" distB="0" distL="0" distR="0" wp14:anchorId="245FAFA9" wp14:editId="14738B7D">
+            <wp:extent cx="5970905" cy="3599078"/>
             <wp:effectExtent l="0" t="0" r="0" b="1905"/>
             <wp:docPr id="884270979" name="Picture 4"/>
             <wp:cNvGraphicFramePr>
@@ -15001,14 +19272,14 @@
                     <pic:cNvPicPr/>
                   </pic:nvPicPr>
                   <pic:blipFill rotWithShape="1">
-                    <a:blip r:embed="rId30">
+                    <a:blip r:embed="rId34">
                       <a:extLst>
                         <a:ext uri="{28A0092B-C50C-407E-A947-70E740481C1C}">
                           <a14:useLocalDpi xmlns:a14="http://schemas.microsoft.com/office/drawing/2010/main" val="0"/>
                         </a:ext>
                       </a:extLst>
                     </a:blip>
-                    <a:srcRect b="48503"/>
+                    <a:srcRect b="51722"/>
                     <a:stretch>
                       <a:fillRect/>
                     </a:stretch>
@@ -15016,7 +19287,7 @@
                   <pic:spPr bwMode="auto">
                     <a:xfrm>
                       <a:off x="0" y="0"/>
-                      <a:ext cx="5972175" cy="3979984"/>
+                      <a:ext cx="5974519" cy="3601256"/>
                     </a:xfrm>
                     <a:prstGeom prst="rect">
                       <a:avLst/>
@@ -15058,6 +19329,7 @@
         <w:rPr>
           <w:noProof/>
         </w:rPr>
+        <w:lastRenderedPageBreak/>
         <w:drawing>
           <wp:inline distT="0" distB="0" distL="0" distR="0" wp14:anchorId="6529A429" wp14:editId="098B997B">
             <wp:extent cx="5867400" cy="3320415"/>
@@ -15074,7 +19346,7 @@
                     <pic:cNvPicPr/>
                   </pic:nvPicPr>
                   <pic:blipFill rotWithShape="1">
-                    <a:blip r:embed="rId31">
+                    <a:blip r:embed="rId35">
                       <a:extLst>
                         <a:ext uri="{28A0092B-C50C-407E-A947-70E740481C1C}">
                           <a14:useLocalDpi xmlns:a14="http://schemas.microsoft.com/office/drawing/2010/main" val="0"/>
@@ -15142,7 +19414,6 @@
           <w:iCs/>
           <w:noProof/>
         </w:rPr>
-        <w:lastRenderedPageBreak/>
         <w:drawing>
           <wp:inline distT="0" distB="0" distL="0" distR="0" wp14:anchorId="4B8BBC54" wp14:editId="4AC4C8A4">
             <wp:extent cx="5971118" cy="2369127"/>
@@ -15159,7 +19430,7 @@
                     <pic:cNvPicPr/>
                   </pic:nvPicPr>
                   <pic:blipFill rotWithShape="1">
-                    <a:blip r:embed="rId32">
+                    <a:blip r:embed="rId36">
                       <a:extLst>
                         <a:ext uri="{28A0092B-C50C-407E-A947-70E740481C1C}">
                           <a14:useLocalDpi xmlns:a14="http://schemas.microsoft.com/office/drawing/2010/main" val="0"/>
@@ -15215,17 +19486,21 @@
       <w:pPr>
         <w:pStyle w:val="Heading3"/>
       </w:pPr>
-      <w:bookmarkStart w:id="20" w:name="_Toc208312525"/>
-      <w:r>
+      <w:bookmarkStart w:id="21" w:name="_Toc208858340"/>
+      <w:r>
+        <w:lastRenderedPageBreak/>
         <w:t>2.2.5. Biểu đồ hành động</w:t>
       </w:r>
-      <w:bookmarkEnd w:id="20"/>
+      <w:bookmarkEnd w:id="21"/>
     </w:p>
     <w:p>
       <w:pPr>
         <w:ind w:firstLine="90"/>
       </w:pPr>
       <w:r>
+        <w:rPr>
+          <w:noProof/>
+        </w:rPr>
         <w:drawing>
           <wp:inline distT="0" distB="0" distL="0" distR="0" wp14:anchorId="08A79748" wp14:editId="3DAF6807">
             <wp:extent cx="5972175" cy="4141470"/>
@@ -15242,7 +19517,7 @@
                     <pic:cNvPicPr/>
                   </pic:nvPicPr>
                   <pic:blipFill>
-                    <a:blip r:embed="rId33"/>
+                    <a:blip r:embed="rId37"/>
                     <a:stretch>
                       <a:fillRect/>
                     </a:stretch>
@@ -15293,6 +19568,7 @@
         <w:rPr>
           <w:i/>
           <w:iCs/>
+          <w:noProof/>
         </w:rPr>
         <w:lastRenderedPageBreak/>
         <w:drawing>
@@ -15311,7 +19587,7 @@
                     <pic:cNvPicPr/>
                   </pic:nvPicPr>
                   <pic:blipFill rotWithShape="1">
-                    <a:blip r:embed="rId34"/>
+                    <a:blip r:embed="rId38"/>
                     <a:srcRect t="3283" b="35173"/>
                     <a:stretch>
                       <a:fillRect/>
@@ -15371,6 +19647,7 @@
         <w:rPr>
           <w:i/>
           <w:iCs/>
+          <w:noProof/>
         </w:rPr>
         <w:lastRenderedPageBreak/>
         <w:drawing>
@@ -15389,7 +19666,7 @@
                     <pic:cNvPicPr/>
                   </pic:nvPicPr>
                   <pic:blipFill rotWithShape="1">
-                    <a:blip r:embed="rId35"/>
+                    <a:blip r:embed="rId39"/>
                     <a:srcRect b="15642"/>
                     <a:stretch>
                       <a:fillRect/>
@@ -15449,6 +19726,7 @@
         <w:rPr>
           <w:i/>
           <w:iCs/>
+          <w:noProof/>
         </w:rPr>
         <w:lastRenderedPageBreak/>
         <w:drawing>
@@ -15467,7 +19745,7 @@
                     <pic:cNvPicPr/>
                   </pic:nvPicPr>
                   <pic:blipFill rotWithShape="1">
-                    <a:blip r:embed="rId36"/>
+                    <a:blip r:embed="rId40"/>
                     <a:srcRect b="41983"/>
                     <a:stretch>
                       <a:fillRect/>
@@ -15515,7 +19793,7 @@
       </w:r>
     </w:p>
     <w:sectPr>
-      <w:headerReference w:type="default" r:id="rId37"/>
+      <w:headerReference w:type="default" r:id="rId41"/>
       <w:pgSz w:w="12240" w:h="15840"/>
       <w:pgMar w:top="1134" w:right="1134" w:bottom="1134" w:left="1701" w:header="720" w:footer="720" w:gutter="0"/>
       <w:pgNumType w:start="1"/>
@@ -21055,6 +25333,7 @@
       <w:numPr>
         <w:ilvl w:val="1"/>
       </w:numPr>
+      <w:ind w:firstLine="720"/>
     </w:pPr>
     <w:rPr>
       <w:rFonts w:asciiTheme="minorHAnsi" w:eastAsiaTheme="majorEastAsia" w:hAnsiTheme="minorHAnsi" w:cstheme="majorBidi"/>
@@ -21365,6 +25644,63 @@
       <w:u w:val="single"/>
     </w:rPr>
   </w:style>
+  <w:style w:type="table" w:styleId="GridTable1Light-Accent6">
+    <w:name w:val="Grid Table 1 Light Accent 6"/>
+    <w:basedOn w:val="TableNormal"/>
+    <w:uiPriority w:val="46"/>
+    <w:rsid w:val="00240006"/>
+    <w:pPr>
+      <w:spacing w:after="0" w:line="240" w:lineRule="auto"/>
+    </w:pPr>
+    <w:tblPr>
+      <w:tblStyleRowBandSize w:val="1"/>
+      <w:tblStyleColBandSize w:val="1"/>
+      <w:tblBorders>
+        <w:top w:val="single" w:sz="4" w:space="0" w:color="C5E0B3" w:themeColor="accent6" w:themeTint="66"/>
+        <w:left w:val="single" w:sz="4" w:space="0" w:color="C5E0B3" w:themeColor="accent6" w:themeTint="66"/>
+        <w:bottom w:val="single" w:sz="4" w:space="0" w:color="C5E0B3" w:themeColor="accent6" w:themeTint="66"/>
+        <w:right w:val="single" w:sz="4" w:space="0" w:color="C5E0B3" w:themeColor="accent6" w:themeTint="66"/>
+        <w:insideH w:val="single" w:sz="4" w:space="0" w:color="C5E0B3" w:themeColor="accent6" w:themeTint="66"/>
+        <w:insideV w:val="single" w:sz="4" w:space="0" w:color="C5E0B3" w:themeColor="accent6" w:themeTint="66"/>
+      </w:tblBorders>
+    </w:tblPr>
+    <w:tblStylePr w:type="firstRow">
+      <w:rPr>
+        <w:b/>
+        <w:bCs/>
+      </w:rPr>
+      <w:tblPr/>
+      <w:tcPr>
+        <w:tcBorders>
+          <w:bottom w:val="single" w:sz="12" w:space="0" w:color="A8D08D" w:themeColor="accent6" w:themeTint="99"/>
+        </w:tcBorders>
+      </w:tcPr>
+    </w:tblStylePr>
+    <w:tblStylePr w:type="lastRow">
+      <w:rPr>
+        <w:b/>
+        <w:bCs/>
+      </w:rPr>
+      <w:tblPr/>
+      <w:tcPr>
+        <w:tcBorders>
+          <w:top w:val="double" w:sz="2" w:space="0" w:color="A8D08D" w:themeColor="accent6" w:themeTint="99"/>
+        </w:tcBorders>
+      </w:tcPr>
+    </w:tblStylePr>
+    <w:tblStylePr w:type="firstCol">
+      <w:rPr>
+        <w:b/>
+        <w:bCs/>
+      </w:rPr>
+    </w:tblStylePr>
+    <w:tblStylePr w:type="lastCol">
+      <w:rPr>
+        <w:b/>
+        <w:bCs/>
+      </w:rPr>
+    </w:tblStylePr>
+  </w:style>
 </w:styles>
 </file>
 
